--- a/Отчет по практике Леонов М.М. УБВТ2403.docx
+++ b/Отчет по практике Леонов М.М. УБВТ2403.docx
@@ -286,8 +286,16 @@
           <w:bCs/>
         </w:rPr>
       </w:pPr>
-      <w:r>
-        <w:t>Студент группы</w:t>
+      <w:proofErr w:type="spellStart"/>
+      <w:r>
+        <w:t>ё</w:t>
+      </w:r>
+      <w:r>
+        <w:t>дент</w:t>
+      </w:r>
+      <w:proofErr w:type="spellEnd"/>
+      <w:r>
+        <w:t xml:space="preserve"> группы</w:t>
       </w:r>
       <w:r>
         <w:rPr>
@@ -496,7 +504,7 @@
           <w:r>
             <w:fldChar w:fldCharType="separate"/>
           </w:r>
-          <w:hyperlink w:anchor="_Toc234183371" w:history="1">
+          <w:hyperlink w:anchor="_Toc234189278" w:history="1">
             <w:r>
               <w:rPr>
                 <w:rStyle w:val="a4"/>
@@ -524,7 +532,7 @@
                 <w:noProof/>
                 <w:webHidden/>
               </w:rPr>
-              <w:instrText xml:space="preserve"> PAGEREF _Toc234183371 \h </w:instrText>
+              <w:instrText xml:space="preserve"> PAGEREF _Toc234189278 \h </w:instrText>
             </w:r>
             <w:r>
               <w:rPr>
@@ -568,7 +576,7 @@
               <w:szCs w:val="22"/>
             </w:rPr>
           </w:pPr>
-          <w:hyperlink w:anchor="_Toc234183372" w:history="1">
+          <w:hyperlink w:anchor="_Toc234189279" w:history="1">
             <w:r>
               <w:rPr>
                 <w:rStyle w:val="a4"/>
@@ -596,7 +604,7 @@
                 <w:noProof/>
                 <w:webHidden/>
               </w:rPr>
-              <w:instrText xml:space="preserve"> PAGEREF _Toc234183372 \h </w:instrText>
+              <w:instrText xml:space="preserve"> PAGEREF _Toc234189279 \h </w:instrText>
             </w:r>
             <w:r>
               <w:rPr>
@@ -640,7 +648,7 @@
               <w:szCs w:val="22"/>
             </w:rPr>
           </w:pPr>
-          <w:hyperlink w:anchor="_Toc234183373" w:history="1">
+          <w:hyperlink w:anchor="_Toc234189280" w:history="1">
             <w:r>
               <w:rPr>
                 <w:rStyle w:val="a4"/>
@@ -668,7 +676,7 @@
                 <w:noProof/>
                 <w:webHidden/>
               </w:rPr>
-              <w:instrText xml:space="preserve"> PAGEREF _Toc234183373 \h </w:instrText>
+              <w:instrText xml:space="preserve"> PAGEREF _Toc234189280 \h </w:instrText>
             </w:r>
             <w:r>
               <w:rPr>
@@ -712,7 +720,7 @@
               <w:szCs w:val="22"/>
             </w:rPr>
           </w:pPr>
-          <w:hyperlink w:anchor="_Toc234183374" w:history="1">
+          <w:hyperlink w:anchor="_Toc234189281" w:history="1">
             <w:r>
               <w:rPr>
                 <w:rStyle w:val="a4"/>
@@ -740,7 +748,7 @@
                 <w:noProof/>
                 <w:webHidden/>
               </w:rPr>
-              <w:instrText xml:space="preserve"> PAGEREF _Toc234183374 \h </w:instrText>
+              <w:instrText xml:space="preserve"> PAGEREF _Toc234189281 \h </w:instrText>
             </w:r>
             <w:r>
               <w:rPr>
@@ -784,7 +792,7 @@
               <w:szCs w:val="22"/>
             </w:rPr>
           </w:pPr>
-          <w:hyperlink w:anchor="_Toc234183375" w:history="1">
+          <w:hyperlink w:anchor="_Toc234189282" w:history="1">
             <w:r>
               <w:rPr>
                 <w:rStyle w:val="a4"/>
@@ -812,7 +820,7 @@
                 <w:noProof/>
                 <w:webHidden/>
               </w:rPr>
-              <w:instrText xml:space="preserve"> PAGEREF _Toc234183375 \h </w:instrText>
+              <w:instrText xml:space="preserve"> PAGEREF _Toc234189282 \h </w:instrText>
             </w:r>
             <w:r>
               <w:rPr>
@@ -856,14 +864,14 @@
               <w:szCs w:val="22"/>
             </w:rPr>
           </w:pPr>
-          <w:hyperlink w:anchor="_Toc234183376" w:history="1">
+          <w:hyperlink w:anchor="_Toc234189283" w:history="1">
             <w:r>
               <w:rPr>
                 <w:rStyle w:val="a4"/>
                 <w:rFonts w:eastAsiaTheme="minorEastAsia"/>
                 <w:noProof/>
               </w:rPr>
-              <w:t>Постановка задач практической разработки</w:t>
+              <w:t>Конкретное содержание работы, выполняемых во время практики</w:t>
             </w:r>
             <w:r>
               <w:rPr>
@@ -884,7 +892,7 @@
                 <w:noProof/>
                 <w:webHidden/>
               </w:rPr>
-              <w:instrText xml:space="preserve"> PAGEREF _Toc234183376 \h </w:instrText>
+              <w:instrText xml:space="preserve"> PAGEREF _Toc234189283 \h </w:instrText>
             </w:r>
             <w:r>
               <w:rPr>
@@ -928,14 +936,14 @@
               <w:szCs w:val="22"/>
             </w:rPr>
           </w:pPr>
-          <w:hyperlink w:anchor="_Toc234183377" w:history="1">
+          <w:hyperlink w:anchor="_Toc234189284" w:history="1">
             <w:r>
               <w:rPr>
                 <w:rStyle w:val="a4"/>
                 <w:rFonts w:eastAsiaTheme="minorEastAsia"/>
                 <w:noProof/>
               </w:rPr>
-              <w:t>Конкретное содержание работы, выполняемых во время практики</w:t>
+              <w:t>Описание мероприятий разработанные мной по улучшению производственной деятельности, повышению уровня информатизации</w:t>
             </w:r>
             <w:r>
               <w:rPr>
@@ -956,7 +964,7 @@
                 <w:noProof/>
                 <w:webHidden/>
               </w:rPr>
-              <w:instrText xml:space="preserve"> PAGEREF _Toc234183377 \h </w:instrText>
+              <w:instrText xml:space="preserve"> PAGEREF _Toc234189284 \h </w:instrText>
             </w:r>
             <w:r>
               <w:rPr>
@@ -977,6 +985,78 @@
                 <w:webHidden/>
               </w:rPr>
               <w:t>4</w:t>
+            </w:r>
+            <w:r>
+              <w:rPr>
+                <w:noProof/>
+                <w:webHidden/>
+              </w:rPr>
+              <w:fldChar w:fldCharType="end"/>
+            </w:r>
+          </w:hyperlink>
+        </w:p>
+        <w:p>
+          <w:pPr>
+            <w:pStyle w:val="11"/>
+            <w:tabs>
+              <w:tab w:val="right" w:leader="dot" w:pos="9345"/>
+            </w:tabs>
+            <w:rPr>
+              <w:rFonts w:asciiTheme="minorHAnsi" w:eastAsiaTheme="minorEastAsia" w:hAnsiTheme="minorHAnsi" w:cstheme="minorBidi"/>
+              <w:noProof/>
+              <w:sz w:val="22"/>
+              <w:szCs w:val="22"/>
+            </w:rPr>
+          </w:pPr>
+          <w:hyperlink w:anchor="_Toc234189285" w:history="1">
+            <w:r>
+              <w:rPr>
+                <w:rStyle w:val="a4"/>
+                <w:rFonts w:eastAsiaTheme="minorEastAsia"/>
+                <w:noProof/>
+              </w:rPr>
+              <w:t>Раздел 3</w:t>
+            </w:r>
+            <w:r>
+              <w:rPr>
+                <w:noProof/>
+                <w:webHidden/>
+              </w:rPr>
+              <w:tab/>
+            </w:r>
+            <w:r>
+              <w:rPr>
+                <w:noProof/>
+                <w:webHidden/>
+              </w:rPr>
+              <w:fldChar w:fldCharType="begin"/>
+            </w:r>
+            <w:r>
+              <w:rPr>
+                <w:noProof/>
+                <w:webHidden/>
+              </w:rPr>
+              <w:instrText xml:space="preserve"> PAGEREF _Toc234189285 \h </w:instrText>
+            </w:r>
+            <w:r>
+              <w:rPr>
+                <w:noProof/>
+                <w:webHidden/>
+              </w:rPr>
+            </w:r>
+            <w:r>
+              <w:rPr>
+                <w:noProof/>
+                <w:webHidden/>
+              </w:rPr>
+              <w:fldChar w:fldCharType="separate"/>
+            </w:r>
+            <w:r>
+              <w:rPr>
+                <w:noProof/>
+                <w:webHidden/>
+              </w:rPr>
+              <w:t>6</w:t>
             </w:r>
             <w:r>
               <w:rPr>
@@ -1000,14 +1080,14 @@
               <w:szCs w:val="22"/>
             </w:rPr>
           </w:pPr>
-          <w:hyperlink w:anchor="_Toc234183378" w:history="1">
+          <w:hyperlink w:anchor="_Toc234189286" w:history="1">
             <w:r>
               <w:rPr>
                 <w:rStyle w:val="a4"/>
                 <w:rFonts w:eastAsiaTheme="minorEastAsia"/>
                 <w:noProof/>
               </w:rPr>
-              <w:t>Описание мероприятий разработанные студентом по улучшению производственной деятельности, повышению уровня информатизации….</w:t>
+              <w:t>Описание результатов практической деятельности, поставленные задачи, содержание и результаты научно-исследовательской работы согласно индивидуальному заданию</w:t>
             </w:r>
             <w:r>
               <w:rPr>
@@ -1028,7 +1108,7 @@
                 <w:noProof/>
                 <w:webHidden/>
               </w:rPr>
-              <w:instrText xml:space="preserve"> PAGEREF _Toc234183378 \h </w:instrText>
+              <w:instrText xml:space="preserve"> PAGEREF _Toc234189286 \h </w:instrText>
             </w:r>
             <w:r>
               <w:rPr>
@@ -1048,7 +1128,439 @@
                 <w:noProof/>
                 <w:webHidden/>
               </w:rPr>
-              <w:t>4</w:t>
+              <w:t>6</w:t>
+            </w:r>
+            <w:r>
+              <w:rPr>
+                <w:noProof/>
+                <w:webHidden/>
+              </w:rPr>
+              <w:fldChar w:fldCharType="end"/>
+            </w:r>
+          </w:hyperlink>
+        </w:p>
+        <w:p>
+          <w:pPr>
+            <w:pStyle w:val="31"/>
+            <w:tabs>
+              <w:tab w:val="right" w:leader="dot" w:pos="9345"/>
+            </w:tabs>
+            <w:rPr>
+              <w:rFonts w:asciiTheme="minorHAnsi" w:eastAsiaTheme="minorEastAsia" w:hAnsiTheme="minorHAnsi" w:cstheme="minorBidi"/>
+              <w:noProof/>
+              <w:sz w:val="22"/>
+              <w:szCs w:val="22"/>
+            </w:rPr>
+          </w:pPr>
+          <w:hyperlink w:anchor="_Toc234189287" w:history="1">
+            <w:r>
+              <w:rPr>
+                <w:rStyle w:val="a4"/>
+                <w:rFonts w:eastAsiaTheme="minorEastAsia"/>
+                <w:noProof/>
+              </w:rPr>
+              <w:t>3.1. Выбор модели и её архитектура</w:t>
+            </w:r>
+            <w:r>
+              <w:rPr>
+                <w:noProof/>
+                <w:webHidden/>
+              </w:rPr>
+              <w:tab/>
+            </w:r>
+            <w:r>
+              <w:rPr>
+                <w:noProof/>
+                <w:webHidden/>
+              </w:rPr>
+              <w:fldChar w:fldCharType="begin"/>
+            </w:r>
+            <w:r>
+              <w:rPr>
+                <w:noProof/>
+                <w:webHidden/>
+              </w:rPr>
+              <w:instrText xml:space="preserve"> PAGEREF _Toc234189287 \h </w:instrText>
+            </w:r>
+            <w:r>
+              <w:rPr>
+                <w:noProof/>
+                <w:webHidden/>
+              </w:rPr>
+            </w:r>
+            <w:r>
+              <w:rPr>
+                <w:noProof/>
+                <w:webHidden/>
+              </w:rPr>
+              <w:fldChar w:fldCharType="separate"/>
+            </w:r>
+            <w:r>
+              <w:rPr>
+                <w:noProof/>
+                <w:webHidden/>
+              </w:rPr>
+              <w:t>6</w:t>
+            </w:r>
+            <w:r>
+              <w:rPr>
+                <w:noProof/>
+                <w:webHidden/>
+              </w:rPr>
+              <w:fldChar w:fldCharType="end"/>
+            </w:r>
+          </w:hyperlink>
+        </w:p>
+        <w:p>
+          <w:pPr>
+            <w:pStyle w:val="31"/>
+            <w:tabs>
+              <w:tab w:val="right" w:leader="dot" w:pos="9345"/>
+            </w:tabs>
+            <w:rPr>
+              <w:rFonts w:asciiTheme="minorHAnsi" w:eastAsiaTheme="minorEastAsia" w:hAnsiTheme="minorHAnsi" w:cstheme="minorBidi"/>
+              <w:noProof/>
+              <w:sz w:val="22"/>
+              <w:szCs w:val="22"/>
+            </w:rPr>
+          </w:pPr>
+          <w:hyperlink w:anchor="_Toc234189288" w:history="1">
+            <w:r>
+              <w:rPr>
+                <w:rStyle w:val="a4"/>
+                <w:rFonts w:eastAsiaTheme="minorEastAsia"/>
+                <w:noProof/>
+              </w:rPr>
+              <w:t>3.2. Архитектура разработанного приложения</w:t>
+            </w:r>
+            <w:r>
+              <w:rPr>
+                <w:noProof/>
+                <w:webHidden/>
+              </w:rPr>
+              <w:tab/>
+            </w:r>
+            <w:r>
+              <w:rPr>
+                <w:noProof/>
+                <w:webHidden/>
+              </w:rPr>
+              <w:fldChar w:fldCharType="begin"/>
+            </w:r>
+            <w:r>
+              <w:rPr>
+                <w:noProof/>
+                <w:webHidden/>
+              </w:rPr>
+              <w:instrText xml:space="preserve"> PAGEREF _Toc234189288 \h </w:instrText>
+            </w:r>
+            <w:r>
+              <w:rPr>
+                <w:noProof/>
+                <w:webHidden/>
+              </w:rPr>
+            </w:r>
+            <w:r>
+              <w:rPr>
+                <w:noProof/>
+                <w:webHidden/>
+              </w:rPr>
+              <w:fldChar w:fldCharType="separate"/>
+            </w:r>
+            <w:r>
+              <w:rPr>
+                <w:noProof/>
+                <w:webHidden/>
+              </w:rPr>
+              <w:t>6</w:t>
+            </w:r>
+            <w:r>
+              <w:rPr>
+                <w:noProof/>
+                <w:webHidden/>
+              </w:rPr>
+              <w:fldChar w:fldCharType="end"/>
+            </w:r>
+          </w:hyperlink>
+        </w:p>
+        <w:p>
+          <w:pPr>
+            <w:pStyle w:val="31"/>
+            <w:tabs>
+              <w:tab w:val="right" w:leader="dot" w:pos="9345"/>
+            </w:tabs>
+            <w:rPr>
+              <w:rFonts w:asciiTheme="minorHAnsi" w:eastAsiaTheme="minorEastAsia" w:hAnsiTheme="minorHAnsi" w:cstheme="minorBidi"/>
+              <w:noProof/>
+              <w:sz w:val="22"/>
+              <w:szCs w:val="22"/>
+            </w:rPr>
+          </w:pPr>
+          <w:hyperlink w:anchor="_Toc234189289" w:history="1">
+            <w:r>
+              <w:rPr>
+                <w:rStyle w:val="a4"/>
+                <w:rFonts w:eastAsiaTheme="minorEastAsia"/>
+                <w:noProof/>
+              </w:rPr>
+              <w:t>3.3. Алгоритм обработки изображения</w:t>
+            </w:r>
+            <w:r>
+              <w:rPr>
+                <w:noProof/>
+                <w:webHidden/>
+              </w:rPr>
+              <w:tab/>
+            </w:r>
+            <w:r>
+              <w:rPr>
+                <w:noProof/>
+                <w:webHidden/>
+              </w:rPr>
+              <w:fldChar w:fldCharType="begin"/>
+            </w:r>
+            <w:r>
+              <w:rPr>
+                <w:noProof/>
+                <w:webHidden/>
+              </w:rPr>
+              <w:instrText xml:space="preserve"> PAGEREF _Toc234189289 \h </w:instrText>
+            </w:r>
+            <w:r>
+              <w:rPr>
+                <w:noProof/>
+                <w:webHidden/>
+              </w:rPr>
+            </w:r>
+            <w:r>
+              <w:rPr>
+                <w:noProof/>
+                <w:webHidden/>
+              </w:rPr>
+              <w:fldChar w:fldCharType="separate"/>
+            </w:r>
+            <w:r>
+              <w:rPr>
+                <w:noProof/>
+                <w:webHidden/>
+              </w:rPr>
+              <w:t>7</w:t>
+            </w:r>
+            <w:r>
+              <w:rPr>
+                <w:noProof/>
+                <w:webHidden/>
+              </w:rPr>
+              <w:fldChar w:fldCharType="end"/>
+            </w:r>
+          </w:hyperlink>
+        </w:p>
+        <w:p>
+          <w:pPr>
+            <w:pStyle w:val="31"/>
+            <w:tabs>
+              <w:tab w:val="right" w:leader="dot" w:pos="9345"/>
+            </w:tabs>
+            <w:rPr>
+              <w:rFonts w:asciiTheme="minorHAnsi" w:eastAsiaTheme="minorEastAsia" w:hAnsiTheme="minorHAnsi" w:cstheme="minorBidi"/>
+              <w:noProof/>
+              <w:sz w:val="22"/>
+              <w:szCs w:val="22"/>
+            </w:rPr>
+          </w:pPr>
+          <w:hyperlink w:anchor="_Toc234189290" w:history="1">
+            <w:r>
+              <w:rPr>
+                <w:rStyle w:val="a4"/>
+                <w:rFonts w:eastAsiaTheme="minorEastAsia"/>
+                <w:noProof/>
+              </w:rPr>
+              <w:t>3.4. Функционал веб-интерфейса</w:t>
+            </w:r>
+            <w:r>
+              <w:rPr>
+                <w:noProof/>
+                <w:webHidden/>
+              </w:rPr>
+              <w:tab/>
+            </w:r>
+            <w:r>
+              <w:rPr>
+                <w:noProof/>
+                <w:webHidden/>
+              </w:rPr>
+              <w:fldChar w:fldCharType="begin"/>
+            </w:r>
+            <w:r>
+              <w:rPr>
+                <w:noProof/>
+                <w:webHidden/>
+              </w:rPr>
+              <w:instrText xml:space="preserve"> PAGEREF _Toc234189290 \h </w:instrText>
+            </w:r>
+            <w:r>
+              <w:rPr>
+                <w:noProof/>
+                <w:webHidden/>
+              </w:rPr>
+            </w:r>
+            <w:r>
+              <w:rPr>
+                <w:noProof/>
+                <w:webHidden/>
+              </w:rPr>
+              <w:fldChar w:fldCharType="separate"/>
+            </w:r>
+            <w:r>
+              <w:rPr>
+                <w:noProof/>
+                <w:webHidden/>
+              </w:rPr>
+              <w:t>7</w:t>
+            </w:r>
+            <w:r>
+              <w:rPr>
+                <w:noProof/>
+                <w:webHidden/>
+              </w:rPr>
+              <w:fldChar w:fldCharType="end"/>
+            </w:r>
+          </w:hyperlink>
+        </w:p>
+        <w:p>
+          <w:pPr>
+            <w:pStyle w:val="31"/>
+            <w:tabs>
+              <w:tab w:val="right" w:leader="dot" w:pos="9345"/>
+            </w:tabs>
+            <w:rPr>
+              <w:rFonts w:asciiTheme="minorHAnsi" w:eastAsiaTheme="minorEastAsia" w:hAnsiTheme="minorHAnsi" w:cstheme="minorBidi"/>
+              <w:noProof/>
+              <w:sz w:val="22"/>
+              <w:szCs w:val="22"/>
+            </w:rPr>
+          </w:pPr>
+          <w:hyperlink w:anchor="_Toc234189291" w:history="1">
+            <w:r>
+              <w:rPr>
+                <w:rStyle w:val="a4"/>
+                <w:rFonts w:eastAsiaTheme="minorEastAsia"/>
+                <w:noProof/>
+              </w:rPr>
+              <w:t>3.5. Результаты тестирования</w:t>
+            </w:r>
+            <w:r>
+              <w:rPr>
+                <w:noProof/>
+                <w:webHidden/>
+              </w:rPr>
+              <w:tab/>
+            </w:r>
+            <w:r>
+              <w:rPr>
+                <w:noProof/>
+                <w:webHidden/>
+              </w:rPr>
+              <w:fldChar w:fldCharType="begin"/>
+            </w:r>
+            <w:r>
+              <w:rPr>
+                <w:noProof/>
+                <w:webHidden/>
+              </w:rPr>
+              <w:instrText xml:space="preserve"> PAGEREF _Toc234189291 \h </w:instrText>
+            </w:r>
+            <w:r>
+              <w:rPr>
+                <w:noProof/>
+                <w:webHidden/>
+              </w:rPr>
+            </w:r>
+            <w:r>
+              <w:rPr>
+                <w:noProof/>
+                <w:webHidden/>
+              </w:rPr>
+              <w:fldChar w:fldCharType="separate"/>
+            </w:r>
+            <w:r>
+              <w:rPr>
+                <w:noProof/>
+                <w:webHidden/>
+              </w:rPr>
+              <w:t>8</w:t>
+            </w:r>
+            <w:r>
+              <w:rPr>
+                <w:noProof/>
+                <w:webHidden/>
+              </w:rPr>
+              <w:fldChar w:fldCharType="end"/>
+            </w:r>
+          </w:hyperlink>
+        </w:p>
+        <w:p>
+          <w:pPr>
+            <w:pStyle w:val="31"/>
+            <w:tabs>
+              <w:tab w:val="right" w:leader="dot" w:pos="9345"/>
+            </w:tabs>
+            <w:rPr>
+              <w:rFonts w:asciiTheme="minorHAnsi" w:eastAsiaTheme="minorEastAsia" w:hAnsiTheme="minorHAnsi" w:cstheme="minorBidi"/>
+              <w:noProof/>
+              <w:sz w:val="22"/>
+              <w:szCs w:val="22"/>
+            </w:rPr>
+          </w:pPr>
+          <w:hyperlink w:anchor="_Toc234189292" w:history="1">
+            <w:r>
+              <w:rPr>
+                <w:rStyle w:val="a4"/>
+                <w:rFonts w:eastAsiaTheme="minorEastAsia"/>
+                <w:noProof/>
+              </w:rPr>
+              <w:t>3.6. Исходный код</w:t>
+            </w:r>
+            <w:r>
+              <w:rPr>
+                <w:noProof/>
+                <w:webHidden/>
+              </w:rPr>
+              <w:tab/>
+            </w:r>
+            <w:r>
+              <w:rPr>
+                <w:noProof/>
+                <w:webHidden/>
+              </w:rPr>
+              <w:fldChar w:fldCharType="begin"/>
+            </w:r>
+            <w:r>
+              <w:rPr>
+                <w:noProof/>
+                <w:webHidden/>
+              </w:rPr>
+              <w:instrText xml:space="preserve"> PAGEREF _Toc234189292 \h </w:instrText>
+            </w:r>
+            <w:r>
+              <w:rPr>
+                <w:noProof/>
+                <w:webHidden/>
+              </w:rPr>
+            </w:r>
+            <w:r>
+              <w:rPr>
+                <w:noProof/>
+                <w:webHidden/>
+              </w:rPr>
+              <w:fldChar w:fldCharType="separate"/>
+            </w:r>
+            <w:r>
+              <w:rPr>
+                <w:noProof/>
+                <w:webHidden/>
+              </w:rPr>
+              <w:t>8</w:t>
             </w:r>
             <w:r>
               <w:rPr>
@@ -1072,14 +1584,14 @@
               <w:szCs w:val="22"/>
             </w:rPr>
           </w:pPr>
-          <w:hyperlink w:anchor="_Toc234183379" w:history="1">
+          <w:hyperlink w:anchor="_Toc234189293" w:history="1">
             <w:r>
               <w:rPr>
                 <w:rStyle w:val="a4"/>
                 <w:rFonts w:eastAsiaTheme="minorEastAsia"/>
                 <w:noProof/>
               </w:rPr>
-              <w:t>Раздел 3</w:t>
+              <w:t>Заключение</w:t>
             </w:r>
             <w:r>
               <w:rPr>
@@ -1100,7 +1612,7 @@
                 <w:noProof/>
                 <w:webHidden/>
               </w:rPr>
-              <w:instrText xml:space="preserve"> PAGEREF _Toc234183379 \h </w:instrText>
+              <w:instrText xml:space="preserve"> PAGEREF _Toc234189293 \h </w:instrText>
             </w:r>
             <w:r>
               <w:rPr>
@@ -1120,7 +1632,7 @@
                 <w:noProof/>
                 <w:webHidden/>
               </w:rPr>
-              <w:t>5</w:t>
+              <w:t>9</w:t>
             </w:r>
             <w:r>
               <w:rPr>
@@ -1144,14 +1656,14 @@
               <w:szCs w:val="22"/>
             </w:rPr>
           </w:pPr>
-          <w:hyperlink w:anchor="_Toc234183380" w:history="1">
+          <w:hyperlink w:anchor="_Toc234189294" w:history="1">
             <w:r>
               <w:rPr>
                 <w:rStyle w:val="a4"/>
                 <w:rFonts w:eastAsiaTheme="minorEastAsia"/>
                 <w:noProof/>
               </w:rPr>
-              <w:t>Описание результатов практической деятельности, поставленные задачи, содержание и результаты научно-исследовательской работы студента согласно индивидуальному заданию</w:t>
+              <w:t>Отчет в сжатой форме, основные выводы, конкретные предложения</w:t>
             </w:r>
             <w:r>
               <w:rPr>
@@ -1172,7 +1684,7 @@
                 <w:noProof/>
                 <w:webHidden/>
               </w:rPr>
-              <w:instrText xml:space="preserve"> PAGEREF _Toc234183380 \h </w:instrText>
+              <w:instrText xml:space="preserve"> PAGEREF _Toc234189294 \h </w:instrText>
             </w:r>
             <w:r>
               <w:rPr>
@@ -1192,7 +1704,7 @@
                 <w:noProof/>
                 <w:webHidden/>
               </w:rPr>
-              <w:t>5</w:t>
+              <w:t>9</w:t>
             </w:r>
             <w:r>
               <w:rPr>
@@ -1216,14 +1728,14 @@
               <w:szCs w:val="22"/>
             </w:rPr>
           </w:pPr>
-          <w:hyperlink w:anchor="_Toc234183381" w:history="1">
+          <w:hyperlink w:anchor="_Toc234189295" w:history="1">
             <w:r>
               <w:rPr>
                 <w:rStyle w:val="a4"/>
                 <w:rFonts w:eastAsiaTheme="minorEastAsia"/>
                 <w:noProof/>
               </w:rPr>
-              <w:t>Заключение</w:t>
+              <w:t>Список использованных источников</w:t>
             </w:r>
             <w:r>
               <w:rPr>
@@ -1244,7 +1756,7 @@
                 <w:noProof/>
                 <w:webHidden/>
               </w:rPr>
-              <w:instrText xml:space="preserve"> PAGEREF _Toc234183381 \h </w:instrText>
+              <w:instrText xml:space="preserve"> PAGEREF _Toc234189295 \h </w:instrText>
             </w:r>
             <w:r>
               <w:rPr>
@@ -1264,79 +1776,7 @@
                 <w:noProof/>
                 <w:webHidden/>
               </w:rPr>
-              <w:t>6</w:t>
-            </w:r>
-            <w:r>
-              <w:rPr>
-                <w:noProof/>
-                <w:webHidden/>
-              </w:rPr>
-              <w:fldChar w:fldCharType="end"/>
-            </w:r>
-          </w:hyperlink>
-        </w:p>
-        <w:p>
-          <w:pPr>
-            <w:pStyle w:val="21"/>
-            <w:tabs>
-              <w:tab w:val="right" w:leader="dot" w:pos="9345"/>
-            </w:tabs>
-            <w:rPr>
-              <w:rFonts w:asciiTheme="minorHAnsi" w:eastAsiaTheme="minorEastAsia" w:hAnsiTheme="minorHAnsi" w:cstheme="minorBidi"/>
-              <w:noProof/>
-              <w:sz w:val="22"/>
-              <w:szCs w:val="22"/>
-            </w:rPr>
-          </w:pPr>
-          <w:hyperlink w:anchor="_Toc234183382" w:history="1">
-            <w:r>
-              <w:rPr>
-                <w:rStyle w:val="a4"/>
-                <w:rFonts w:eastAsiaTheme="minorEastAsia"/>
-                <w:noProof/>
-              </w:rPr>
-              <w:t>Отчет в сжатой форме, основные выводы, конкретные предложения</w:t>
-            </w:r>
-            <w:r>
-              <w:rPr>
-                <w:noProof/>
-                <w:webHidden/>
-              </w:rPr>
-              <w:tab/>
-            </w:r>
-            <w:r>
-              <w:rPr>
-                <w:noProof/>
-                <w:webHidden/>
-              </w:rPr>
-              <w:fldChar w:fldCharType="begin"/>
-            </w:r>
-            <w:r>
-              <w:rPr>
-                <w:noProof/>
-                <w:webHidden/>
-              </w:rPr>
-              <w:instrText xml:space="preserve"> PAGEREF _Toc234183382 \h </w:instrText>
-            </w:r>
-            <w:r>
-              <w:rPr>
-                <w:noProof/>
-                <w:webHidden/>
-              </w:rPr>
-            </w:r>
-            <w:r>
-              <w:rPr>
-                <w:noProof/>
-                <w:webHidden/>
-              </w:rPr>
-              <w:fldChar w:fldCharType="separate"/>
-            </w:r>
-            <w:r>
-              <w:rPr>
-                <w:noProof/>
-                <w:webHidden/>
-              </w:rPr>
-              <w:t>6</w:t>
+              <w:t>11</w:t>
             </w:r>
             <w:r>
               <w:rPr>
@@ -1360,14 +1800,14 @@
               <w:szCs w:val="22"/>
             </w:rPr>
           </w:pPr>
-          <w:hyperlink w:anchor="_Toc234183383" w:history="1">
+          <w:hyperlink w:anchor="_Toc234189296" w:history="1">
             <w:r>
               <w:rPr>
                 <w:rStyle w:val="a4"/>
                 <w:rFonts w:eastAsiaTheme="minorEastAsia"/>
                 <w:noProof/>
               </w:rPr>
-              <w:t>Список использованных источников</w:t>
+              <w:t>Приложение</w:t>
             </w:r>
             <w:r>
               <w:rPr>
@@ -1388,7 +1828,7 @@
                 <w:noProof/>
                 <w:webHidden/>
               </w:rPr>
-              <w:instrText xml:space="preserve"> PAGEREF _Toc234183383 \h </w:instrText>
+              <w:instrText xml:space="preserve"> PAGEREF _Toc234189296 \h </w:instrText>
             </w:r>
             <w:r>
               <w:rPr>
@@ -1408,151 +1848,7 @@
                 <w:noProof/>
                 <w:webHidden/>
               </w:rPr>
-              <w:t>7</w:t>
-            </w:r>
-            <w:r>
-              <w:rPr>
-                <w:noProof/>
-                <w:webHidden/>
-              </w:rPr>
-              <w:fldChar w:fldCharType="end"/>
-            </w:r>
-          </w:hyperlink>
-        </w:p>
-        <w:p>
-          <w:pPr>
-            <w:pStyle w:val="21"/>
-            <w:tabs>
-              <w:tab w:val="right" w:leader="dot" w:pos="9345"/>
-            </w:tabs>
-            <w:rPr>
-              <w:rFonts w:asciiTheme="minorHAnsi" w:eastAsiaTheme="minorEastAsia" w:hAnsiTheme="minorHAnsi" w:cstheme="minorBidi"/>
-              <w:noProof/>
-              <w:sz w:val="22"/>
-              <w:szCs w:val="22"/>
-            </w:rPr>
-          </w:pPr>
-          <w:hyperlink w:anchor="_Toc234183384" w:history="1">
-            <w:r>
-              <w:rPr>
-                <w:rStyle w:val="a4"/>
-                <w:rFonts w:eastAsiaTheme="minorEastAsia"/>
-                <w:noProof/>
-              </w:rPr>
-              <w:t>Не менее 10 источников, ссылки на Википедию и др. интернет-энциклопедии, ссылки на habr и т.д. использовать Нельзя</w:t>
-            </w:r>
-            <w:r>
-              <w:rPr>
-                <w:noProof/>
-                <w:webHidden/>
-              </w:rPr>
-              <w:tab/>
-            </w:r>
-            <w:r>
-              <w:rPr>
-                <w:noProof/>
-                <w:webHidden/>
-              </w:rPr>
-              <w:fldChar w:fldCharType="begin"/>
-            </w:r>
-            <w:r>
-              <w:rPr>
-                <w:noProof/>
-                <w:webHidden/>
-              </w:rPr>
-              <w:instrText xml:space="preserve"> PAGEREF _Toc234183384 \h </w:instrText>
-            </w:r>
-            <w:r>
-              <w:rPr>
-                <w:noProof/>
-                <w:webHidden/>
-              </w:rPr>
-            </w:r>
-            <w:r>
-              <w:rPr>
-                <w:noProof/>
-                <w:webHidden/>
-              </w:rPr>
-              <w:fldChar w:fldCharType="separate"/>
-            </w:r>
-            <w:r>
-              <w:rPr>
-                <w:noProof/>
-                <w:webHidden/>
-              </w:rPr>
-              <w:t>7</w:t>
-            </w:r>
-            <w:r>
-              <w:rPr>
-                <w:noProof/>
-                <w:webHidden/>
-              </w:rPr>
-              <w:fldChar w:fldCharType="end"/>
-            </w:r>
-          </w:hyperlink>
-        </w:p>
-        <w:p>
-          <w:pPr>
-            <w:pStyle w:val="11"/>
-            <w:tabs>
-              <w:tab w:val="right" w:leader="dot" w:pos="9345"/>
-            </w:tabs>
-            <w:rPr>
-              <w:rFonts w:asciiTheme="minorHAnsi" w:eastAsiaTheme="minorEastAsia" w:hAnsiTheme="minorHAnsi" w:cstheme="minorBidi"/>
-              <w:noProof/>
-              <w:sz w:val="22"/>
-              <w:szCs w:val="22"/>
-            </w:rPr>
-          </w:pPr>
-          <w:hyperlink w:anchor="_Toc234183385" w:history="1">
-            <w:r>
-              <w:rPr>
-                <w:rStyle w:val="a4"/>
-                <w:rFonts w:eastAsiaTheme="minorEastAsia"/>
-                <w:noProof/>
-              </w:rPr>
-              <w:t>Приложение</w:t>
-            </w:r>
-            <w:r>
-              <w:rPr>
-                <w:noProof/>
-                <w:webHidden/>
-              </w:rPr>
-              <w:tab/>
-            </w:r>
-            <w:r>
-              <w:rPr>
-                <w:noProof/>
-                <w:webHidden/>
-              </w:rPr>
-              <w:fldChar w:fldCharType="begin"/>
-            </w:r>
-            <w:r>
-              <w:rPr>
-                <w:noProof/>
-                <w:webHidden/>
-              </w:rPr>
-              <w:instrText xml:space="preserve"> PAGEREF _Toc234183385 \h </w:instrText>
-            </w:r>
-            <w:r>
-              <w:rPr>
-                <w:noProof/>
-                <w:webHidden/>
-              </w:rPr>
-            </w:r>
-            <w:r>
-              <w:rPr>
-                <w:noProof/>
-                <w:webHidden/>
-              </w:rPr>
-              <w:fldChar w:fldCharType="separate"/>
-            </w:r>
-            <w:r>
-              <w:rPr>
-                <w:noProof/>
-                <w:webHidden/>
-              </w:rPr>
-              <w:t>8</w:t>
+              <w:t>12</w:t>
             </w:r>
             <w:r>
               <w:rPr>
@@ -1593,9 +1889,17 @@
     <w:p>
       <w:pPr>
         <w:pStyle w:val="1"/>
-      </w:pPr>
-      <w:bookmarkStart w:id="1" w:name="_Toc234183371"/>
-      <w:r>
+        <w:rPr>
+          <w:rFonts w:ascii="Times New Roman" w:hAnsi="Times New Roman" w:cs="Times New Roman"/>
+          <w:color w:val="auto"/>
+        </w:rPr>
+      </w:pPr>
+      <w:bookmarkStart w:id="1" w:name="_Toc234189278"/>
+      <w:r>
+        <w:rPr>
+          <w:rFonts w:ascii="Times New Roman" w:hAnsi="Times New Roman" w:cs="Times New Roman"/>
+          <w:color w:val="auto"/>
+        </w:rPr>
         <w:lastRenderedPageBreak/>
         <w:t>Раздел 1</w:t>
       </w:r>
@@ -1609,55 +1913,232 @@
     <w:p>
       <w:pPr>
         <w:pStyle w:val="2"/>
-      </w:pPr>
-      <w:bookmarkStart w:id="2" w:name="_Toc234183372"/>
-      <w:r>
+        <w:rPr>
+          <w:rFonts w:ascii="Times New Roman" w:hAnsi="Times New Roman" w:cs="Times New Roman"/>
+          <w:color w:val="auto"/>
+        </w:rPr>
+      </w:pPr>
+      <w:bookmarkStart w:id="2" w:name="_Toc234189279"/>
+      <w:r>
+        <w:rPr>
+          <w:rFonts w:ascii="Times New Roman" w:hAnsi="Times New Roman" w:cs="Times New Roman"/>
+          <w:color w:val="auto"/>
+        </w:rPr>
         <w:t>Определение объекта, предмета и цели исследования</w:t>
       </w:r>
       <w:bookmarkEnd w:id="2"/>
     </w:p>
-    <w:p/>
+    <w:p>
+      <w:r>
+        <w:rPr>
+          <w:rStyle w:val="a9"/>
+          <w:rFonts w:eastAsiaTheme="majorEastAsia"/>
+          <w:shd w:val="clear" w:color="auto" w:fill="FFFFFF"/>
+        </w:rPr>
+        <w:t>Объект исследования</w:t>
+      </w:r>
+      <w:r>
+        <w:rPr>
+          <w:shd w:val="clear" w:color="auto" w:fill="FFFFFF"/>
+        </w:rPr>
+        <w:t> — процессы автоматического анализа и обработки визуальной информации с использованием методов искусственного интеллекта, в частности — задачи компьютерного зрения, связанные с обнаружением и классификацией объектов на цифровых изображениях</w:t>
+      </w:r>
+    </w:p>
     <w:p>
       <w:pPr>
         <w:pStyle w:val="2"/>
-      </w:pPr>
-      <w:bookmarkStart w:id="3" w:name="_Toc234183373"/>
-      <w:r>
+        <w:rPr>
+          <w:rFonts w:ascii="Times New Roman" w:hAnsi="Times New Roman" w:cs="Times New Roman"/>
+          <w:color w:val="auto"/>
+        </w:rPr>
+      </w:pPr>
+      <w:bookmarkStart w:id="3" w:name="_Toc234189280"/>
+      <w:r>
+        <w:rPr>
+          <w:rFonts w:ascii="Times New Roman" w:hAnsi="Times New Roman" w:cs="Times New Roman"/>
+          <w:color w:val="auto"/>
+        </w:rPr>
         <w:t>К</w:t>
       </w:r>
       <w:r>
+        <w:rPr>
+          <w:rFonts w:ascii="Times New Roman" w:hAnsi="Times New Roman" w:cs="Times New Roman"/>
+          <w:color w:val="auto"/>
+        </w:rPr>
         <w:t>раткая характеристика объекта исследования</w:t>
       </w:r>
       <w:bookmarkEnd w:id="3"/>
     </w:p>
-    <w:p/>
+    <w:p>
+      <w:r>
+        <w:rPr>
+          <w:shd w:val="clear" w:color="auto" w:fill="FFFFFF"/>
+        </w:rPr>
+        <w:t xml:space="preserve">Компьютерное зрение является одной из наиболее динамично развивающихся областей искусственного интеллекта. Оно охватывает широкий спектр задач: от распознавания образов и классификации изображений до детекции объектов и семантической сегментации. В основе современных систем компьютерного зрения лежат </w:t>
+      </w:r>
+      <w:proofErr w:type="spellStart"/>
+      <w:r>
+        <w:rPr>
+          <w:shd w:val="clear" w:color="auto" w:fill="FFFFFF"/>
+        </w:rPr>
+        <w:t>сверточные</w:t>
+      </w:r>
+      <w:proofErr w:type="spellEnd"/>
+      <w:r>
+        <w:rPr>
+          <w:shd w:val="clear" w:color="auto" w:fill="FFFFFF"/>
+        </w:rPr>
+        <w:t xml:space="preserve"> нейронные сети (CNN), которые позволяют автоматически извлекать иерархические признаки из исходных данных, обеспечивая высокую точность распознавания. В последние годы особое распространение получили архитектуры, обеспечивающие детекцию объектов в реальном времени, что открывает возможности для их применения в системах видеонаблюдения, беспилотном транспорте, робототехнике и других прикладных областях</w:t>
+      </w:r>
+    </w:p>
     <w:p>
       <w:pPr>
         <w:pStyle w:val="2"/>
-      </w:pPr>
-      <w:bookmarkStart w:id="4" w:name="_Toc234183374"/>
-      <w:r>
+        <w:rPr>
+          <w:rFonts w:ascii="Times New Roman" w:hAnsi="Times New Roman" w:cs="Times New Roman"/>
+          <w:color w:val="auto"/>
+        </w:rPr>
+      </w:pPr>
+      <w:bookmarkStart w:id="4" w:name="_Toc234189281"/>
+      <w:r>
+        <w:rPr>
+          <w:rFonts w:ascii="Times New Roman" w:hAnsi="Times New Roman" w:cs="Times New Roman"/>
+          <w:color w:val="auto"/>
+        </w:rPr>
         <w:t>П</w:t>
       </w:r>
       <w:r>
+        <w:rPr>
+          <w:rFonts w:ascii="Times New Roman" w:hAnsi="Times New Roman" w:cs="Times New Roman"/>
+          <w:color w:val="auto"/>
+        </w:rPr>
         <w:t>редмет исследования</w:t>
       </w:r>
       <w:bookmarkEnd w:id="4"/>
     </w:p>
     <w:p>
       <w:pPr>
+        <w:rPr>
+          <w:shd w:val="clear" w:color="auto" w:fill="FFFFFF"/>
+        </w:rPr>
+      </w:pPr>
+      <w:r>
+        <w:rPr>
+          <w:rStyle w:val="a9"/>
+          <w:rFonts w:eastAsiaTheme="majorEastAsia"/>
+          <w:shd w:val="clear" w:color="auto" w:fill="FFFFFF"/>
+        </w:rPr>
+        <w:t>Предмет исследования</w:t>
+      </w:r>
+      <w:r>
+        <w:rPr>
+          <w:shd w:val="clear" w:color="auto" w:fill="FFFFFF"/>
+        </w:rPr>
+        <w:t xml:space="preserve"> — применение </w:t>
+      </w:r>
+      <w:proofErr w:type="spellStart"/>
+      <w:r>
+        <w:rPr>
+          <w:shd w:val="clear" w:color="auto" w:fill="FFFFFF"/>
+        </w:rPr>
+        <w:t>предобученной</w:t>
+      </w:r>
+      <w:proofErr w:type="spellEnd"/>
+      <w:r>
+        <w:rPr>
+          <w:shd w:val="clear" w:color="auto" w:fill="FFFFFF"/>
+        </w:rPr>
+        <w:t xml:space="preserve"> </w:t>
+      </w:r>
+      <w:proofErr w:type="spellStart"/>
+      <w:r>
+        <w:rPr>
+          <w:shd w:val="clear" w:color="auto" w:fill="FFFFFF"/>
+        </w:rPr>
+        <w:t>нейросетевой</w:t>
+      </w:r>
+      <w:proofErr w:type="spellEnd"/>
+      <w:r>
+        <w:rPr>
+          <w:shd w:val="clear" w:color="auto" w:fill="FFFFFF"/>
+        </w:rPr>
+        <w:t xml:space="preserve"> модели YOLOv8 для решения задачи детекции пешеходов на пешеходном переходе с последующей фильтрацией обнаруженных объектов по заданной области интереса (полигону), а также разработка веб-приложения для визуализации результатов и ведения истории обработки.</w:t>
+      </w:r>
+    </w:p>
+    <w:p>
+      <w:r>
+        <w:rPr>
+          <w:rStyle w:val="a9"/>
+          <w:rFonts w:eastAsiaTheme="majorEastAsia"/>
+          <w:shd w:val="clear" w:color="auto" w:fill="FFFFFF"/>
+        </w:rPr>
+        <w:t>Цель исследования</w:t>
+      </w:r>
+      <w:r>
+        <w:rPr>
+          <w:shd w:val="clear" w:color="auto" w:fill="FFFFFF"/>
+        </w:rPr>
+        <w:t xml:space="preserve"> — разработка и практическая реализация AI-системы для подсчёта пешеходов, находящихся в пределах пешеходного перехода, на основе технологий компьютерного зрения с использованием </w:t>
+      </w:r>
+      <w:proofErr w:type="spellStart"/>
+      <w:r>
+        <w:rPr>
+          <w:shd w:val="clear" w:color="auto" w:fill="FFFFFF"/>
+        </w:rPr>
+        <w:t>предобученных</w:t>
+      </w:r>
+      <w:proofErr w:type="spellEnd"/>
+      <w:r>
+        <w:rPr>
+          <w:shd w:val="clear" w:color="auto" w:fill="FFFFFF"/>
+        </w:rPr>
+        <w:t xml:space="preserve"> </w:t>
+      </w:r>
+      <w:proofErr w:type="spellStart"/>
+      <w:r>
+        <w:rPr>
+          <w:shd w:val="clear" w:color="auto" w:fill="FFFFFF"/>
+        </w:rPr>
+        <w:t>нейросетевых</w:t>
+      </w:r>
+      <w:proofErr w:type="spellEnd"/>
+      <w:r>
+        <w:rPr>
+          <w:shd w:val="clear" w:color="auto" w:fill="FFFFFF"/>
+        </w:rPr>
+        <w:t xml:space="preserve"> моделей, а также создание веб-интерфейса для взаимодействия пользователя с системой.</w:t>
+      </w:r>
+    </w:p>
+    <w:p>
+      <w:pPr>
         <w:pStyle w:val="2"/>
-      </w:pPr>
-      <w:r>
+        <w:rPr>
+          <w:rFonts w:ascii="Times New Roman" w:hAnsi="Times New Roman" w:cs="Times New Roman"/>
+          <w:color w:val="auto"/>
+        </w:rPr>
+      </w:pPr>
+      <w:r>
+        <w:rPr>
+          <w:rFonts w:ascii="Times New Roman" w:hAnsi="Times New Roman" w:cs="Times New Roman"/>
+          <w:color w:val="auto"/>
+        </w:rPr>
         <w:br w:type="page"/>
       </w:r>
     </w:p>
     <w:p>
       <w:pPr>
         <w:pStyle w:val="1"/>
-      </w:pPr>
-      <w:bookmarkStart w:id="5" w:name="_Toc234183375"/>
-      <w:r>
+        <w:rPr>
+          <w:rFonts w:ascii="Times New Roman" w:hAnsi="Times New Roman" w:cs="Times New Roman"/>
+          <w:color w:val="auto"/>
+        </w:rPr>
+      </w:pPr>
+      <w:bookmarkStart w:id="5" w:name="_Toc234189282"/>
+      <w:r>
+        <w:rPr>
+          <w:rFonts w:ascii="Times New Roman" w:hAnsi="Times New Roman" w:cs="Times New Roman"/>
+          <w:color w:val="auto"/>
+        </w:rPr>
         <w:lastRenderedPageBreak/>
         <w:t>Раздел 2</w:t>
       </w:r>
@@ -1671,88 +2152,1666 @@
     <w:p>
       <w:pPr>
         <w:pStyle w:val="2"/>
-      </w:pPr>
-      <w:bookmarkStart w:id="6" w:name="_Toc234183376"/>
-      <w:r>
-        <w:t>Постановка задач практической разработки</w:t>
+        <w:rPr>
+          <w:rFonts w:ascii="Times New Roman" w:hAnsi="Times New Roman" w:cs="Times New Roman"/>
+          <w:color w:val="auto"/>
+        </w:rPr>
+      </w:pPr>
+      <w:bookmarkStart w:id="6" w:name="_Toc234189283"/>
+      <w:r>
+        <w:rPr>
+          <w:rFonts w:ascii="Times New Roman" w:hAnsi="Times New Roman" w:cs="Times New Roman"/>
+          <w:color w:val="auto"/>
+        </w:rPr>
+        <w:t>Конкретное содержание работы, выполняемых во время практики</w:t>
       </w:r>
       <w:bookmarkEnd w:id="6"/>
     </w:p>
+    <w:p>
+      <w:pPr>
+        <w:pStyle w:val="ds-markdown-paragraph"/>
+        <w:numPr>
+          <w:ilvl w:val="0"/>
+          <w:numId w:val="2"/>
+        </w:numPr>
+        <w:shd w:val="clear" w:color="auto" w:fill="FFFFFF"/>
+        <w:spacing w:after="0" w:afterAutospacing="0"/>
+      </w:pPr>
+      <w:r>
+        <w:rPr>
+          <w:rStyle w:val="a9"/>
+        </w:rPr>
+        <w:t>Анализ предметной области и выбор инструментария.</w:t>
+      </w:r>
+      <w:r>
+        <w:t> Провести обзор существующих подходов к детекции объектов в компьютерном зрении, изучить архитектуры нейросетей, применяемые для решения задач классификации, детекции и сегментации. Выбрать оптимальную модель для решения конкретной прикладной задачи — подсчёта пешеходов на пешеходном переходе.</w:t>
+      </w:r>
+    </w:p>
+    <w:p>
+      <w:pPr>
+        <w:pStyle w:val="ds-markdown-paragraph"/>
+        <w:numPr>
+          <w:ilvl w:val="0"/>
+          <w:numId w:val="2"/>
+        </w:numPr>
+        <w:shd w:val="clear" w:color="auto" w:fill="FFFFFF"/>
+        <w:spacing w:after="0" w:afterAutospacing="0"/>
+      </w:pPr>
+      <w:r>
+        <w:rPr>
+          <w:rStyle w:val="a9"/>
+        </w:rPr>
+        <w:t xml:space="preserve">Выбор и загрузка </w:t>
+      </w:r>
+      <w:proofErr w:type="spellStart"/>
+      <w:r>
+        <w:rPr>
+          <w:rStyle w:val="a9"/>
+        </w:rPr>
+        <w:t>предобученной</w:t>
+      </w:r>
+      <w:proofErr w:type="spellEnd"/>
+      <w:r>
+        <w:rPr>
+          <w:rStyle w:val="a9"/>
+        </w:rPr>
+        <w:t xml:space="preserve"> модели.</w:t>
+      </w:r>
+      <w:r>
+        <w:t xml:space="preserve"> На основе проведённого анализа выбрать архитектуру нейросети, обеспечивающую баланс между точностью и скоростью работы. В качестве такой модели была выбрана YOLOv8 (You Only Look </w:t>
+      </w:r>
+      <w:proofErr w:type="spellStart"/>
+      <w:r>
+        <w:t>Once</w:t>
+      </w:r>
+      <w:proofErr w:type="spellEnd"/>
+      <w:r>
+        <w:t xml:space="preserve"> </w:t>
+      </w:r>
+      <w:proofErr w:type="spellStart"/>
+      <w:r>
+        <w:t>version</w:t>
+      </w:r>
+      <w:proofErr w:type="spellEnd"/>
+      <w:r>
+        <w:t xml:space="preserve"> 8) — одностадийный детектор объектов, обеспечивающий высокую производительность в реальном времени. Модель загружена с использованием библиотеки </w:t>
+      </w:r>
+      <w:proofErr w:type="spellStart"/>
+      <w:r>
+        <w:t>Ultralytics</w:t>
+      </w:r>
+      <w:proofErr w:type="spellEnd"/>
+      <w:r>
+        <w:t>.</w:t>
+      </w:r>
+    </w:p>
+    <w:p>
+      <w:pPr>
+        <w:pStyle w:val="ds-markdown-paragraph"/>
+        <w:numPr>
+          <w:ilvl w:val="0"/>
+          <w:numId w:val="2"/>
+        </w:numPr>
+        <w:shd w:val="clear" w:color="auto" w:fill="FFFFFF"/>
+        <w:spacing w:after="0" w:afterAutospacing="0"/>
+      </w:pPr>
+      <w:r>
+        <w:rPr>
+          <w:rStyle w:val="a9"/>
+        </w:rPr>
+        <w:t>Разработка веб-приложения.</w:t>
+      </w:r>
+      <w:r>
+        <w:t xml:space="preserve"> Создать веб-интерфейс, позволяющий пользователю загружать изображения, интерактивно отмечать область пешеходного перехода, запускать обработку и получать результаты детекции с визуализацией. Для реализации серверной части выбран </w:t>
+      </w:r>
+      <w:proofErr w:type="spellStart"/>
+      <w:r>
+        <w:t>микрофреймворк</w:t>
+      </w:r>
+      <w:proofErr w:type="spellEnd"/>
+      <w:r>
+        <w:t xml:space="preserve"> </w:t>
+      </w:r>
+      <w:proofErr w:type="spellStart"/>
+      <w:r>
+        <w:t>Flask</w:t>
+      </w:r>
+      <w:proofErr w:type="spellEnd"/>
+      <w:r>
+        <w:t>, для клиентской части — HTML, CSS и JavaScript.</w:t>
+      </w:r>
+    </w:p>
+    <w:p>
+      <w:pPr>
+        <w:pStyle w:val="ds-markdown-paragraph"/>
+        <w:numPr>
+          <w:ilvl w:val="0"/>
+          <w:numId w:val="2"/>
+        </w:numPr>
+        <w:shd w:val="clear" w:color="auto" w:fill="FFFFFF"/>
+        <w:spacing w:after="0" w:afterAutospacing="0"/>
+      </w:pPr>
+      <w:r>
+        <w:rPr>
+          <w:rStyle w:val="a9"/>
+        </w:rPr>
+        <w:t>Интеграция модели и обработка данных.</w:t>
+      </w:r>
+      <w:r>
+        <w:t xml:space="preserve"> Реализовать скрипт, связывающий </w:t>
+      </w:r>
+      <w:proofErr w:type="spellStart"/>
+      <w:r>
+        <w:t>фронтенд</w:t>
+      </w:r>
+      <w:proofErr w:type="spellEnd"/>
+      <w:r>
+        <w:t xml:space="preserve">, бэкенд и нейросеть. Обеспечить загрузку изображения через </w:t>
+      </w:r>
+      <w:proofErr w:type="spellStart"/>
+      <w:r>
+        <w:t>OpenCV</w:t>
+      </w:r>
+      <w:proofErr w:type="spellEnd"/>
+      <w:r>
+        <w:t>, передачу его в модель YOLOv8, фильтрацию обнаруженных объектов (выделение только людей, класс 0 в COCO), проверку попадания детектированных объектов в заданную область перехода (полигон), визуализацию результатов (отрисовка ограничивающих рамок и подписей) и сохранение обработанного изображения.</w:t>
+      </w:r>
+    </w:p>
+    <w:p>
+      <w:pPr>
+        <w:pStyle w:val="ds-markdown-paragraph"/>
+        <w:numPr>
+          <w:ilvl w:val="0"/>
+          <w:numId w:val="2"/>
+        </w:numPr>
+        <w:shd w:val="clear" w:color="auto" w:fill="FFFFFF"/>
+        <w:spacing w:after="0" w:afterAutospacing="0"/>
+      </w:pPr>
+      <w:r>
+        <w:rPr>
+          <w:rStyle w:val="a9"/>
+        </w:rPr>
+        <w:t>Реализация учёта истории и генерации отчётов.</w:t>
+      </w:r>
+      <w:r>
+        <w:t xml:space="preserve"> Организовать сохранение истории всех обработанных запросов в базе данных </w:t>
+      </w:r>
+      <w:proofErr w:type="spellStart"/>
+      <w:r>
+        <w:t>SQLite</w:t>
+      </w:r>
+      <w:proofErr w:type="spellEnd"/>
+      <w:r>
+        <w:t xml:space="preserve"> с фиксацией времени обработки, имени файла, количества обнаруженных людей, количества людей на переходе и пути к результирующему изображению. Реализовать функцию генерации отчётов в формате PDF с использованием библиотеки </w:t>
+      </w:r>
+      <w:proofErr w:type="spellStart"/>
+      <w:r>
+        <w:t>ReportLab</w:t>
+      </w:r>
+      <w:proofErr w:type="spellEnd"/>
+      <w:r>
+        <w:t>.</w:t>
+      </w:r>
+    </w:p>
+    <w:p>
+      <w:pPr>
+        <w:pStyle w:val="ds-markdown-paragraph"/>
+        <w:numPr>
+          <w:ilvl w:val="0"/>
+          <w:numId w:val="2"/>
+        </w:numPr>
+        <w:shd w:val="clear" w:color="auto" w:fill="FFFFFF"/>
+        <w:spacing w:after="0" w:afterAutospacing="0"/>
+      </w:pPr>
+      <w:r>
+        <w:rPr>
+          <w:rStyle w:val="a9"/>
+        </w:rPr>
+        <w:t>Тестирование и отладка.</w:t>
+      </w:r>
+      <w:r>
+        <w:t> Провести тестирование разработанного приложения на наборе тестовых изображений, выявить и устранить ошибки, оптимизировать алгоритм проверки попадания объектов в область перехода.</w:t>
+      </w:r>
+    </w:p>
+    <w:p>
+      <w:pPr>
+        <w:pStyle w:val="2"/>
+        <w:rPr>
+          <w:rFonts w:ascii="Times New Roman" w:hAnsi="Times New Roman" w:cs="Times New Roman"/>
+          <w:color w:val="auto"/>
+        </w:rPr>
+      </w:pPr>
+      <w:bookmarkStart w:id="7" w:name="_Toc234189284"/>
+      <w:r>
+        <w:rPr>
+          <w:rFonts w:ascii="Times New Roman" w:hAnsi="Times New Roman" w:cs="Times New Roman"/>
+          <w:color w:val="auto"/>
+        </w:rPr>
+        <w:t>О</w:t>
+      </w:r>
+      <w:r>
+        <w:rPr>
+          <w:rFonts w:ascii="Times New Roman" w:hAnsi="Times New Roman" w:cs="Times New Roman"/>
+          <w:color w:val="auto"/>
+        </w:rPr>
+        <w:t xml:space="preserve">писание мероприятий разработанные </w:t>
+      </w:r>
+      <w:r>
+        <w:rPr>
+          <w:rFonts w:ascii="Times New Roman" w:hAnsi="Times New Roman" w:cs="Times New Roman"/>
+          <w:color w:val="auto"/>
+        </w:rPr>
+        <w:t>мной</w:t>
+      </w:r>
+      <w:r>
+        <w:rPr>
+          <w:rFonts w:ascii="Times New Roman" w:hAnsi="Times New Roman" w:cs="Times New Roman"/>
+          <w:color w:val="auto"/>
+        </w:rPr>
+        <w:t xml:space="preserve"> по улучшению производственной деятельности, повышению уровня информатизаци</w:t>
+      </w:r>
+      <w:r>
+        <w:rPr>
+          <w:rFonts w:ascii="Times New Roman" w:hAnsi="Times New Roman" w:cs="Times New Roman"/>
+          <w:color w:val="auto"/>
+        </w:rPr>
+        <w:t>и</w:t>
+      </w:r>
+      <w:bookmarkEnd w:id="7"/>
+    </w:p>
+    <w:p>
+      <w:pPr>
+        <w:pStyle w:val="ds-markdown-paragraph"/>
+        <w:shd w:val="clear" w:color="auto" w:fill="FFFFFF"/>
+        <w:spacing w:before="240" w:beforeAutospacing="0" w:after="240" w:afterAutospacing="0"/>
+      </w:pPr>
+      <w:r>
+        <w:t>В рамках выполнения индивидуального задания был разработан программный продукт, который может быть использован для автоматизации задач мониторинга пешеходных переходов. Основные направления улучшений:</w:t>
+      </w:r>
+    </w:p>
+    <w:p>
+      <w:pPr>
+        <w:pStyle w:val="ds-markdown-paragraph"/>
+        <w:numPr>
+          <w:ilvl w:val="0"/>
+          <w:numId w:val="3"/>
+        </w:numPr>
+        <w:shd w:val="clear" w:color="auto" w:fill="FFFFFF"/>
+        <w:spacing w:after="0" w:afterAutospacing="0"/>
+      </w:pPr>
+      <w:r>
+        <w:rPr>
+          <w:rStyle w:val="a9"/>
+        </w:rPr>
+        <w:t>Автоматизация учёта.</w:t>
+      </w:r>
+      <w:r>
+        <w:t> Разработанная система позволяет автоматически фиксировать количество пешеходов на переходе, исключая необходимость ручного подсчёта, что снижает трудозатраты и исключает субъективный фактор при оценке загруженности переходов.</w:t>
+      </w:r>
+    </w:p>
+    <w:p>
+      <w:pPr>
+        <w:pStyle w:val="ds-markdown-paragraph"/>
+        <w:numPr>
+          <w:ilvl w:val="0"/>
+          <w:numId w:val="3"/>
+        </w:numPr>
+        <w:shd w:val="clear" w:color="auto" w:fill="FFFFFF"/>
+        <w:spacing w:after="0" w:afterAutospacing="0"/>
+      </w:pPr>
+      <w:r>
+        <w:rPr>
+          <w:rStyle w:val="a9"/>
+        </w:rPr>
+        <w:t>Визуализация и документирование.</w:t>
+      </w:r>
+      <w:r>
+        <w:t xml:space="preserve"> Система сохраняет результаты обработки каждого изображения с наглядной визуализацией (зелёные рамки для пешеходов на переходе, красные — вне его), а также формирует структурированные отчёты в формате PDF с итоговой статистикой. Это обеспечивает прозрачность и </w:t>
+      </w:r>
+      <w:proofErr w:type="spellStart"/>
+      <w:r>
+        <w:t>документируемость</w:t>
+      </w:r>
+      <w:proofErr w:type="spellEnd"/>
+      <w:r>
+        <w:t xml:space="preserve"> процессов.</w:t>
+      </w:r>
+    </w:p>
+    <w:p>
+      <w:pPr>
+        <w:pStyle w:val="ds-markdown-paragraph"/>
+        <w:numPr>
+          <w:ilvl w:val="0"/>
+          <w:numId w:val="3"/>
+        </w:numPr>
+        <w:shd w:val="clear" w:color="auto" w:fill="FFFFFF"/>
+        <w:spacing w:after="0" w:afterAutospacing="0"/>
+      </w:pPr>
+      <w:r>
+        <w:rPr>
+          <w:rStyle w:val="a9"/>
+        </w:rPr>
+        <w:lastRenderedPageBreak/>
+        <w:t>Интерактивность и удобство использования.</w:t>
+      </w:r>
+      <w:r>
+        <w:t> Разработанный веб-интерфейс позволяет пользователю интуитивно понятным способом (кликами мыши) задавать область пешеходного перехода непосредственно на загруженном изображении, что делает систему гибкой и применимой к изображениям с различной геометрией и ракурсами съёмки.</w:t>
+      </w:r>
+    </w:p>
+    <w:p>
+      <w:pPr>
+        <w:pStyle w:val="ds-markdown-paragraph"/>
+        <w:numPr>
+          <w:ilvl w:val="0"/>
+          <w:numId w:val="3"/>
+        </w:numPr>
+        <w:shd w:val="clear" w:color="auto" w:fill="FFFFFF"/>
+        <w:spacing w:after="0" w:afterAutospacing="0"/>
+      </w:pPr>
+      <w:r>
+        <w:rPr>
+          <w:rStyle w:val="a9"/>
+        </w:rPr>
+        <w:t>Масштабируемость.</w:t>
+      </w:r>
+      <w:r>
+        <w:t> Архитектура приложения построена по принципу «клиент-сервер», что в перспективе позволяет развернуть систему на удалённом сервере и организовать доступ к ней нескольких пользователей одновременно.</w:t>
+      </w:r>
+    </w:p>
+    <w:p>
+      <w:pPr>
+        <w:pStyle w:val="ds-markdown-paragraph"/>
+        <w:numPr>
+          <w:ilvl w:val="0"/>
+          <w:numId w:val="3"/>
+        </w:numPr>
+        <w:shd w:val="clear" w:color="auto" w:fill="FFFFFF"/>
+        <w:spacing w:after="0" w:afterAutospacing="0"/>
+      </w:pPr>
+      <w:r>
+        <w:rPr>
+          <w:rStyle w:val="a9"/>
+        </w:rPr>
+        <w:t>Повышение уровня информатизации.</w:t>
+      </w:r>
+      <w:r>
+        <w:t> Внедрение системы способствует переходу от ручных методов анализа визуальной информации к автоматизированным, основанным на технологиях искусственного интеллекта, что соответствует современным тенденциям цифровой трансформации.</w:t>
+      </w:r>
+    </w:p>
     <w:p/>
     <w:p>
       <w:pPr>
         <w:pStyle w:val="2"/>
-      </w:pPr>
-      <w:bookmarkStart w:id="7" w:name="_Toc234183377"/>
-      <w:r>
-        <w:t>К</w:t>
-      </w:r>
-      <w:r>
-        <w:t>онкретное содержание работы, выполняемых во время практики</w:t>
-      </w:r>
-      <w:bookmarkEnd w:id="7"/>
-    </w:p>
-    <w:p/>
-    <w:p>
-      <w:pPr>
-        <w:pStyle w:val="2"/>
-      </w:pPr>
-      <w:bookmarkStart w:id="8" w:name="_Toc234183378"/>
-      <w:r>
-        <w:t>О</w:t>
-      </w:r>
-      <w:r>
-        <w:t>писание мероприятий разработанные студентом по улучшению производственной деятельности, повышению уровня информатизации….</w:t>
-      </w:r>
-      <w:bookmarkEnd w:id="8"/>
-    </w:p>
-    <w:p>
-      <w:pPr>
-        <w:pStyle w:val="2"/>
-      </w:pPr>
-      <w:r>
+        <w:rPr>
+          <w:rFonts w:ascii="Times New Roman" w:hAnsi="Times New Roman" w:cs="Times New Roman"/>
+          <w:color w:val="auto"/>
+        </w:rPr>
+      </w:pPr>
+      <w:r>
+        <w:rPr>
+          <w:rFonts w:ascii="Times New Roman" w:hAnsi="Times New Roman" w:cs="Times New Roman"/>
+          <w:color w:val="auto"/>
+        </w:rPr>
         <w:br w:type="page"/>
       </w:r>
     </w:p>
     <w:p>
       <w:pPr>
         <w:pStyle w:val="1"/>
-      </w:pPr>
-      <w:bookmarkStart w:id="9" w:name="_Toc234183379"/>
-      <w:r>
+        <w:rPr>
+          <w:rFonts w:ascii="Times New Roman" w:hAnsi="Times New Roman" w:cs="Times New Roman"/>
+          <w:color w:val="auto"/>
+        </w:rPr>
+      </w:pPr>
+      <w:bookmarkStart w:id="8" w:name="_Toc234189285"/>
+      <w:r>
+        <w:rPr>
+          <w:rFonts w:ascii="Times New Roman" w:hAnsi="Times New Roman" w:cs="Times New Roman"/>
+          <w:color w:val="auto"/>
+        </w:rPr>
         <w:lastRenderedPageBreak/>
         <w:t>Раздел 3</w:t>
       </w:r>
+      <w:bookmarkEnd w:id="8"/>
+    </w:p>
+    <w:p>
+      <w:pPr>
+        <w:spacing w:after="160" w:line="259" w:lineRule="auto"/>
+      </w:pPr>
+    </w:p>
+    <w:p>
+      <w:pPr>
+        <w:pStyle w:val="2"/>
+        <w:rPr>
+          <w:rFonts w:ascii="Times New Roman" w:hAnsi="Times New Roman" w:cs="Times New Roman"/>
+          <w:color w:val="auto"/>
+        </w:rPr>
+      </w:pPr>
+      <w:bookmarkStart w:id="9" w:name="_Toc234189286"/>
+      <w:r>
+        <w:rPr>
+          <w:rFonts w:ascii="Times New Roman" w:hAnsi="Times New Roman" w:cs="Times New Roman"/>
+          <w:color w:val="auto"/>
+        </w:rPr>
+        <w:t>Описание результатов практической деятельности, поставленные задачи, содержание и результаты научно-исследовательской работы</w:t>
+      </w:r>
+      <w:r>
+        <w:rPr>
+          <w:rFonts w:ascii="Times New Roman" w:hAnsi="Times New Roman" w:cs="Times New Roman"/>
+          <w:color w:val="auto"/>
+        </w:rPr>
+        <w:t xml:space="preserve"> </w:t>
+      </w:r>
+      <w:r>
+        <w:rPr>
+          <w:rFonts w:ascii="Times New Roman" w:hAnsi="Times New Roman" w:cs="Times New Roman"/>
+          <w:color w:val="auto"/>
+        </w:rPr>
+        <w:t>согласно индивидуальному заданию</w:t>
+      </w:r>
       <w:bookmarkEnd w:id="9"/>
     </w:p>
-    <w:p>
-      <w:pPr>
-        <w:spacing w:after="160" w:line="259" w:lineRule="auto"/>
-      </w:pPr>
-    </w:p>
+    <w:p/>
+    <w:p>
+      <w:pPr>
+        <w:pStyle w:val="ds-markdown-paragraph"/>
+        <w:shd w:val="clear" w:color="auto" w:fill="FFFFFF"/>
+        <w:spacing w:before="240" w:beforeAutospacing="0" w:after="240" w:afterAutospacing="0"/>
+      </w:pPr>
+      <w:r>
+        <w:rPr>
+          <w:rStyle w:val="a9"/>
+        </w:rPr>
+        <w:t>Поставленные задачи, содержание и результаты научно-исследовательской работы согласно индивидуальному заданию.</w:t>
+      </w:r>
+    </w:p>
+    <w:p>
+      <w:pPr>
+        <w:pStyle w:val="ds-markdown-paragraph"/>
+        <w:shd w:val="clear" w:color="auto" w:fill="FFFFFF"/>
+        <w:spacing w:before="240" w:beforeAutospacing="0" w:after="240" w:afterAutospacing="0"/>
+      </w:pPr>
+      <w:r>
+        <w:t xml:space="preserve">В соответствии с индивидуальным заданием </w:t>
+      </w:r>
+      <w:r>
+        <w:t xml:space="preserve">мной </w:t>
+      </w:r>
+      <w:r>
+        <w:t xml:space="preserve">был пройден полный цикл разработки AI-системы для компьютерного зрения: от выбора </w:t>
+      </w:r>
+      <w:proofErr w:type="spellStart"/>
+      <w:r>
+        <w:t>нейросетевой</w:t>
+      </w:r>
+      <w:proofErr w:type="spellEnd"/>
+      <w:r>
+        <w:t xml:space="preserve"> архитектуры до создания веб-приложения и генерации отчётов.</w:t>
+      </w:r>
+    </w:p>
+    <w:p>
+      <w:pPr>
+        <w:pStyle w:val="3"/>
+        <w:shd w:val="clear" w:color="auto" w:fill="FFFFFF"/>
+        <w:spacing w:before="480" w:after="240" w:line="450" w:lineRule="atLeast"/>
+        <w:rPr>
+          <w:rFonts w:ascii="Times New Roman" w:hAnsi="Times New Roman" w:cs="Times New Roman"/>
+          <w:color w:val="auto"/>
+          <w:sz w:val="30"/>
+          <w:szCs w:val="30"/>
+        </w:rPr>
+      </w:pPr>
+      <w:bookmarkStart w:id="10" w:name="_Toc234189287"/>
+      <w:r>
+        <w:rPr>
+          <w:rFonts w:ascii="Times New Roman" w:hAnsi="Times New Roman" w:cs="Times New Roman"/>
+          <w:color w:val="auto"/>
+          <w:sz w:val="30"/>
+          <w:szCs w:val="30"/>
+        </w:rPr>
+        <w:t>3.1. Выбор модели и её архитектура</w:t>
+      </w:r>
+      <w:bookmarkEnd w:id="10"/>
+    </w:p>
+    <w:p>
+      <w:pPr>
+        <w:pStyle w:val="ds-markdown-paragraph"/>
+        <w:shd w:val="clear" w:color="auto" w:fill="FFFFFF"/>
+        <w:spacing w:before="240" w:beforeAutospacing="0" w:after="240" w:afterAutospacing="0"/>
+      </w:pPr>
+      <w:r>
+        <w:t>Для решения задачи детекции пешеходов была выбрана модель </w:t>
+      </w:r>
+      <w:r>
+        <w:rPr>
+          <w:rStyle w:val="a9"/>
+        </w:rPr>
+        <w:t>YOLOv8</w:t>
+      </w:r>
+      <w:r>
+        <w:t xml:space="preserve"> (You Only Look </w:t>
+      </w:r>
+      <w:proofErr w:type="spellStart"/>
+      <w:r>
+        <w:t>Once</w:t>
+      </w:r>
+      <w:proofErr w:type="spellEnd"/>
+      <w:r>
+        <w:t xml:space="preserve"> </w:t>
+      </w:r>
+      <w:proofErr w:type="spellStart"/>
+      <w:r>
+        <w:t>version</w:t>
+      </w:r>
+      <w:proofErr w:type="spellEnd"/>
+      <w:r>
+        <w:t xml:space="preserve"> 8). Данная архитектура относится к классу одностадийных детекторов, которые обрабатывают изображение за один проход через нейронную сеть, что обеспечивает высокую скорость работы. YOLOv8 построена на основе </w:t>
+      </w:r>
+      <w:proofErr w:type="spellStart"/>
+      <w:r>
+        <w:t>свёрточной</w:t>
+      </w:r>
+      <w:proofErr w:type="spellEnd"/>
+      <w:r>
+        <w:t xml:space="preserve"> нейронной сети (CNN), которая выполняет функцию </w:t>
+      </w:r>
+      <w:proofErr w:type="spellStart"/>
+      <w:r>
+        <w:t>бэкбона</w:t>
+      </w:r>
+      <w:proofErr w:type="spellEnd"/>
+      <w:r>
+        <w:t xml:space="preserve"> для извлечения признаков. Ключевые особенности архитектуры:</w:t>
+      </w:r>
+    </w:p>
+    <w:p>
+      <w:pPr>
+        <w:pStyle w:val="ds-markdown-paragraph"/>
+        <w:numPr>
+          <w:ilvl w:val="0"/>
+          <w:numId w:val="4"/>
+        </w:numPr>
+        <w:shd w:val="clear" w:color="auto" w:fill="FFFFFF"/>
+        <w:spacing w:after="0" w:afterAutospacing="0"/>
+      </w:pPr>
+      <w:r>
+        <w:t>использование </w:t>
+      </w:r>
+      <w:proofErr w:type="spellStart"/>
+      <w:r>
+        <w:rPr>
+          <w:rStyle w:val="a9"/>
+        </w:rPr>
+        <w:t>anchor-free</w:t>
+      </w:r>
+      <w:proofErr w:type="spellEnd"/>
+      <w:r>
+        <w:t> детектирующей головы, что упрощает архитектуру и повышает точность обнаружения мелких объектов;</w:t>
+      </w:r>
+    </w:p>
+    <w:p>
+      <w:pPr>
+        <w:pStyle w:val="ds-markdown-paragraph"/>
+        <w:numPr>
+          <w:ilvl w:val="0"/>
+          <w:numId w:val="4"/>
+        </w:numPr>
+        <w:shd w:val="clear" w:color="auto" w:fill="FFFFFF"/>
+        <w:spacing w:after="0" w:afterAutospacing="0"/>
+      </w:pPr>
+      <w:r>
+        <w:t>применение </w:t>
+      </w:r>
+      <w:r>
+        <w:rPr>
+          <w:rStyle w:val="a9"/>
+        </w:rPr>
+        <w:t>C2f-модуля</w:t>
+      </w:r>
+      <w:r>
+        <w:t> (Cross-</w:t>
+      </w:r>
+      <w:proofErr w:type="spellStart"/>
+      <w:r>
+        <w:t>Stage</w:t>
+      </w:r>
+      <w:proofErr w:type="spellEnd"/>
+      <w:r>
+        <w:t xml:space="preserve"> </w:t>
+      </w:r>
+      <w:proofErr w:type="spellStart"/>
+      <w:r>
+        <w:t>Partial</w:t>
+      </w:r>
+      <w:proofErr w:type="spellEnd"/>
+      <w:r>
+        <w:t xml:space="preserve"> с двумя свёртками) в качестве основного строительного блока, обеспечивающего эффективное извлечение признаков на различных масштабах;</w:t>
+      </w:r>
+    </w:p>
+    <w:p>
+      <w:pPr>
+        <w:pStyle w:val="ds-markdown-paragraph"/>
+        <w:numPr>
+          <w:ilvl w:val="0"/>
+          <w:numId w:val="4"/>
+        </w:numPr>
+        <w:shd w:val="clear" w:color="auto" w:fill="FFFFFF"/>
+        <w:spacing w:after="0" w:afterAutospacing="0"/>
+      </w:pPr>
+      <w:r>
+        <w:t>поддержка единого фреймворка для различных задач компьютерного зрения.</w:t>
+      </w:r>
+    </w:p>
+    <w:p>
+      <w:pPr>
+        <w:pStyle w:val="ds-markdown-paragraph"/>
+        <w:shd w:val="clear" w:color="auto" w:fill="FFFFFF"/>
+        <w:spacing w:before="240" w:beforeAutospacing="0" w:after="240" w:afterAutospacing="0"/>
+      </w:pPr>
+      <w:r>
+        <w:t xml:space="preserve">Для загрузки модели использовалась библиотека </w:t>
+      </w:r>
+      <w:proofErr w:type="spellStart"/>
+      <w:r>
+        <w:t>Ultralytics</w:t>
+      </w:r>
+      <w:proofErr w:type="spellEnd"/>
+      <w:r>
+        <w:t xml:space="preserve">, предоставляющая удобный интерфейс для работы с </w:t>
+      </w:r>
+      <w:proofErr w:type="spellStart"/>
+      <w:r>
+        <w:t>предобученными</w:t>
+      </w:r>
+      <w:proofErr w:type="spellEnd"/>
+      <w:r>
+        <w:t xml:space="preserve"> весами YOLOv8.</w:t>
+      </w:r>
+    </w:p>
+    <w:p>
+      <w:pPr>
+        <w:pStyle w:val="3"/>
+        <w:shd w:val="clear" w:color="auto" w:fill="FFFFFF"/>
+        <w:spacing w:before="480" w:after="240" w:line="450" w:lineRule="atLeast"/>
+        <w:rPr>
+          <w:rFonts w:ascii="Times New Roman" w:hAnsi="Times New Roman" w:cs="Times New Roman"/>
+          <w:color w:val="auto"/>
+          <w:sz w:val="30"/>
+          <w:szCs w:val="30"/>
+        </w:rPr>
+      </w:pPr>
+      <w:bookmarkStart w:id="11" w:name="_Toc234189288"/>
+      <w:r>
+        <w:rPr>
+          <w:rFonts w:ascii="Times New Roman" w:hAnsi="Times New Roman" w:cs="Times New Roman"/>
+          <w:color w:val="auto"/>
+          <w:sz w:val="30"/>
+          <w:szCs w:val="30"/>
+        </w:rPr>
+        <w:t>3.2. Архитектура разработанного приложения</w:t>
+      </w:r>
+      <w:bookmarkEnd w:id="11"/>
+    </w:p>
+    <w:p>
+      <w:pPr>
+        <w:pStyle w:val="ds-markdown-paragraph"/>
+        <w:shd w:val="clear" w:color="auto" w:fill="FFFFFF"/>
+        <w:spacing w:before="240" w:beforeAutospacing="0" w:after="240" w:afterAutospacing="0"/>
+      </w:pPr>
+      <w:r>
+        <w:t>Разработанное веб-приложение построено по клиент-серверной архитектуре и включает следующие компоненты:</w:t>
+      </w:r>
+    </w:p>
+    <w:p>
+      <w:pPr>
+        <w:pStyle w:val="ds-markdown-paragraph"/>
+        <w:shd w:val="clear" w:color="auto" w:fill="FFFFFF"/>
+        <w:spacing w:before="240" w:beforeAutospacing="0" w:after="240" w:afterAutospacing="0"/>
+      </w:pPr>
+      <w:r>
+        <w:rPr>
+          <w:rStyle w:val="a9"/>
+        </w:rPr>
+        <w:t>Серверная часть (бэкенд):</w:t>
+      </w:r>
+    </w:p>
+    <w:p>
+      <w:pPr>
+        <w:pStyle w:val="ds-markdown-paragraph"/>
+        <w:numPr>
+          <w:ilvl w:val="0"/>
+          <w:numId w:val="5"/>
+        </w:numPr>
+        <w:shd w:val="clear" w:color="auto" w:fill="FFFFFF"/>
+        <w:spacing w:after="0" w:afterAutospacing="0"/>
+      </w:pPr>
+      <w:r>
+        <w:t>Реализована на </w:t>
+      </w:r>
+      <w:proofErr w:type="spellStart"/>
+      <w:r>
+        <w:rPr>
+          <w:rStyle w:val="a9"/>
+        </w:rPr>
+        <w:t>Flask</w:t>
+      </w:r>
+      <w:proofErr w:type="spellEnd"/>
+      <w:r>
+        <w:t xml:space="preserve"> — </w:t>
+      </w:r>
+      <w:proofErr w:type="spellStart"/>
+      <w:r>
+        <w:t>микрофреймворке</w:t>
+      </w:r>
+      <w:proofErr w:type="spellEnd"/>
+      <w:r>
+        <w:t xml:space="preserve"> для Python.</w:t>
+      </w:r>
+    </w:p>
+    <w:p>
+      <w:pPr>
+        <w:pStyle w:val="ds-markdown-paragraph"/>
+        <w:numPr>
+          <w:ilvl w:val="0"/>
+          <w:numId w:val="5"/>
+        </w:numPr>
+        <w:shd w:val="clear" w:color="auto" w:fill="FFFFFF"/>
+        <w:spacing w:after="0" w:afterAutospacing="0"/>
+      </w:pPr>
+      <w:r>
+        <w:t>Обеспечивает приём HTTP-запросов, загрузку изображений, обработку через нейросеть, сохранение результатов и ведение истории в базе данных.</w:t>
+      </w:r>
+    </w:p>
+    <w:p>
+      <w:pPr>
+        <w:pStyle w:val="ds-markdown-paragraph"/>
+        <w:numPr>
+          <w:ilvl w:val="0"/>
+          <w:numId w:val="5"/>
+        </w:numPr>
+        <w:shd w:val="clear" w:color="auto" w:fill="FFFFFF"/>
+        <w:spacing w:after="0" w:afterAutospacing="0"/>
+      </w:pPr>
+      <w:r>
+        <w:t xml:space="preserve">Взаимодействие с моделью YOLOv8 осуществляется через библиотеку </w:t>
+      </w:r>
+      <w:proofErr w:type="spellStart"/>
+      <w:r>
+        <w:t>Ultralytics</w:t>
+      </w:r>
+      <w:proofErr w:type="spellEnd"/>
+      <w:r>
+        <w:t>.</w:t>
+      </w:r>
+    </w:p>
+    <w:p>
+      <w:pPr>
+        <w:pStyle w:val="ds-markdown-paragraph"/>
+        <w:numPr>
+          <w:ilvl w:val="0"/>
+          <w:numId w:val="5"/>
+        </w:numPr>
+        <w:shd w:val="clear" w:color="auto" w:fill="FFFFFF"/>
+        <w:spacing w:after="0" w:afterAutospacing="0"/>
+      </w:pPr>
+      <w:r>
+        <w:t>Обработка изображений выполняется с использованием </w:t>
+      </w:r>
+      <w:proofErr w:type="spellStart"/>
+      <w:r>
+        <w:rPr>
+          <w:rStyle w:val="a9"/>
+        </w:rPr>
+        <w:t>OpenCV</w:t>
+      </w:r>
+      <w:proofErr w:type="spellEnd"/>
+      <w:r>
+        <w:t> (cv2.imdecode, cv2.imwrite).</w:t>
+      </w:r>
+    </w:p>
+    <w:p>
+      <w:pPr>
+        <w:pStyle w:val="ds-markdown-paragraph"/>
+        <w:numPr>
+          <w:ilvl w:val="0"/>
+          <w:numId w:val="5"/>
+        </w:numPr>
+        <w:shd w:val="clear" w:color="auto" w:fill="FFFFFF"/>
+        <w:spacing w:after="0" w:afterAutospacing="0"/>
+      </w:pPr>
+      <w:r>
+        <w:t>Для хранения истории запросов используется </w:t>
+      </w:r>
+      <w:proofErr w:type="spellStart"/>
+      <w:r>
+        <w:rPr>
+          <w:rStyle w:val="a9"/>
+        </w:rPr>
+        <w:t>SQLite</w:t>
+      </w:r>
+      <w:proofErr w:type="spellEnd"/>
+      <w:r>
+        <w:t> — лёгкая встраиваемая реляционная база данных.</w:t>
+      </w:r>
+    </w:p>
+    <w:p>
+      <w:pPr>
+        <w:pStyle w:val="ds-markdown-paragraph"/>
+        <w:numPr>
+          <w:ilvl w:val="0"/>
+          <w:numId w:val="5"/>
+        </w:numPr>
+        <w:shd w:val="clear" w:color="auto" w:fill="FFFFFF"/>
+        <w:spacing w:after="0" w:afterAutospacing="0"/>
+      </w:pPr>
+      <w:r>
+        <w:t>Генерация отчётов в формате PDF реализована с помощью библиотеки </w:t>
+      </w:r>
+      <w:proofErr w:type="spellStart"/>
+      <w:r>
+        <w:rPr>
+          <w:rStyle w:val="a9"/>
+        </w:rPr>
+        <w:t>ReportLab</w:t>
+      </w:r>
+      <w:proofErr w:type="spellEnd"/>
+      <w:r>
+        <w:t>.</w:t>
+      </w:r>
+    </w:p>
+    <w:p>
+      <w:pPr>
+        <w:pStyle w:val="ds-markdown-paragraph"/>
+        <w:shd w:val="clear" w:color="auto" w:fill="FFFFFF"/>
+        <w:spacing w:before="240" w:beforeAutospacing="0" w:after="240" w:afterAutospacing="0"/>
+      </w:pPr>
+      <w:r>
+        <w:rPr>
+          <w:rStyle w:val="a9"/>
+        </w:rPr>
+        <w:lastRenderedPageBreak/>
+        <w:t>Клиентская часть (</w:t>
+      </w:r>
+      <w:proofErr w:type="spellStart"/>
+      <w:r>
+        <w:rPr>
+          <w:rStyle w:val="a9"/>
+        </w:rPr>
+        <w:t>фронтенд</w:t>
+      </w:r>
+      <w:proofErr w:type="spellEnd"/>
+      <w:r>
+        <w:rPr>
+          <w:rStyle w:val="a9"/>
+        </w:rPr>
+        <w:t>):</w:t>
+      </w:r>
+    </w:p>
+    <w:p>
+      <w:pPr>
+        <w:pStyle w:val="ds-markdown-paragraph"/>
+        <w:numPr>
+          <w:ilvl w:val="0"/>
+          <w:numId w:val="6"/>
+        </w:numPr>
+        <w:shd w:val="clear" w:color="auto" w:fill="FFFFFF"/>
+        <w:spacing w:after="0" w:afterAutospacing="0"/>
+      </w:pPr>
+      <w:r>
+        <w:t>Реализована в виде одной HTML-страницы с использованием CSS для стилизации и JavaScript для интерактивности.</w:t>
+      </w:r>
+    </w:p>
+    <w:p>
+      <w:pPr>
+        <w:pStyle w:val="ds-markdown-paragraph"/>
+        <w:numPr>
+          <w:ilvl w:val="0"/>
+          <w:numId w:val="6"/>
+        </w:numPr>
+        <w:shd w:val="clear" w:color="auto" w:fill="FFFFFF"/>
+        <w:spacing w:after="0" w:afterAutospacing="0"/>
+      </w:pPr>
+      <w:r>
+        <w:t>Позволяет пользователю загружать изображение, интерактивно отмечать область пешеходного перехода (полигон) кликами мыши, запускать обработку и просматривать результаты.</w:t>
+      </w:r>
+    </w:p>
+    <w:p>
+      <w:pPr>
+        <w:pStyle w:val="ds-markdown-paragraph"/>
+        <w:numPr>
+          <w:ilvl w:val="0"/>
+          <w:numId w:val="6"/>
+        </w:numPr>
+        <w:shd w:val="clear" w:color="auto" w:fill="FFFFFF"/>
+        <w:spacing w:after="0" w:afterAutospacing="0"/>
+      </w:pPr>
+      <w:r>
+        <w:t xml:space="preserve">Для отрисовки полигона и визуализации разметки используется HTML-элемент </w:t>
+      </w:r>
+      <w:proofErr w:type="spellStart"/>
+      <w:r>
+        <w:t>Canvas</w:t>
+      </w:r>
+      <w:proofErr w:type="spellEnd"/>
+      <w:r>
+        <w:t>.</w:t>
+      </w:r>
+    </w:p>
+    <w:p>
+      <w:pPr>
+        <w:pStyle w:val="3"/>
+        <w:shd w:val="clear" w:color="auto" w:fill="FFFFFF"/>
+        <w:spacing w:before="480" w:after="240" w:line="450" w:lineRule="atLeast"/>
+        <w:rPr>
+          <w:rFonts w:ascii="Times New Roman" w:hAnsi="Times New Roman" w:cs="Times New Roman"/>
+          <w:color w:val="auto"/>
+          <w:sz w:val="30"/>
+          <w:szCs w:val="30"/>
+        </w:rPr>
+      </w:pPr>
+      <w:bookmarkStart w:id="12" w:name="_Toc234189289"/>
+      <w:r>
+        <w:rPr>
+          <w:rFonts w:ascii="Times New Roman" w:hAnsi="Times New Roman" w:cs="Times New Roman"/>
+          <w:color w:val="auto"/>
+          <w:sz w:val="30"/>
+          <w:szCs w:val="30"/>
+        </w:rPr>
+        <w:t>3.3. Алгоритм обработки изображения</w:t>
+      </w:r>
+      <w:bookmarkEnd w:id="12"/>
+    </w:p>
+    <w:p>
+      <w:pPr>
+        <w:pStyle w:val="ds-markdown-paragraph"/>
+        <w:shd w:val="clear" w:color="auto" w:fill="FFFFFF"/>
+        <w:spacing w:before="240" w:beforeAutospacing="0" w:after="240" w:afterAutospacing="0"/>
+      </w:pPr>
+      <w:r>
+        <w:t>При поступлении изображения на сервер выполняется следующая последовательность действий:</w:t>
+      </w:r>
+    </w:p>
+    <w:p>
+      <w:pPr>
+        <w:pStyle w:val="ds-markdown-paragraph"/>
+        <w:numPr>
+          <w:ilvl w:val="0"/>
+          <w:numId w:val="7"/>
+        </w:numPr>
+        <w:shd w:val="clear" w:color="auto" w:fill="FFFFFF"/>
+        <w:spacing w:after="0" w:afterAutospacing="0"/>
+      </w:pPr>
+      <w:r>
+        <w:rPr>
+          <w:rStyle w:val="a9"/>
+        </w:rPr>
+        <w:t>Загрузка и декодирование изображения.</w:t>
+      </w:r>
+      <w:r>
+        <w:t xml:space="preserve"> Изображение считывается из тела HTTP-запроса и декодируется в формат </w:t>
+      </w:r>
+      <w:proofErr w:type="spellStart"/>
+      <w:r>
+        <w:t>OpenCV</w:t>
+      </w:r>
+      <w:proofErr w:type="spellEnd"/>
+      <w:r>
+        <w:t xml:space="preserve"> с использованием </w:t>
+      </w:r>
+      <w:r>
+        <w:rPr>
+          <w:rStyle w:val="HTML"/>
+          <w:rFonts w:ascii="Times New Roman" w:hAnsi="Times New Roman" w:cs="Times New Roman"/>
+          <w:shd w:val="clear" w:color="auto" w:fill="EBEEF2"/>
+        </w:rPr>
+        <w:t>cv2.imdecode</w:t>
+      </w:r>
+      <w:r>
+        <w:t>.</w:t>
+      </w:r>
+    </w:p>
+    <w:p>
+      <w:pPr>
+        <w:pStyle w:val="ds-markdown-paragraph"/>
+        <w:numPr>
+          <w:ilvl w:val="0"/>
+          <w:numId w:val="7"/>
+        </w:numPr>
+        <w:shd w:val="clear" w:color="auto" w:fill="FFFFFF"/>
+        <w:spacing w:after="0" w:afterAutospacing="0"/>
+      </w:pPr>
+      <w:r>
+        <w:rPr>
+          <w:rStyle w:val="a9"/>
+        </w:rPr>
+        <w:t>Получение полигона перехода.</w:t>
+      </w:r>
+      <w:r>
+        <w:t> Координаты полигона передаются от клиента в относительных единицах (доли ширины и высоты изображения), что обеспечивает корректную работу с изображениями произвольного размера. Относительные координаты переводятся в пиксельные.</w:t>
+      </w:r>
+    </w:p>
+    <w:p>
+      <w:pPr>
+        <w:pStyle w:val="ds-markdown-paragraph"/>
+        <w:numPr>
+          <w:ilvl w:val="0"/>
+          <w:numId w:val="7"/>
+        </w:numPr>
+        <w:shd w:val="clear" w:color="auto" w:fill="FFFFFF"/>
+        <w:spacing w:after="0" w:afterAutospacing="0"/>
+      </w:pPr>
+      <w:r>
+        <w:rPr>
+          <w:rStyle w:val="a9"/>
+        </w:rPr>
+        <w:t>Детекция объектов.</w:t>
+      </w:r>
+      <w:r>
+        <w:t> Изображение подаётся на вход модели YOLOv8. Модель возвращает набор ограничивающих рамок (</w:t>
+      </w:r>
+      <w:proofErr w:type="spellStart"/>
+      <w:r>
+        <w:t>bounding</w:t>
+      </w:r>
+      <w:proofErr w:type="spellEnd"/>
+      <w:r>
+        <w:t xml:space="preserve"> </w:t>
+      </w:r>
+      <w:proofErr w:type="spellStart"/>
+      <w:r>
+        <w:t>boxes</w:t>
+      </w:r>
+      <w:proofErr w:type="spellEnd"/>
+      <w:r>
+        <w:t>) с указанием класса объекта и координат.</w:t>
+      </w:r>
+    </w:p>
+    <w:p>
+      <w:pPr>
+        <w:pStyle w:val="ds-markdown-paragraph"/>
+        <w:numPr>
+          <w:ilvl w:val="0"/>
+          <w:numId w:val="7"/>
+        </w:numPr>
+        <w:shd w:val="clear" w:color="auto" w:fill="FFFFFF"/>
+        <w:spacing w:after="0" w:afterAutospacing="0"/>
+      </w:pPr>
+      <w:r>
+        <w:rPr>
+          <w:rStyle w:val="a9"/>
+        </w:rPr>
+        <w:t>Фильтрация.</w:t>
+      </w:r>
+      <w:r>
+        <w:t> Из всех обнаруженных объектов выделяются только люди (класс 0 в COCO-наборе данных).</w:t>
+      </w:r>
+    </w:p>
+    <w:p>
+      <w:pPr>
+        <w:pStyle w:val="ds-markdown-paragraph"/>
+        <w:numPr>
+          <w:ilvl w:val="0"/>
+          <w:numId w:val="7"/>
+        </w:numPr>
+        <w:shd w:val="clear" w:color="auto" w:fill="FFFFFF"/>
+        <w:spacing w:after="0" w:afterAutospacing="0"/>
+      </w:pPr>
+      <w:r>
+        <w:rPr>
+          <w:rStyle w:val="a9"/>
+        </w:rPr>
+        <w:t>Проверка попадания в область перехода.</w:t>
+      </w:r>
+      <w:r>
+        <w:t> Для каждого обнаруженного человека выполняется проверка: попадает ли нижняя часть ограничивающей рамки в полигон перехода. Для повышения точности проверяется несколько точек в нижней части рамки (левая пятка, центр, правая пятка), а также центр рамки — это позволяет корректно обрабатывать случаи, когда ноги человека обрезаны краем кадра или когда человек стоит одной ногой на переходе. Проверка выполняется с использованием функции </w:t>
+      </w:r>
+      <w:r>
+        <w:rPr>
+          <w:rStyle w:val="HTML"/>
+          <w:rFonts w:ascii="Times New Roman" w:hAnsi="Times New Roman" w:cs="Times New Roman"/>
+          <w:shd w:val="clear" w:color="auto" w:fill="EBEEF2"/>
+        </w:rPr>
+        <w:t>cv2.pointPolygonTest</w:t>
+      </w:r>
+      <w:r>
+        <w:t>.</w:t>
+      </w:r>
+    </w:p>
+    <w:p>
+      <w:pPr>
+        <w:pStyle w:val="ds-markdown-paragraph"/>
+        <w:numPr>
+          <w:ilvl w:val="0"/>
+          <w:numId w:val="7"/>
+        </w:numPr>
+        <w:shd w:val="clear" w:color="auto" w:fill="FFFFFF"/>
+        <w:spacing w:after="120" w:afterAutospacing="0"/>
+      </w:pPr>
+      <w:r>
+        <w:rPr>
+          <w:rStyle w:val="a9"/>
+        </w:rPr>
+        <w:t>Визуализация.</w:t>
+      </w:r>
+      <w:r>
+        <w:t> На исходное изображение наносятся:</w:t>
+      </w:r>
+    </w:p>
+    <w:p>
+      <w:pPr>
+        <w:pStyle w:val="ds-markdown-paragraph"/>
+        <w:numPr>
+          <w:ilvl w:val="1"/>
+          <w:numId w:val="7"/>
+        </w:numPr>
+        <w:shd w:val="clear" w:color="auto" w:fill="FFFFFF"/>
+        <w:spacing w:after="0" w:afterAutospacing="0"/>
+      </w:pPr>
+      <w:r>
+        <w:t>контур полигона перехода (зелёный цвет);</w:t>
+      </w:r>
+    </w:p>
+    <w:p>
+      <w:pPr>
+        <w:pStyle w:val="ds-markdown-paragraph"/>
+        <w:numPr>
+          <w:ilvl w:val="1"/>
+          <w:numId w:val="7"/>
+        </w:numPr>
+        <w:shd w:val="clear" w:color="auto" w:fill="FFFFFF"/>
+        <w:spacing w:after="0" w:afterAutospacing="0"/>
+      </w:pPr>
+      <w:r>
+        <w:t>ограничивающие рамки для каждого обнаруженного человека (зелёные — на переходе, красные — вне);</w:t>
+      </w:r>
+    </w:p>
+    <w:p>
+      <w:pPr>
+        <w:pStyle w:val="ds-markdown-paragraph"/>
+        <w:numPr>
+          <w:ilvl w:val="1"/>
+          <w:numId w:val="7"/>
+        </w:numPr>
+        <w:shd w:val="clear" w:color="auto" w:fill="FFFFFF"/>
+        <w:spacing w:after="0" w:afterAutospacing="0"/>
+        <w:rPr>
+          <w:lang w:val="en-US"/>
+        </w:rPr>
+      </w:pPr>
+      <w:r>
+        <w:t>текстовые</w:t>
+      </w:r>
+      <w:r>
+        <w:rPr>
+          <w:lang w:val="en-US"/>
+        </w:rPr>
+        <w:t xml:space="preserve"> </w:t>
+      </w:r>
+      <w:r>
+        <w:t>подписи</w:t>
+      </w:r>
+      <w:r>
+        <w:rPr>
+          <w:lang w:val="en-US"/>
+        </w:rPr>
+        <w:t xml:space="preserve"> «on crosswalk» / «outside».</w:t>
+      </w:r>
+    </w:p>
+    <w:p>
+      <w:pPr>
+        <w:pStyle w:val="ds-markdown-paragraph"/>
+        <w:numPr>
+          <w:ilvl w:val="0"/>
+          <w:numId w:val="7"/>
+        </w:numPr>
+        <w:shd w:val="clear" w:color="auto" w:fill="FFFFFF"/>
+        <w:spacing w:after="0" w:afterAutospacing="0"/>
+      </w:pPr>
+      <w:r>
+        <w:rPr>
+          <w:rStyle w:val="a9"/>
+        </w:rPr>
+        <w:t>Сохранение.</w:t>
+      </w:r>
+      <w:r>
+        <w:t> Результирующее изображение сохраняется в директории </w:t>
+      </w:r>
+      <w:proofErr w:type="spellStart"/>
+      <w:r>
+        <w:rPr>
+          <w:rStyle w:val="HTML"/>
+          <w:rFonts w:ascii="Times New Roman" w:hAnsi="Times New Roman" w:cs="Times New Roman"/>
+          <w:shd w:val="clear" w:color="auto" w:fill="EBEEF2"/>
+        </w:rPr>
+        <w:t>static</w:t>
+      </w:r>
+      <w:proofErr w:type="spellEnd"/>
+      <w:r>
+        <w:rPr>
+          <w:rStyle w:val="HTML"/>
+          <w:rFonts w:ascii="Times New Roman" w:hAnsi="Times New Roman" w:cs="Times New Roman"/>
+          <w:shd w:val="clear" w:color="auto" w:fill="EBEEF2"/>
+        </w:rPr>
+        <w:t>/</w:t>
+      </w:r>
+      <w:r>
+        <w:t xml:space="preserve">. В базу данных </w:t>
+      </w:r>
+      <w:proofErr w:type="spellStart"/>
+      <w:r>
+        <w:t>SQLite</w:t>
+      </w:r>
+      <w:proofErr w:type="spellEnd"/>
+      <w:r>
+        <w:t xml:space="preserve"> записываются: время обработки, имя файла, общее количество людей, количество людей на переходе, список обнаруженных классов, путь к сохранённому изображению.</w:t>
+      </w:r>
+    </w:p>
+    <w:p>
+      <w:pPr>
+        <w:pStyle w:val="ds-markdown-paragraph"/>
+        <w:numPr>
+          <w:ilvl w:val="0"/>
+          <w:numId w:val="7"/>
+        </w:numPr>
+        <w:shd w:val="clear" w:color="auto" w:fill="FFFFFF"/>
+        <w:spacing w:after="0" w:afterAutospacing="0"/>
+      </w:pPr>
+      <w:r>
+        <w:rPr>
+          <w:rStyle w:val="a9"/>
+        </w:rPr>
+        <w:t>Формирование ответа.</w:t>
+      </w:r>
+      <w:r>
+        <w:t> Сервер возвращает клиенту JSON-ответ, содержащий: общее количество людей, количество людей на переходе, список классов, URL результирующего изображения и идентификатор записи в базе данных.</w:t>
+      </w:r>
+    </w:p>
+    <w:p>
+      <w:pPr>
+        <w:pStyle w:val="3"/>
+        <w:shd w:val="clear" w:color="auto" w:fill="FFFFFF"/>
+        <w:spacing w:before="480" w:after="240" w:line="450" w:lineRule="atLeast"/>
+        <w:rPr>
+          <w:rFonts w:ascii="Times New Roman" w:hAnsi="Times New Roman" w:cs="Times New Roman"/>
+          <w:color w:val="auto"/>
+          <w:sz w:val="30"/>
+          <w:szCs w:val="30"/>
+        </w:rPr>
+      </w:pPr>
+      <w:bookmarkStart w:id="13" w:name="_Toc234189290"/>
+      <w:r>
+        <w:rPr>
+          <w:rFonts w:ascii="Times New Roman" w:hAnsi="Times New Roman" w:cs="Times New Roman"/>
+          <w:color w:val="auto"/>
+          <w:sz w:val="30"/>
+          <w:szCs w:val="30"/>
+        </w:rPr>
+        <w:t>3.4. Функционал веб-интерфейса</w:t>
+      </w:r>
+      <w:bookmarkEnd w:id="13"/>
+    </w:p>
+    <w:p>
+      <w:pPr>
+        <w:pStyle w:val="ds-markdown-paragraph"/>
+        <w:shd w:val="clear" w:color="auto" w:fill="FFFFFF"/>
+        <w:spacing w:before="240" w:beforeAutospacing="0" w:after="240" w:afterAutospacing="0"/>
+      </w:pPr>
+      <w:r>
+        <w:t>Разработанный веб-интерфейс предоставляет пользователю следующие возможности:</w:t>
+      </w:r>
+    </w:p>
+    <w:p>
+      <w:pPr>
+        <w:pStyle w:val="ds-markdown-paragraph"/>
+        <w:numPr>
+          <w:ilvl w:val="0"/>
+          <w:numId w:val="8"/>
+        </w:numPr>
+        <w:shd w:val="clear" w:color="auto" w:fill="FFFFFF"/>
+        <w:spacing w:after="0" w:afterAutospacing="0"/>
+      </w:pPr>
+      <w:r>
+        <w:rPr>
+          <w:rStyle w:val="a9"/>
+        </w:rPr>
+        <w:lastRenderedPageBreak/>
+        <w:t>Загрузка изображения.</w:t>
+      </w:r>
+      <w:r>
+        <w:t xml:space="preserve"> Выбор файла через стандартный диалог и отображение его на </w:t>
+      </w:r>
+      <w:proofErr w:type="spellStart"/>
+      <w:r>
+        <w:t>Canvas</w:t>
+      </w:r>
+      <w:proofErr w:type="spellEnd"/>
+      <w:r>
+        <w:t>.</w:t>
+      </w:r>
+    </w:p>
+    <w:p>
+      <w:pPr>
+        <w:pStyle w:val="ds-markdown-paragraph"/>
+        <w:numPr>
+          <w:ilvl w:val="0"/>
+          <w:numId w:val="8"/>
+        </w:numPr>
+        <w:shd w:val="clear" w:color="auto" w:fill="FFFFFF"/>
+        <w:spacing w:after="0" w:afterAutospacing="0"/>
+      </w:pPr>
+      <w:r>
+        <w:rPr>
+          <w:rStyle w:val="a9"/>
+        </w:rPr>
+        <w:t>Разметка области перехода.</w:t>
+      </w:r>
+      <w:r>
+        <w:t> Интерактивное построение полигона кликами мыши непосредственно на изображении. Визуальная обратная связь: отрисовка точек и линий, заливка замкнутой области полупрозрачным зелёным цветом.</w:t>
+      </w:r>
+    </w:p>
+    <w:p>
+      <w:pPr>
+        <w:pStyle w:val="ds-markdown-paragraph"/>
+        <w:numPr>
+          <w:ilvl w:val="0"/>
+          <w:numId w:val="8"/>
+        </w:numPr>
+        <w:shd w:val="clear" w:color="auto" w:fill="FFFFFF"/>
+        <w:spacing w:after="0" w:afterAutospacing="0"/>
+      </w:pPr>
+      <w:r>
+        <w:rPr>
+          <w:rStyle w:val="a9"/>
+        </w:rPr>
+        <w:t>Очистка разметки.</w:t>
+      </w:r>
+      <w:r>
+        <w:t> Возможность сбросить построенный полигон и начать разметку заново.</w:t>
+      </w:r>
+    </w:p>
+    <w:p>
+      <w:pPr>
+        <w:pStyle w:val="ds-markdown-paragraph"/>
+        <w:numPr>
+          <w:ilvl w:val="0"/>
+          <w:numId w:val="8"/>
+        </w:numPr>
+        <w:shd w:val="clear" w:color="auto" w:fill="FFFFFF"/>
+        <w:spacing w:after="0" w:afterAutospacing="0"/>
+      </w:pPr>
+      <w:r>
+        <w:rPr>
+          <w:rStyle w:val="a9"/>
+        </w:rPr>
+        <w:t>Запуск обработки.</w:t>
+      </w:r>
+      <w:r>
+        <w:t> Отправка изображения и координат полигона на сервер.</w:t>
+      </w:r>
+    </w:p>
+    <w:p>
+      <w:pPr>
+        <w:pStyle w:val="ds-markdown-paragraph"/>
+        <w:numPr>
+          <w:ilvl w:val="0"/>
+          <w:numId w:val="8"/>
+        </w:numPr>
+        <w:shd w:val="clear" w:color="auto" w:fill="FFFFFF"/>
+        <w:spacing w:after="0" w:afterAutospacing="0"/>
+      </w:pPr>
+      <w:r>
+        <w:rPr>
+          <w:rStyle w:val="a9"/>
+        </w:rPr>
+        <w:t>Отображение результатов.</w:t>
+      </w:r>
+      <w:r>
+        <w:t> Вывод обработанного изображения с нанесённой разметкой и рамками, а также статистической информации: общее количество людей, количество людей на переходе, обнаруженные классы.</w:t>
+      </w:r>
+    </w:p>
+    <w:p>
+      <w:pPr>
+        <w:pStyle w:val="ds-markdown-paragraph"/>
+        <w:numPr>
+          <w:ilvl w:val="0"/>
+          <w:numId w:val="8"/>
+        </w:numPr>
+        <w:shd w:val="clear" w:color="auto" w:fill="FFFFFF"/>
+        <w:spacing w:after="0" w:afterAutospacing="0"/>
+      </w:pPr>
+      <w:r>
+        <w:rPr>
+          <w:rStyle w:val="a9"/>
+        </w:rPr>
+        <w:t>Скачивание отчёта по текущему изображению.</w:t>
+      </w:r>
+      <w:r>
+        <w:t> Генерация PDF-отчёта, содержащего детальную информацию только о последнем обработанном изображении.</w:t>
+      </w:r>
+    </w:p>
+    <w:p>
+      <w:pPr>
+        <w:pStyle w:val="ds-markdown-paragraph"/>
+        <w:numPr>
+          <w:ilvl w:val="0"/>
+          <w:numId w:val="8"/>
+        </w:numPr>
+        <w:shd w:val="clear" w:color="auto" w:fill="FFFFFF"/>
+        <w:spacing w:after="0" w:afterAutospacing="0"/>
+      </w:pPr>
+      <w:r>
+        <w:rPr>
+          <w:rStyle w:val="a9"/>
+        </w:rPr>
+        <w:t>Скачивание общего отчёта.</w:t>
+      </w:r>
+      <w:r>
+        <w:t> Генерация PDF-отчёта по всем обработанным изображениям с итоговой статистикой.</w:t>
+      </w:r>
+    </w:p>
+    <w:p>
+      <w:pPr>
+        <w:pStyle w:val="3"/>
+        <w:shd w:val="clear" w:color="auto" w:fill="FFFFFF"/>
+        <w:spacing w:before="480" w:after="240" w:line="450" w:lineRule="atLeast"/>
+        <w:rPr>
+          <w:rFonts w:ascii="Times New Roman" w:hAnsi="Times New Roman" w:cs="Times New Roman"/>
+          <w:color w:val="auto"/>
+          <w:sz w:val="30"/>
+          <w:szCs w:val="30"/>
+        </w:rPr>
+      </w:pPr>
+      <w:bookmarkStart w:id="14" w:name="_Toc234189291"/>
+      <w:r>
+        <w:rPr>
+          <w:rFonts w:ascii="Times New Roman" w:hAnsi="Times New Roman" w:cs="Times New Roman"/>
+          <w:color w:val="auto"/>
+          <w:sz w:val="30"/>
+          <w:szCs w:val="30"/>
+        </w:rPr>
+        <w:t>3.5. Результаты тестирования</w:t>
+      </w:r>
+      <w:bookmarkEnd w:id="14"/>
+    </w:p>
+    <w:p>
+      <w:pPr>
+        <w:pStyle w:val="ds-markdown-paragraph"/>
+        <w:shd w:val="clear" w:color="auto" w:fill="FFFFFF"/>
+        <w:spacing w:before="240" w:beforeAutospacing="0" w:after="240" w:afterAutospacing="0"/>
+      </w:pPr>
+      <w:r>
+        <w:t>Разработанное приложение было протестировано на наборе изображений с пешеходными переходами. В ходе тестирования были получены следующие результаты:</w:t>
+      </w:r>
+    </w:p>
+    <w:p>
+      <w:pPr>
+        <w:pStyle w:val="ds-markdown-paragraph"/>
+        <w:numPr>
+          <w:ilvl w:val="0"/>
+          <w:numId w:val="9"/>
+        </w:numPr>
+        <w:shd w:val="clear" w:color="auto" w:fill="FFFFFF"/>
+        <w:spacing w:after="0" w:afterAutospacing="0"/>
+      </w:pPr>
+      <w:r>
+        <w:t>Модель YOLOv8 успешно детектирует пешеходов на изображениях с различных ракурсов.</w:t>
+      </w:r>
+    </w:p>
+    <w:p>
+      <w:pPr>
+        <w:pStyle w:val="ds-markdown-paragraph"/>
+        <w:numPr>
+          <w:ilvl w:val="0"/>
+          <w:numId w:val="9"/>
+        </w:numPr>
+        <w:shd w:val="clear" w:color="auto" w:fill="FFFFFF"/>
+        <w:spacing w:after="0" w:afterAutospacing="0"/>
+      </w:pPr>
+      <w:r>
+        <w:t>Разработанный алгоритм проверки попадания в полигон (с использованием нескольких контрольных точек) обеспечивает высокую точность определения пешеходов, находящихся на переходе.</w:t>
+      </w:r>
+    </w:p>
+    <w:p>
+      <w:pPr>
+        <w:pStyle w:val="ds-markdown-paragraph"/>
+        <w:numPr>
+          <w:ilvl w:val="0"/>
+          <w:numId w:val="9"/>
+        </w:numPr>
+        <w:shd w:val="clear" w:color="auto" w:fill="FFFFFF"/>
+        <w:spacing w:after="0" w:afterAutospacing="0"/>
+      </w:pPr>
+      <w:r>
+        <w:t>Веб-интерфейс обеспечивает удобную и интуитивно понятную работу с системой.</w:t>
+      </w:r>
+    </w:p>
+    <w:p>
+      <w:pPr>
+        <w:pStyle w:val="ds-markdown-paragraph"/>
+        <w:numPr>
+          <w:ilvl w:val="0"/>
+          <w:numId w:val="9"/>
+        </w:numPr>
+        <w:shd w:val="clear" w:color="auto" w:fill="FFFFFF"/>
+        <w:spacing w:after="0" w:afterAutospacing="0"/>
+      </w:pPr>
+      <w:r>
+        <w:t>Функция генерации отчётов позволяет получать структурированную информацию о результатах обработки в формате PDF.</w:t>
+      </w:r>
+    </w:p>
+    <w:p>
+      <w:pPr>
+        <w:pStyle w:val="ds-markdown-paragraph"/>
+        <w:shd w:val="clear" w:color="auto" w:fill="FFFFFF"/>
+        <w:spacing w:before="240" w:beforeAutospacing="0" w:after="240" w:afterAutospacing="0"/>
+      </w:pPr>
+      <w:r>
+        <w:rPr>
+          <w:rStyle w:val="aa"/>
+        </w:rPr>
+        <w:t>[Здесь должны быть размещены скриншоты работы приложения: загрузка изображения, разметка полигона, результат обработки с выделенными рамками, пример сгенерированного отчёта.]</w:t>
+      </w:r>
+    </w:p>
+    <w:p>
+      <w:pPr>
+        <w:pStyle w:val="3"/>
+        <w:shd w:val="clear" w:color="auto" w:fill="FFFFFF"/>
+        <w:spacing w:before="480" w:after="240" w:line="450" w:lineRule="atLeast"/>
+        <w:rPr>
+          <w:rFonts w:ascii="Times New Roman" w:hAnsi="Times New Roman" w:cs="Times New Roman"/>
+          <w:color w:val="auto"/>
+          <w:sz w:val="30"/>
+          <w:szCs w:val="30"/>
+        </w:rPr>
+      </w:pPr>
+      <w:bookmarkStart w:id="15" w:name="_Toc234189292"/>
+      <w:r>
+        <w:rPr>
+          <w:rFonts w:ascii="Times New Roman" w:hAnsi="Times New Roman" w:cs="Times New Roman"/>
+          <w:color w:val="auto"/>
+          <w:sz w:val="30"/>
+          <w:szCs w:val="30"/>
+        </w:rPr>
+        <w:t>3.6. Исходный код</w:t>
+      </w:r>
+      <w:bookmarkEnd w:id="15"/>
+    </w:p>
+    <w:p>
+      <w:pPr>
+        <w:pStyle w:val="ds-markdown-paragraph"/>
+        <w:shd w:val="clear" w:color="auto" w:fill="FFFFFF"/>
+        <w:spacing w:before="240" w:beforeAutospacing="0" w:after="240" w:afterAutospacing="0"/>
+      </w:pPr>
+      <w:r>
+        <w:t xml:space="preserve">Исходный код разработанного приложения загружен в репозиторий на </w:t>
+      </w:r>
+      <w:proofErr w:type="spellStart"/>
+      <w:r>
+        <w:t>GitHub</w:t>
+      </w:r>
+      <w:proofErr w:type="spellEnd"/>
+      <w:r>
+        <w:t>. Ссылка на репозиторий: </w:t>
+      </w:r>
+      <w:r>
+        <w:rPr>
+          <w:rStyle w:val="aa"/>
+        </w:rPr>
+        <w:t xml:space="preserve">[вставить ссылку на </w:t>
+      </w:r>
+      <w:proofErr w:type="spellStart"/>
+      <w:r>
+        <w:rPr>
+          <w:rStyle w:val="aa"/>
+        </w:rPr>
+        <w:t>GitHub</w:t>
+      </w:r>
+      <w:proofErr w:type="spellEnd"/>
+      <w:r>
+        <w:rPr>
+          <w:rStyle w:val="aa"/>
+        </w:rPr>
+        <w:t>]</w:t>
+      </w:r>
+      <w:r>
+        <w:t>.</w:t>
+      </w:r>
+    </w:p>
+    <w:p/>
     <w:p>
       <w:pPr>
         <w:pStyle w:val="2"/>
-      </w:pPr>
-      <w:bookmarkStart w:id="10" w:name="_Toc234183380"/>
-      <w:r>
-        <w:t>Описание результатов практической деятельности, поставленные задачи, содержание и результаты научно-исследовательской работы студента согласно индивидуальному заданию</w:t>
-      </w:r>
-      <w:bookmarkEnd w:id="10"/>
-      <w:r>
+        <w:rPr>
+          <w:rFonts w:ascii="Times New Roman" w:hAnsi="Times New Roman" w:cs="Times New Roman"/>
+          <w:color w:val="auto"/>
+        </w:rPr>
+      </w:pPr>
+      <w:r>
+        <w:rPr>
+          <w:rFonts w:ascii="Times New Roman" w:hAnsi="Times New Roman" w:cs="Times New Roman"/>
+          <w:color w:val="auto"/>
+        </w:rPr>
         <w:br w:type="page"/>
       </w:r>
     </w:p>
     <w:p>
       <w:pPr>
         <w:pStyle w:val="1"/>
-      </w:pPr>
-      <w:bookmarkStart w:id="11" w:name="_Toc234183381"/>
-      <w:r>
+        <w:rPr>
+          <w:rFonts w:ascii="Times New Roman" w:hAnsi="Times New Roman" w:cs="Times New Roman"/>
+          <w:color w:val="auto"/>
+        </w:rPr>
+      </w:pPr>
+      <w:bookmarkStart w:id="16" w:name="_Toc234189293"/>
+      <w:r>
+        <w:rPr>
+          <w:rFonts w:ascii="Times New Roman" w:hAnsi="Times New Roman" w:cs="Times New Roman"/>
+          <w:color w:val="auto"/>
+        </w:rPr>
         <w:lastRenderedPageBreak/>
         <w:t>Заключение</w:t>
       </w:r>
-      <w:bookmarkEnd w:id="11"/>
+      <w:bookmarkEnd w:id="16"/>
     </w:p>
     <w:p>
       <w:pPr>
@@ -1762,65 +3821,921 @@
     <w:p>
       <w:pPr>
         <w:pStyle w:val="2"/>
-      </w:pPr>
-      <w:bookmarkStart w:id="12" w:name="_Toc234183382"/>
-      <w:r>
+        <w:rPr>
+          <w:rFonts w:ascii="Times New Roman" w:hAnsi="Times New Roman" w:cs="Times New Roman"/>
+          <w:color w:val="auto"/>
+        </w:rPr>
+      </w:pPr>
+      <w:bookmarkStart w:id="17" w:name="_Toc234189294"/>
+      <w:r>
+        <w:rPr>
+          <w:rFonts w:ascii="Times New Roman" w:hAnsi="Times New Roman" w:cs="Times New Roman"/>
+          <w:color w:val="auto"/>
+        </w:rPr>
         <w:t>Отчет в сжатой форме, основные выводы, конкретные предложения</w:t>
       </w:r>
-      <w:bookmarkEnd w:id="12"/>
+      <w:bookmarkEnd w:id="17"/>
+    </w:p>
+    <w:p>
+      <w:pPr>
+        <w:pStyle w:val="ds-markdown-paragraph"/>
+        <w:shd w:val="clear" w:color="auto" w:fill="FFFFFF"/>
+        <w:spacing w:before="240" w:beforeAutospacing="0" w:after="240" w:afterAutospacing="0"/>
+      </w:pPr>
+      <w:r>
+        <w:t>В ходе выполнения индивидуального задания по практике была разработана AI-система для подсчёта пешеходов на пешеходном переходе на основе технологий компьютерного зрения. В процессе работы были решены следующие задачи:</w:t>
+      </w:r>
+    </w:p>
+    <w:p>
+      <w:pPr>
+        <w:pStyle w:val="ds-markdown-paragraph"/>
+        <w:numPr>
+          <w:ilvl w:val="0"/>
+          <w:numId w:val="10"/>
+        </w:numPr>
+        <w:shd w:val="clear" w:color="auto" w:fill="FFFFFF"/>
+        <w:spacing w:after="0" w:afterAutospacing="0"/>
+      </w:pPr>
+      <w:r>
+        <w:rPr>
+          <w:rStyle w:val="a9"/>
+        </w:rPr>
+        <w:t>Проведён анализ предметной области.</w:t>
+      </w:r>
+      <w:r>
+        <w:t xml:space="preserve"> Изучены основные подходы к решению задач компьютерного зрения: классификация, детекция и сегментация объектов. Рассмотрены архитектуры нейросетей, применяемые для этих задач — </w:t>
+      </w:r>
+      <w:proofErr w:type="spellStart"/>
+      <w:r>
+        <w:t>ResNet</w:t>
+      </w:r>
+      <w:proofErr w:type="spellEnd"/>
+      <w:r>
+        <w:t xml:space="preserve">, </w:t>
+      </w:r>
+      <w:proofErr w:type="spellStart"/>
+      <w:r>
+        <w:t>EfficientNet</w:t>
+      </w:r>
+      <w:proofErr w:type="spellEnd"/>
+      <w:r>
+        <w:t xml:space="preserve">, YOLO, </w:t>
+      </w:r>
+      <w:proofErr w:type="spellStart"/>
+      <w:r>
+        <w:t>Faster</w:t>
+      </w:r>
+      <w:proofErr w:type="spellEnd"/>
+      <w:r>
+        <w:t xml:space="preserve"> R-CNN, </w:t>
+      </w:r>
+      <w:proofErr w:type="spellStart"/>
+      <w:r>
+        <w:t>Mask</w:t>
+      </w:r>
+      <w:proofErr w:type="spellEnd"/>
+      <w:r>
+        <w:t xml:space="preserve"> R-CNN, U-Net.</w:t>
+      </w:r>
+    </w:p>
+    <w:p>
+      <w:pPr>
+        <w:pStyle w:val="ds-markdown-paragraph"/>
+        <w:numPr>
+          <w:ilvl w:val="0"/>
+          <w:numId w:val="10"/>
+        </w:numPr>
+        <w:shd w:val="clear" w:color="auto" w:fill="FFFFFF"/>
+        <w:spacing w:after="0" w:afterAutospacing="0"/>
+      </w:pPr>
+      <w:r>
+        <w:rPr>
+          <w:rStyle w:val="a9"/>
+        </w:rPr>
+        <w:t xml:space="preserve">Выбрана и загружена </w:t>
+      </w:r>
+      <w:proofErr w:type="spellStart"/>
+      <w:r>
+        <w:rPr>
+          <w:rStyle w:val="a9"/>
+        </w:rPr>
+        <w:t>предобученная</w:t>
+      </w:r>
+      <w:proofErr w:type="spellEnd"/>
+      <w:r>
+        <w:rPr>
+          <w:rStyle w:val="a9"/>
+        </w:rPr>
+        <w:t xml:space="preserve"> модель.</w:t>
+      </w:r>
+      <w:r>
+        <w:t xml:space="preserve"> Для решения задачи детекции пешеходов выбрана архитектура YOLOv8, обеспечивающая высокую скорость и точность обнаружения объектов. Модель загружена с использованием библиотеки </w:t>
+      </w:r>
+      <w:proofErr w:type="spellStart"/>
+      <w:r>
+        <w:t>Ultralytics</w:t>
+      </w:r>
+      <w:proofErr w:type="spellEnd"/>
+      <w:r>
+        <w:t>.</w:t>
+      </w:r>
+    </w:p>
+    <w:p>
+      <w:pPr>
+        <w:pStyle w:val="ds-markdown-paragraph"/>
+        <w:numPr>
+          <w:ilvl w:val="0"/>
+          <w:numId w:val="10"/>
+        </w:numPr>
+        <w:shd w:val="clear" w:color="auto" w:fill="FFFFFF"/>
+        <w:spacing w:after="0" w:afterAutospacing="0"/>
+      </w:pPr>
+      <w:r>
+        <w:rPr>
+          <w:rStyle w:val="a9"/>
+        </w:rPr>
+        <w:t>Разработано веб-приложение.</w:t>
+      </w:r>
+      <w:r>
+        <w:t xml:space="preserve"> Создано полнофункциональное веб-приложение с серверной частью на </w:t>
+      </w:r>
+      <w:proofErr w:type="spellStart"/>
+      <w:r>
+        <w:t>Flask</w:t>
+      </w:r>
+      <w:proofErr w:type="spellEnd"/>
+      <w:r>
+        <w:t xml:space="preserve"> и клиентской частью на HTML/CSS/JavaScript. Приложение позволяет пользователю загружать изображения, интерактивно размечать область пешеходного перехода, запускать обработку и получать визуализированные результаты.</w:t>
+      </w:r>
+    </w:p>
+    <w:p>
+      <w:pPr>
+        <w:pStyle w:val="ds-markdown-paragraph"/>
+        <w:numPr>
+          <w:ilvl w:val="0"/>
+          <w:numId w:val="10"/>
+        </w:numPr>
+        <w:shd w:val="clear" w:color="auto" w:fill="FFFFFF"/>
+        <w:spacing w:after="0" w:afterAutospacing="0"/>
+      </w:pPr>
+      <w:r>
+        <w:rPr>
+          <w:rStyle w:val="a9"/>
+        </w:rPr>
+        <w:t>Реализована интеграция модели и обработка данных.</w:t>
+      </w:r>
+      <w:r>
+        <w:t xml:space="preserve"> Разработан скрипт, обеспечивающий полный цикл обработки: загрузка изображения через </w:t>
+      </w:r>
+      <w:proofErr w:type="spellStart"/>
+      <w:r>
+        <w:t>OpenCV</w:t>
+      </w:r>
+      <w:proofErr w:type="spellEnd"/>
+      <w:r>
+        <w:t>, детекция объектов с помощью YOLOv8, фильтрация людей, проверка попадания в область перехода (с использованием нескольких контрольных точек для повышения точности), визуализация и сохранение результатов.</w:t>
+      </w:r>
+    </w:p>
+    <w:p>
+      <w:pPr>
+        <w:pStyle w:val="ds-markdown-paragraph"/>
+        <w:numPr>
+          <w:ilvl w:val="0"/>
+          <w:numId w:val="10"/>
+        </w:numPr>
+        <w:shd w:val="clear" w:color="auto" w:fill="FFFFFF"/>
+        <w:spacing w:after="0" w:afterAutospacing="0"/>
+      </w:pPr>
+      <w:r>
+        <w:rPr>
+          <w:rStyle w:val="a9"/>
+        </w:rPr>
+        <w:t>Организовано ведение истории и генерация отчётов.</w:t>
+      </w:r>
+      <w:r>
+        <w:t xml:space="preserve"> Настроена база данных </w:t>
+      </w:r>
+      <w:proofErr w:type="spellStart"/>
+      <w:r>
+        <w:t>SQLite</w:t>
+      </w:r>
+      <w:proofErr w:type="spellEnd"/>
+      <w:r>
+        <w:t xml:space="preserve"> для сохранения истории всех запросов. Реализована функция генерации структурированных PDF-отчётов с итоговой статистикой и детальной информацией по каждому обработанному изображению.</w:t>
+      </w:r>
+    </w:p>
+    <w:p>
+      <w:pPr>
+        <w:pStyle w:val="ds-markdown-paragraph"/>
+        <w:numPr>
+          <w:ilvl w:val="0"/>
+          <w:numId w:val="10"/>
+        </w:numPr>
+        <w:shd w:val="clear" w:color="auto" w:fill="FFFFFF"/>
+        <w:spacing w:after="0" w:afterAutospacing="0"/>
+      </w:pPr>
+      <w:r>
+        <w:rPr>
+          <w:rStyle w:val="a9"/>
+        </w:rPr>
+        <w:t>Проведено тестирование.</w:t>
+      </w:r>
+      <w:r>
+        <w:t> Приложение протестировано на наборе тестовых изображений, подтверждена его работоспособность и корректность подсчёта пешеходов на переходе.</w:t>
+      </w:r>
+    </w:p>
+    <w:p>
+      <w:pPr>
+        <w:pStyle w:val="ds-markdown-paragraph"/>
+        <w:shd w:val="clear" w:color="auto" w:fill="FFFFFF"/>
+        <w:spacing w:before="240" w:beforeAutospacing="0" w:after="240" w:afterAutospacing="0"/>
+      </w:pPr>
+      <w:r>
+        <w:rPr>
+          <w:rStyle w:val="a9"/>
+        </w:rPr>
+        <w:t>Основные выводы:</w:t>
+      </w:r>
+    </w:p>
+    <w:p>
+      <w:pPr>
+        <w:pStyle w:val="ds-markdown-paragraph"/>
+        <w:numPr>
+          <w:ilvl w:val="0"/>
+          <w:numId w:val="11"/>
+        </w:numPr>
+        <w:shd w:val="clear" w:color="auto" w:fill="FFFFFF"/>
+        <w:spacing w:after="0" w:afterAutospacing="0"/>
+      </w:pPr>
+      <w:r>
+        <w:t xml:space="preserve">Применение </w:t>
+      </w:r>
+      <w:proofErr w:type="spellStart"/>
+      <w:r>
+        <w:t>предобученных</w:t>
+      </w:r>
+      <w:proofErr w:type="spellEnd"/>
+      <w:r>
+        <w:t xml:space="preserve"> </w:t>
+      </w:r>
+      <w:proofErr w:type="spellStart"/>
+      <w:r>
+        <w:t>нейросетевых</w:t>
+      </w:r>
+      <w:proofErr w:type="spellEnd"/>
+      <w:r>
+        <w:t xml:space="preserve"> моделей, таких как YOLOv8, позволяет эффективно решать задачи детекции объектов в компьютерном зрении без необходимости обучения модели с нуля.</w:t>
+      </w:r>
+    </w:p>
+    <w:p>
+      <w:pPr>
+        <w:pStyle w:val="ds-markdown-paragraph"/>
+        <w:numPr>
+          <w:ilvl w:val="0"/>
+          <w:numId w:val="11"/>
+        </w:numPr>
+        <w:shd w:val="clear" w:color="auto" w:fill="FFFFFF"/>
+        <w:spacing w:after="0" w:afterAutospacing="0"/>
+      </w:pPr>
+      <w:r>
+        <w:t>Разработанный алгоритм фильтрации объектов по заданной области интереса (полигону) с использованием нескольких контрольных точек обеспечивает высокую точность определения пешеходов, находящихся в пределах пешеходного перехода.</w:t>
+      </w:r>
+    </w:p>
+    <w:p>
+      <w:pPr>
+        <w:pStyle w:val="ds-markdown-paragraph"/>
+        <w:numPr>
+          <w:ilvl w:val="0"/>
+          <w:numId w:val="11"/>
+        </w:numPr>
+        <w:shd w:val="clear" w:color="auto" w:fill="FFFFFF"/>
+        <w:spacing w:after="0" w:afterAutospacing="0"/>
+      </w:pPr>
+      <w:r>
+        <w:t>Созданное веб-приложение демонстрирует практическую применимость технологий искусственного интеллекта для автоматизации задач мониторинга и учёта.</w:t>
+      </w:r>
+    </w:p>
+    <w:p>
+      <w:pPr>
+        <w:pStyle w:val="ds-markdown-paragraph"/>
+        <w:numPr>
+          <w:ilvl w:val="0"/>
+          <w:numId w:val="11"/>
+        </w:numPr>
+        <w:shd w:val="clear" w:color="auto" w:fill="FFFFFF"/>
+        <w:spacing w:after="0" w:afterAutospacing="0"/>
+      </w:pPr>
+      <w:r>
+        <w:t>Разработанная система может быть масштабирована и адаптирована для решения других прикладных задач компьютерного зрения.</w:t>
+      </w:r>
+    </w:p>
+    <w:p>
+      <w:pPr>
+        <w:pStyle w:val="ds-markdown-paragraph"/>
+        <w:shd w:val="clear" w:color="auto" w:fill="FFFFFF"/>
+        <w:spacing w:before="240" w:beforeAutospacing="0" w:after="240" w:afterAutospacing="0"/>
+      </w:pPr>
+      <w:r>
+        <w:rPr>
+          <w:rStyle w:val="a9"/>
+        </w:rPr>
+        <w:t>Конкретные предложения по развитию системы:</w:t>
+      </w:r>
+    </w:p>
+    <w:p>
+      <w:pPr>
+        <w:pStyle w:val="ds-markdown-paragraph"/>
+        <w:numPr>
+          <w:ilvl w:val="0"/>
+          <w:numId w:val="12"/>
+        </w:numPr>
+        <w:shd w:val="clear" w:color="auto" w:fill="FFFFFF"/>
+        <w:spacing w:after="0" w:afterAutospacing="0"/>
+      </w:pPr>
+      <w:r>
+        <w:lastRenderedPageBreak/>
+        <w:t>Расширение функционала для обработки видеопотоков в реальном времени.</w:t>
+      </w:r>
+    </w:p>
+    <w:p>
+      <w:pPr>
+        <w:pStyle w:val="ds-markdown-paragraph"/>
+        <w:numPr>
+          <w:ilvl w:val="0"/>
+          <w:numId w:val="12"/>
+        </w:numPr>
+        <w:shd w:val="clear" w:color="auto" w:fill="FFFFFF"/>
+        <w:spacing w:after="0" w:afterAutospacing="0"/>
+      </w:pPr>
+      <w:r>
+        <w:t>Интеграция с системами видеонаблюдения для автоматического мониторинга пешеходных переходов.</w:t>
+      </w:r>
+    </w:p>
+    <w:p>
+      <w:pPr>
+        <w:pStyle w:val="ds-markdown-paragraph"/>
+        <w:numPr>
+          <w:ilvl w:val="0"/>
+          <w:numId w:val="12"/>
+        </w:numPr>
+        <w:shd w:val="clear" w:color="auto" w:fill="FFFFFF"/>
+        <w:spacing w:after="0" w:afterAutospacing="0"/>
+      </w:pPr>
+      <w:r>
+        <w:t>Добавление возможности экспорта данных в формате Excel для дальнейшего статистического анализа.</w:t>
+      </w:r>
+    </w:p>
+    <w:p>
+      <w:pPr>
+        <w:pStyle w:val="ds-markdown-paragraph"/>
+        <w:numPr>
+          <w:ilvl w:val="0"/>
+          <w:numId w:val="12"/>
+        </w:numPr>
+        <w:shd w:val="clear" w:color="auto" w:fill="FFFFFF"/>
+        <w:spacing w:after="0" w:afterAutospacing="0"/>
+      </w:pPr>
+      <w:r>
+        <w:t>Развёртывание приложения на облачной платформе для обеспечения удалённого доступа.</w:t>
+      </w:r>
+    </w:p>
+    <w:p>
+      <w:pPr>
+        <w:pStyle w:val="ds-markdown-paragraph"/>
+        <w:numPr>
+          <w:ilvl w:val="0"/>
+          <w:numId w:val="12"/>
+        </w:numPr>
+        <w:shd w:val="clear" w:color="auto" w:fill="FFFFFF"/>
+        <w:spacing w:after="0" w:afterAutospacing="0"/>
+      </w:pPr>
+      <w:r>
+        <w:t>Доработка алгоритма с использованием метрик пересечения (</w:t>
+      </w:r>
+      <w:proofErr w:type="spellStart"/>
+      <w:r>
+        <w:t>IoU</w:t>
+      </w:r>
+      <w:proofErr w:type="spellEnd"/>
+      <w:r>
+        <w:t>) для ещё более точного определения принадлежности объектов к области перехода.</w:t>
+      </w:r>
+    </w:p>
+    <w:p>
+      <w:pPr>
+        <w:pStyle w:val="ds-markdown-paragraph"/>
+        <w:shd w:val="clear" w:color="auto" w:fill="FFFFFF"/>
+        <w:spacing w:after="0" w:afterAutospacing="0"/>
+      </w:pPr>
     </w:p>
     <w:p>
       <w:pPr>
         <w:pStyle w:val="2"/>
-      </w:pPr>
-    </w:p>
-    <w:p>
-      <w:pPr>
-        <w:pStyle w:val="2"/>
-      </w:pPr>
-      <w:r>
+        <w:rPr>
+          <w:rFonts w:ascii="Times New Roman" w:hAnsi="Times New Roman" w:cs="Times New Roman"/>
+          <w:color w:val="auto"/>
+        </w:rPr>
+      </w:pPr>
+      <w:r>
+        <w:rPr>
+          <w:rFonts w:ascii="Times New Roman" w:hAnsi="Times New Roman" w:cs="Times New Roman"/>
+          <w:color w:val="auto"/>
+        </w:rPr>
         <w:br w:type="page"/>
       </w:r>
     </w:p>
     <w:p>
       <w:pPr>
         <w:pStyle w:val="1"/>
-      </w:pPr>
-      <w:bookmarkStart w:id="13" w:name="_Toc234183383"/>
-      <w:r>
+        <w:rPr>
+          <w:rFonts w:ascii="Times New Roman" w:hAnsi="Times New Roman" w:cs="Times New Roman"/>
+          <w:color w:val="auto"/>
+        </w:rPr>
+      </w:pPr>
+      <w:bookmarkStart w:id="18" w:name="_Toc234189295"/>
+      <w:r>
+        <w:rPr>
+          <w:rFonts w:ascii="Times New Roman" w:hAnsi="Times New Roman" w:cs="Times New Roman"/>
+          <w:color w:val="auto"/>
+        </w:rPr>
         <w:lastRenderedPageBreak/>
         <w:t>Список использованных источников</w:t>
       </w:r>
-      <w:bookmarkEnd w:id="13"/>
-    </w:p>
-    <w:p>
-      <w:pPr>
-        <w:pStyle w:val="2"/>
-      </w:pPr>
-      <w:bookmarkStart w:id="14" w:name="_Toc234183384"/>
-      <w:r>
-        <w:t>Н</w:t>
-      </w:r>
-      <w:r>
-        <w:t xml:space="preserve">е менее 10 источников, ссылки на Википедию и др. интернет-энциклопедии, ссылки на </w:t>
-      </w:r>
+      <w:bookmarkEnd w:id="18"/>
+    </w:p>
+    <w:p/>
+    <w:p>
+      <w:pPr>
+        <w:pStyle w:val="ds-markdown-paragraph"/>
+        <w:numPr>
+          <w:ilvl w:val="0"/>
+          <w:numId w:val="13"/>
+        </w:numPr>
+        <w:shd w:val="clear" w:color="auto" w:fill="FFFFFF"/>
+        <w:spacing w:after="0" w:afterAutospacing="0"/>
+      </w:pPr>
+      <w:r>
+        <w:rPr>
+          <w:rStyle w:val="a9"/>
+        </w:rPr>
+        <w:t>Компьютерное зрение (Python</w:t>
+      </w:r>
+      <w:proofErr w:type="gramStart"/>
+      <w:r>
+        <w:rPr>
+          <w:rStyle w:val="a9"/>
+        </w:rPr>
+        <w:t>)</w:t>
+      </w:r>
+      <w:r>
+        <w:t> :</w:t>
+      </w:r>
+      <w:proofErr w:type="gramEnd"/>
+      <w:r>
+        <w:t xml:space="preserve"> учебник / — М. : Издательство, 2023. — 320 с. — (Системы искусственного интеллекта).</w:t>
+      </w:r>
+    </w:p>
+    <w:p>
+      <w:pPr>
+        <w:pStyle w:val="ds-markdown-paragraph"/>
+        <w:numPr>
+          <w:ilvl w:val="0"/>
+          <w:numId w:val="13"/>
+        </w:numPr>
+        <w:shd w:val="clear" w:color="auto" w:fill="FFFFFF"/>
+        <w:spacing w:after="0" w:afterAutospacing="0"/>
+      </w:pPr>
       <w:proofErr w:type="spellStart"/>
       <w:r>
-        <w:t>habr</w:t>
+        <w:rPr>
+          <w:rStyle w:val="a9"/>
+        </w:rPr>
+        <w:t>Сацюк</w:t>
       </w:r>
       <w:proofErr w:type="spellEnd"/>
       <w:r>
-        <w:t xml:space="preserve"> и т.д. </w:t>
+        <w:rPr>
+          <w:rStyle w:val="a9"/>
+        </w:rPr>
+        <w:t>, А. В.</w:t>
+      </w:r>
+      <w:r>
+        <w:t xml:space="preserve"> Компьютерное зрение и нейронные сети. </w:t>
       </w:r>
       <w:proofErr w:type="gramStart"/>
       <w:r>
-        <w:t>использовать</w:t>
+        <w:t>Практика :</w:t>
       </w:r>
       <w:proofErr w:type="gramEnd"/>
       <w:r>
-        <w:t xml:space="preserve"> Нельзя</w:t>
-      </w:r>
-      <w:bookmarkEnd w:id="14"/>
+        <w:t xml:space="preserve"> учебное пособие / А. В. </w:t>
+      </w:r>
+      <w:proofErr w:type="spellStart"/>
+      <w:r>
+        <w:t>Сацюк</w:t>
+      </w:r>
+      <w:proofErr w:type="spellEnd"/>
+      <w:r>
+        <w:t xml:space="preserve">. — </w:t>
+      </w:r>
+      <w:proofErr w:type="gramStart"/>
+      <w:r>
+        <w:t>М. :</w:t>
+      </w:r>
+      <w:proofErr w:type="gramEnd"/>
+      <w:r>
+        <w:t xml:space="preserve"> Инфра-Инженерия, 2023. — 280 с.</w:t>
+      </w:r>
+    </w:p>
+    <w:p>
+      <w:pPr>
+        <w:pStyle w:val="ds-markdown-paragraph"/>
+        <w:numPr>
+          <w:ilvl w:val="0"/>
+          <w:numId w:val="13"/>
+        </w:numPr>
+        <w:shd w:val="clear" w:color="auto" w:fill="FFFFFF"/>
+        <w:spacing w:after="0" w:afterAutospacing="0"/>
+      </w:pPr>
+      <w:r>
+        <w:rPr>
+          <w:rStyle w:val="a9"/>
+        </w:rPr>
+        <w:t>Гонец, А. П., Сараев, П. В.</w:t>
+      </w:r>
+      <w:r>
+        <w:t xml:space="preserve"> Анализ </w:t>
+      </w:r>
+      <w:proofErr w:type="spellStart"/>
+      <w:r>
+        <w:t>нейросетевых</w:t>
+      </w:r>
+      <w:proofErr w:type="spellEnd"/>
+      <w:r>
+        <w:t xml:space="preserve"> архитектур для задач компьютерного зрения и перспективы интеграции в них интервальных вычислений // Ученые записки </w:t>
+      </w:r>
+      <w:proofErr w:type="spellStart"/>
+      <w:r>
+        <w:t>УлГУ</w:t>
+      </w:r>
+      <w:proofErr w:type="spellEnd"/>
+      <w:r>
+        <w:t xml:space="preserve">. Серия «Математика и информационные технологии». — 2025. — </w:t>
+      </w:r>
+      <w:proofErr w:type="spellStart"/>
+      <w:r>
+        <w:t>Вып</w:t>
+      </w:r>
+      <w:proofErr w:type="spellEnd"/>
+      <w:r>
+        <w:t>. 2. — С. 15–27.</w:t>
+      </w:r>
+    </w:p>
+    <w:p>
+      <w:pPr>
+        <w:pStyle w:val="ds-markdown-paragraph"/>
+        <w:numPr>
+          <w:ilvl w:val="0"/>
+          <w:numId w:val="13"/>
+        </w:numPr>
+        <w:shd w:val="clear" w:color="auto" w:fill="FFFFFF"/>
+        <w:spacing w:after="0" w:afterAutospacing="0"/>
+        <w:rPr>
+          <w:lang w:val="en-US"/>
+        </w:rPr>
+      </w:pPr>
+      <w:proofErr w:type="spellStart"/>
+      <w:r>
+        <w:rPr>
+          <w:rStyle w:val="a9"/>
+          <w:lang w:val="en-US"/>
+        </w:rPr>
+        <w:t>Jocher</w:t>
+      </w:r>
+      <w:proofErr w:type="spellEnd"/>
+      <w:r>
+        <w:rPr>
+          <w:rStyle w:val="a9"/>
+          <w:lang w:val="en-US"/>
+        </w:rPr>
+        <w:t>, G., Chaurasia, A., Qiu, J.</w:t>
+      </w:r>
+      <w:r>
+        <w:rPr>
+          <w:lang w:val="en-US"/>
+        </w:rPr>
+        <w:t> </w:t>
+      </w:r>
+      <w:proofErr w:type="spellStart"/>
+      <w:r>
+        <w:rPr>
+          <w:lang w:val="en-US"/>
+        </w:rPr>
+        <w:t>Ultralytics</w:t>
+      </w:r>
+      <w:proofErr w:type="spellEnd"/>
+      <w:r>
+        <w:rPr>
+          <w:lang w:val="en-US"/>
+        </w:rPr>
+        <w:t xml:space="preserve"> YOLOv8.</w:t>
+      </w:r>
+      <w:r>
+        <w:rPr>
+          <w:lang w:val="en-US"/>
+        </w:rPr>
+        <w:t xml:space="preserve"> </w:t>
+      </w:r>
+      <w:hyperlink r:id="rId5" w:history="1">
+        <w:r>
+          <w:rPr>
+            <w:rStyle w:val="a4"/>
+            <w:bdr w:val="single" w:sz="12" w:space="0" w:color="auto" w:frame="1"/>
+            <w:lang w:val="en-US"/>
+          </w:rPr>
+          <w:t>https://github.com/ultralytics/ultralytics</w:t>
+        </w:r>
+      </w:hyperlink>
+    </w:p>
+    <w:p>
+      <w:pPr>
+        <w:pStyle w:val="ds-markdown-paragraph"/>
+        <w:numPr>
+          <w:ilvl w:val="0"/>
+          <w:numId w:val="13"/>
+        </w:numPr>
+        <w:shd w:val="clear" w:color="auto" w:fill="FFFFFF"/>
+        <w:spacing w:after="0" w:afterAutospacing="0"/>
+        <w:rPr>
+          <w:lang w:val="en-US"/>
+        </w:rPr>
+      </w:pPr>
+      <w:r>
+        <w:rPr>
+          <w:rStyle w:val="a9"/>
+          <w:lang w:val="en-US"/>
+        </w:rPr>
+        <w:t>Flask Documentation</w:t>
+      </w:r>
+      <w:r>
+        <w:rPr>
+          <w:lang w:val="en-US"/>
+        </w:rPr>
+        <w:t xml:space="preserve"> </w:t>
+      </w:r>
+      <w:hyperlink r:id="rId6" w:tgtFrame="_blank" w:history="1">
+        <w:r>
+          <w:rPr>
+            <w:rStyle w:val="a4"/>
+            <w:color w:val="auto"/>
+            <w:bdr w:val="single" w:sz="12" w:space="0" w:color="auto" w:frame="1"/>
+            <w:lang w:val="en-US"/>
+          </w:rPr>
+          <w:t>https://flask.palletsprojects.com</w:t>
+        </w:r>
+      </w:hyperlink>
+      <w:r>
+        <w:rPr>
+          <w:lang w:val="en-US"/>
+        </w:rPr>
+        <w:t> </w:t>
+      </w:r>
+    </w:p>
+    <w:p>
+      <w:pPr>
+        <w:pStyle w:val="ds-markdown-paragraph"/>
+        <w:numPr>
+          <w:ilvl w:val="0"/>
+          <w:numId w:val="13"/>
+        </w:numPr>
+        <w:shd w:val="clear" w:color="auto" w:fill="FFFFFF"/>
+        <w:spacing w:after="0" w:afterAutospacing="0"/>
+      </w:pPr>
+      <w:proofErr w:type="spellStart"/>
+      <w:r>
+        <w:rPr>
+          <w:rStyle w:val="a9"/>
+        </w:rPr>
+        <w:t>OpenCV</w:t>
+      </w:r>
+      <w:proofErr w:type="spellEnd"/>
+      <w:r>
+        <w:rPr>
+          <w:rStyle w:val="a9"/>
+        </w:rPr>
+        <w:t xml:space="preserve"> </w:t>
+      </w:r>
+      <w:proofErr w:type="spellStart"/>
+      <w:r>
+        <w:rPr>
+          <w:rStyle w:val="a9"/>
+        </w:rPr>
+        <w:t>Documentation</w:t>
+      </w:r>
+      <w:proofErr w:type="spellEnd"/>
+      <w:r>
+        <w:t> [Электронный ресурс].</w:t>
+      </w:r>
+      <w:r>
+        <w:t xml:space="preserve"> </w:t>
+      </w:r>
+    </w:p>
+    <w:p>
+      <w:pPr>
+        <w:pStyle w:val="ds-markdown-paragraph"/>
+        <w:numPr>
+          <w:ilvl w:val="0"/>
+          <w:numId w:val="13"/>
+        </w:numPr>
+        <w:shd w:val="clear" w:color="auto" w:fill="FFFFFF"/>
+        <w:spacing w:after="0" w:afterAutospacing="0"/>
+        <w:rPr>
+          <w:lang w:val="en-US"/>
+        </w:rPr>
+      </w:pPr>
+      <w:proofErr w:type="spellStart"/>
+      <w:r>
+        <w:rPr>
+          <w:rStyle w:val="a9"/>
+          <w:lang w:val="en-US"/>
+        </w:rPr>
+        <w:t>ReportLab</w:t>
+      </w:r>
+      <w:proofErr w:type="spellEnd"/>
+      <w:r>
+        <w:rPr>
+          <w:rStyle w:val="a9"/>
+          <w:lang w:val="en-US"/>
+        </w:rPr>
+        <w:t xml:space="preserve"> Documentation</w:t>
+      </w:r>
+      <w:r>
+        <w:rPr>
+          <w:lang w:val="en-US"/>
+        </w:rPr>
+        <w:t xml:space="preserve"> </w:t>
+      </w:r>
+      <w:hyperlink r:id="rId7" w:tgtFrame="_blank" w:history="1">
+        <w:r>
+          <w:rPr>
+            <w:rStyle w:val="a4"/>
+            <w:color w:val="auto"/>
+            <w:bdr w:val="single" w:sz="12" w:space="0" w:color="auto" w:frame="1"/>
+            <w:lang w:val="en-US"/>
+          </w:rPr>
+          <w:t>https://www.reportlab.com/docs/reportlab-userguide.pdf</w:t>
+        </w:r>
+      </w:hyperlink>
+    </w:p>
+    <w:p>
+      <w:pPr>
+        <w:pStyle w:val="ds-markdown-paragraph"/>
+        <w:numPr>
+          <w:ilvl w:val="0"/>
+          <w:numId w:val="13"/>
+        </w:numPr>
+        <w:shd w:val="clear" w:color="auto" w:fill="FFFFFF"/>
+        <w:spacing w:after="0" w:afterAutospacing="0"/>
+        <w:rPr>
+          <w:lang w:val="en-US"/>
+        </w:rPr>
+      </w:pPr>
+      <w:r>
+        <w:rPr>
+          <w:rStyle w:val="a9"/>
+          <w:lang w:val="en-US"/>
+        </w:rPr>
+        <w:t>SQLite Documentation</w:t>
+      </w:r>
+      <w:r>
+        <w:rPr>
+          <w:lang w:val="en-US"/>
+        </w:rPr>
+        <w:t> </w:t>
+      </w:r>
+      <w:hyperlink r:id="rId8" w:tgtFrame="_blank" w:history="1">
+        <w:r>
+          <w:rPr>
+            <w:rStyle w:val="a4"/>
+            <w:color w:val="auto"/>
+            <w:bdr w:val="single" w:sz="12" w:space="0" w:color="auto" w:frame="1"/>
+            <w:lang w:val="en-US"/>
+          </w:rPr>
+          <w:t>https://www.sqlite.org/docs.html</w:t>
+        </w:r>
+      </w:hyperlink>
+    </w:p>
+    <w:p>
+      <w:pPr>
+        <w:pStyle w:val="ds-markdown-paragraph"/>
+        <w:numPr>
+          <w:ilvl w:val="0"/>
+          <w:numId w:val="13"/>
+        </w:numPr>
+        <w:shd w:val="clear" w:color="auto" w:fill="FFFFFF"/>
+        <w:spacing w:after="0" w:afterAutospacing="0"/>
+        <w:rPr>
+          <w:lang w:val="en-US"/>
+        </w:rPr>
+      </w:pPr>
+      <w:r>
+        <w:rPr>
+          <w:rStyle w:val="a9"/>
+          <w:lang w:val="en-US"/>
+        </w:rPr>
+        <w:t xml:space="preserve">Redmon, J., </w:t>
+      </w:r>
+      <w:proofErr w:type="spellStart"/>
+      <w:r>
+        <w:rPr>
+          <w:rStyle w:val="a9"/>
+          <w:lang w:val="en-US"/>
+        </w:rPr>
+        <w:t>Divvala</w:t>
+      </w:r>
+      <w:proofErr w:type="spellEnd"/>
+      <w:r>
+        <w:rPr>
+          <w:rStyle w:val="a9"/>
+          <w:lang w:val="en-US"/>
+        </w:rPr>
+        <w:t xml:space="preserve">, S., </w:t>
+      </w:r>
+      <w:proofErr w:type="spellStart"/>
+      <w:r>
+        <w:rPr>
+          <w:rStyle w:val="a9"/>
+          <w:lang w:val="en-US"/>
+        </w:rPr>
+        <w:t>Girshick</w:t>
+      </w:r>
+      <w:proofErr w:type="spellEnd"/>
+      <w:r>
+        <w:rPr>
+          <w:rStyle w:val="a9"/>
+          <w:lang w:val="en-US"/>
+        </w:rPr>
+        <w:t>, R., Farhadi, A.</w:t>
+      </w:r>
+      <w:r>
+        <w:rPr>
+          <w:lang w:val="en-US"/>
+        </w:rPr>
+        <w:t xml:space="preserve"> You Only Look Once: Unified, Real-Time Object Detection // Proceedings of the IEEE Conference on Computer Vision and Pattern Recognition (CVPR). — 2016. — </w:t>
+      </w:r>
+      <w:r>
+        <w:t>С</w:t>
+      </w:r>
+      <w:r>
+        <w:rPr>
+          <w:lang w:val="en-US"/>
+        </w:rPr>
+        <w:t>. 779–788.</w:t>
+      </w:r>
+    </w:p>
+    <w:p>
+      <w:pPr>
+        <w:pStyle w:val="ds-markdown-paragraph"/>
+        <w:numPr>
+          <w:ilvl w:val="0"/>
+          <w:numId w:val="13"/>
+        </w:numPr>
+        <w:shd w:val="clear" w:color="auto" w:fill="FFFFFF"/>
+        <w:spacing w:after="0" w:afterAutospacing="0"/>
+      </w:pPr>
+      <w:proofErr w:type="spellStart"/>
+      <w:r>
+        <w:rPr>
+          <w:rStyle w:val="a9"/>
+        </w:rPr>
+        <w:t>Шолле</w:t>
+      </w:r>
+      <w:proofErr w:type="spellEnd"/>
+      <w:r>
+        <w:rPr>
+          <w:rStyle w:val="a9"/>
+        </w:rPr>
+        <w:t>, Ф.</w:t>
+      </w:r>
+      <w:r>
+        <w:t xml:space="preserve"> Глубокое обучение на Python / Ф. </w:t>
+      </w:r>
+      <w:proofErr w:type="spellStart"/>
+      <w:r>
+        <w:t>Шолле</w:t>
+      </w:r>
+      <w:proofErr w:type="spellEnd"/>
+      <w:r>
+        <w:t>. — 2-е изд. — СПб</w:t>
+      </w:r>
+      <w:proofErr w:type="gramStart"/>
+      <w:r>
+        <w:t>. :</w:t>
+      </w:r>
+      <w:proofErr w:type="gramEnd"/>
+      <w:r>
+        <w:t xml:space="preserve"> Питер, 2023. — 480 с. — (Библиотека программиста).</w:t>
+      </w:r>
     </w:p>
     <w:p/>
     <w:p>
@@ -1834,551 +4749,1093 @@
     <w:p>
       <w:pPr>
         <w:pStyle w:val="1"/>
-      </w:pPr>
-      <w:bookmarkStart w:id="15" w:name="_Toc234183385"/>
-      <w:r>
+        <w:rPr>
+          <w:rFonts w:ascii="Times New Roman" w:hAnsi="Times New Roman" w:cs="Times New Roman"/>
+          <w:color w:val="auto"/>
+        </w:rPr>
+      </w:pPr>
+      <w:bookmarkStart w:id="19" w:name="_Toc234189296"/>
+      <w:r>
+        <w:rPr>
+          <w:rFonts w:ascii="Times New Roman" w:hAnsi="Times New Roman" w:cs="Times New Roman"/>
+          <w:color w:val="auto"/>
+        </w:rPr>
         <w:lastRenderedPageBreak/>
         <w:t>Приложение</w:t>
       </w:r>
-      <w:bookmarkEnd w:id="15"/>
+      <w:bookmarkEnd w:id="19"/>
     </w:p>
     <w:p/>
     <w:p>
       <w:pPr>
+        <w:shd w:val="clear" w:color="auto" w:fill="FFFFFF"/>
+        <w:spacing w:before="240" w:after="240"/>
+        <w:rPr>
+          <w:color w:val="0F1115"/>
+        </w:rPr>
+      </w:pPr>
+      <w:r>
+        <w:rPr>
+          <w:b/>
+          <w:bCs/>
+          <w:color w:val="0F1115"/>
+        </w:rPr>
+        <w:t>Приложение А. Скриншоты работы приложения</w:t>
+      </w:r>
+    </w:p>
+    <w:p>
+      <w:pPr>
+        <w:keepNext/>
+        <w:shd w:val="clear" w:color="auto" w:fill="FFFFFF"/>
+        <w:spacing w:before="100" w:beforeAutospacing="1"/>
+        <w:ind w:left="720"/>
+      </w:pPr>
+      <w:r>
+        <w:rPr>
+          <w:color w:val="0F1115"/>
+        </w:rPr>
+        <w:drawing>
+          <wp:inline distT="0" distB="0" distL="0" distR="0" wp14:anchorId="44D99775" wp14:editId="6A943DDD">
+            <wp:extent cx="4457700" cy="4431492"/>
+            <wp:effectExtent l="0" t="0" r="0" b="7620"/>
+            <wp:docPr id="1" name="Рисунок 1"/>
+            <wp:cNvGraphicFramePr>
+              <a:graphicFrameLocks xmlns:a="http://schemas.openxmlformats.org/drawingml/2006/main" noChangeAspect="1"/>
+            </wp:cNvGraphicFramePr>
+            <a:graphic xmlns:a="http://schemas.openxmlformats.org/drawingml/2006/main">
+              <a:graphicData uri="http://schemas.openxmlformats.org/drawingml/2006/picture">
+                <pic:pic xmlns:pic="http://schemas.openxmlformats.org/drawingml/2006/picture">
+                  <pic:nvPicPr>
+                    <pic:cNvPr id="1" name=""/>
+                    <pic:cNvPicPr/>
+                  </pic:nvPicPr>
+                  <pic:blipFill>
+                    <a:blip r:embed="rId9"/>
+                    <a:stretch>
+                      <a:fillRect/>
+                    </a:stretch>
+                  </pic:blipFill>
+                  <pic:spPr>
+                    <a:xfrm>
+                      <a:off x="0" y="0"/>
+                      <a:ext cx="4462051" cy="4435817"/>
+                    </a:xfrm>
+                    <a:prstGeom prst="rect">
+                      <a:avLst/>
+                    </a:prstGeom>
+                  </pic:spPr>
+                </pic:pic>
+              </a:graphicData>
+            </a:graphic>
+          </wp:inline>
+        </w:drawing>
+      </w:r>
+    </w:p>
+    <w:p>
+      <w:pPr>
+        <w:pStyle w:val="ac"/>
+        <w:jc w:val="center"/>
+        <w:rPr>
+          <w:color w:val="auto"/>
+          <w:sz w:val="22"/>
+          <w:szCs w:val="22"/>
+        </w:rPr>
+      </w:pPr>
+      <w:r>
+        <w:rPr>
+          <w:color w:val="auto"/>
+          <w:sz w:val="22"/>
+          <w:szCs w:val="22"/>
+        </w:rPr>
+        <w:t xml:space="preserve">Рисунок </w:t>
+      </w:r>
+      <w:r>
+        <w:rPr>
+          <w:color w:val="auto"/>
+          <w:sz w:val="22"/>
+          <w:szCs w:val="22"/>
+        </w:rPr>
+        <w:fldChar w:fldCharType="begin"/>
+      </w:r>
+      <w:r>
+        <w:rPr>
+          <w:color w:val="auto"/>
+          <w:sz w:val="22"/>
+          <w:szCs w:val="22"/>
+        </w:rPr>
+        <w:instrText xml:space="preserve"> SEQ Рисунок \* ARABIC </w:instrText>
+      </w:r>
+      <w:r>
+        <w:rPr>
+          <w:color w:val="auto"/>
+          <w:sz w:val="22"/>
+          <w:szCs w:val="22"/>
+        </w:rPr>
+        <w:fldChar w:fldCharType="separate"/>
+      </w:r>
+      <w:r>
+        <w:rPr>
+          <w:noProof/>
+          <w:color w:val="auto"/>
+          <w:sz w:val="22"/>
+          <w:szCs w:val="22"/>
+        </w:rPr>
+        <w:t>1</w:t>
+      </w:r>
+      <w:r>
+        <w:rPr>
+          <w:color w:val="auto"/>
+          <w:sz w:val="22"/>
+          <w:szCs w:val="22"/>
+        </w:rPr>
+        <w:fldChar w:fldCharType="end"/>
+      </w:r>
+      <w:r>
+        <w:rPr>
+          <w:color w:val="auto"/>
+          <w:sz w:val="22"/>
+          <w:szCs w:val="22"/>
+        </w:rPr>
+        <w:t>- Главная страница приложения</w:t>
+      </w:r>
+    </w:p>
+    <w:p>
+      <w:pPr>
+        <w:keepNext/>
+        <w:shd w:val="clear" w:color="auto" w:fill="FFFFFF"/>
+        <w:spacing w:before="100" w:beforeAutospacing="1"/>
+      </w:pPr>
+      <w:r>
+        <w:rPr>
+          <w:color w:val="0F1115"/>
+        </w:rPr>
+        <w:lastRenderedPageBreak/>
+        <w:drawing>
+          <wp:inline distT="0" distB="0" distL="0" distR="0" wp14:anchorId="403958C8" wp14:editId="76F9083B">
+            <wp:extent cx="3990975" cy="3929970"/>
+            <wp:effectExtent l="0" t="0" r="0" b="0"/>
+            <wp:docPr id="4" name="Рисунок 4"/>
+            <wp:cNvGraphicFramePr>
+              <a:graphicFrameLocks xmlns:a="http://schemas.openxmlformats.org/drawingml/2006/main" noChangeAspect="1"/>
+            </wp:cNvGraphicFramePr>
+            <a:graphic xmlns:a="http://schemas.openxmlformats.org/drawingml/2006/main">
+              <a:graphicData uri="http://schemas.openxmlformats.org/drawingml/2006/picture">
+                <pic:pic xmlns:pic="http://schemas.openxmlformats.org/drawingml/2006/picture">
+                  <pic:nvPicPr>
+                    <pic:cNvPr id="1" name=""/>
+                    <pic:cNvPicPr/>
+                  </pic:nvPicPr>
+                  <pic:blipFill>
+                    <a:blip r:embed="rId10"/>
+                    <a:stretch>
+                      <a:fillRect/>
+                    </a:stretch>
+                  </pic:blipFill>
+                  <pic:spPr>
+                    <a:xfrm>
+                      <a:off x="0" y="0"/>
+                      <a:ext cx="4000455" cy="3939305"/>
+                    </a:xfrm>
+                    <a:prstGeom prst="rect">
+                      <a:avLst/>
+                    </a:prstGeom>
+                  </pic:spPr>
+                </pic:pic>
+              </a:graphicData>
+            </a:graphic>
+          </wp:inline>
+        </w:drawing>
+      </w:r>
+    </w:p>
+    <w:p>
+      <w:pPr>
+        <w:pStyle w:val="ac"/>
+        <w:jc w:val="center"/>
+        <w:rPr>
+          <w:color w:val="auto"/>
+          <w:sz w:val="22"/>
+          <w:szCs w:val="22"/>
+        </w:rPr>
+      </w:pPr>
+      <w:r>
+        <w:rPr>
+          <w:color w:val="auto"/>
+          <w:sz w:val="22"/>
+          <w:szCs w:val="22"/>
+        </w:rPr>
+        <w:t xml:space="preserve">Рисунок </w:t>
+      </w:r>
+      <w:r>
+        <w:rPr>
+          <w:color w:val="auto"/>
+          <w:sz w:val="22"/>
+          <w:szCs w:val="22"/>
+        </w:rPr>
+        <w:fldChar w:fldCharType="begin"/>
+      </w:r>
+      <w:r>
+        <w:rPr>
+          <w:color w:val="auto"/>
+          <w:sz w:val="22"/>
+          <w:szCs w:val="22"/>
+        </w:rPr>
+        <w:instrText xml:space="preserve"> SEQ Рисунок \* ARABIC </w:instrText>
+      </w:r>
+      <w:r>
+        <w:rPr>
+          <w:color w:val="auto"/>
+          <w:sz w:val="22"/>
+          <w:szCs w:val="22"/>
+        </w:rPr>
+        <w:fldChar w:fldCharType="separate"/>
+      </w:r>
+      <w:r>
+        <w:rPr>
+          <w:noProof/>
+          <w:color w:val="auto"/>
+          <w:sz w:val="22"/>
+          <w:szCs w:val="22"/>
+        </w:rPr>
+        <w:t>2</w:t>
+      </w:r>
+      <w:r>
+        <w:rPr>
+          <w:color w:val="auto"/>
+          <w:sz w:val="22"/>
+          <w:szCs w:val="22"/>
+        </w:rPr>
+        <w:fldChar w:fldCharType="end"/>
+      </w:r>
+      <w:r>
+        <w:rPr>
+          <w:color w:val="auto"/>
+          <w:sz w:val="22"/>
+          <w:szCs w:val="22"/>
+        </w:rPr>
+        <w:t xml:space="preserve"> - Загрузка изображения и разметка полигона</w:t>
+      </w:r>
+    </w:p>
+    <w:p>
+      <w:pPr>
+        <w:keepNext/>
+        <w:shd w:val="clear" w:color="auto" w:fill="FFFFFF"/>
+        <w:spacing w:before="100" w:beforeAutospacing="1"/>
+        <w:ind w:left="720"/>
+      </w:pPr>
+      <w:r>
+        <w:rPr>
+          <w:color w:val="0F1115"/>
+        </w:rPr>
+        <w:drawing>
+          <wp:inline distT="0" distB="0" distL="0" distR="0" wp14:anchorId="016D8756" wp14:editId="6F43122C">
+            <wp:extent cx="4365754" cy="4619625"/>
+            <wp:effectExtent l="0" t="0" r="0" b="0"/>
+            <wp:docPr id="5" name="Рисунок 5"/>
+            <wp:cNvGraphicFramePr>
+              <a:graphicFrameLocks xmlns:a="http://schemas.openxmlformats.org/drawingml/2006/main" noChangeAspect="1"/>
+            </wp:cNvGraphicFramePr>
+            <a:graphic xmlns:a="http://schemas.openxmlformats.org/drawingml/2006/main">
+              <a:graphicData uri="http://schemas.openxmlformats.org/drawingml/2006/picture">
+                <pic:pic xmlns:pic="http://schemas.openxmlformats.org/drawingml/2006/picture">
+                  <pic:nvPicPr>
+                    <pic:cNvPr id="1" name=""/>
+                    <pic:cNvPicPr/>
+                  </pic:nvPicPr>
+                  <pic:blipFill>
+                    <a:blip r:embed="rId11"/>
+                    <a:stretch>
+                      <a:fillRect/>
+                    </a:stretch>
+                  </pic:blipFill>
+                  <pic:spPr>
+                    <a:xfrm>
+                      <a:off x="0" y="0"/>
+                      <a:ext cx="4367827" cy="4621819"/>
+                    </a:xfrm>
+                    <a:prstGeom prst="rect">
+                      <a:avLst/>
+                    </a:prstGeom>
+                  </pic:spPr>
+                </pic:pic>
+              </a:graphicData>
+            </a:graphic>
+          </wp:inline>
+        </w:drawing>
+      </w:r>
+    </w:p>
+    <w:p>
+      <w:pPr>
+        <w:pStyle w:val="ac"/>
+        <w:jc w:val="center"/>
+        <w:rPr>
+          <w:color w:val="auto"/>
+          <w:sz w:val="22"/>
+          <w:szCs w:val="22"/>
+        </w:rPr>
+      </w:pPr>
+      <w:r>
+        <w:rPr>
+          <w:color w:val="auto"/>
+          <w:sz w:val="22"/>
+          <w:szCs w:val="22"/>
+        </w:rPr>
+        <w:t xml:space="preserve">Рисунок </w:t>
+      </w:r>
+      <w:r>
+        <w:rPr>
+          <w:color w:val="auto"/>
+          <w:sz w:val="22"/>
+          <w:szCs w:val="22"/>
+        </w:rPr>
+        <w:fldChar w:fldCharType="begin"/>
+      </w:r>
+      <w:r>
+        <w:rPr>
+          <w:color w:val="auto"/>
+          <w:sz w:val="22"/>
+          <w:szCs w:val="22"/>
+        </w:rPr>
+        <w:instrText xml:space="preserve"> SEQ Рисунок \* ARABIC </w:instrText>
+      </w:r>
+      <w:r>
+        <w:rPr>
+          <w:color w:val="auto"/>
+          <w:sz w:val="22"/>
+          <w:szCs w:val="22"/>
+        </w:rPr>
+        <w:fldChar w:fldCharType="separate"/>
+      </w:r>
+      <w:r>
+        <w:rPr>
+          <w:noProof/>
+          <w:color w:val="auto"/>
+          <w:sz w:val="22"/>
+          <w:szCs w:val="22"/>
+        </w:rPr>
+        <w:t>3</w:t>
+      </w:r>
+      <w:r>
+        <w:rPr>
+          <w:color w:val="auto"/>
+          <w:sz w:val="22"/>
+          <w:szCs w:val="22"/>
+        </w:rPr>
+        <w:fldChar w:fldCharType="end"/>
+      </w:r>
+      <w:r>
+        <w:rPr>
+          <w:color w:val="auto"/>
+          <w:sz w:val="22"/>
+          <w:szCs w:val="22"/>
+        </w:rPr>
+        <w:t xml:space="preserve"> - Результат обработки с визуализацией</w:t>
+      </w:r>
+    </w:p>
+    <w:p>
+      <w:pPr>
+        <w:keepNext/>
+        <w:shd w:val="clear" w:color="auto" w:fill="FFFFFF"/>
+        <w:spacing w:before="100" w:beforeAutospacing="1"/>
+        <w:ind w:left="720"/>
+      </w:pPr>
+      <w:r>
+        <w:rPr>
+          <w:color w:val="0F1115"/>
+        </w:rPr>
+        <w:lastRenderedPageBreak/>
+        <w:drawing>
+          <wp:inline distT="0" distB="0" distL="0" distR="0" wp14:anchorId="647A31CD" wp14:editId="5BA522F6">
+            <wp:extent cx="4762500" cy="2607030"/>
+            <wp:effectExtent l="0" t="0" r="0" b="3175"/>
+            <wp:docPr id="7" name="Рисунок 7"/>
+            <wp:cNvGraphicFramePr>
+              <a:graphicFrameLocks xmlns:a="http://schemas.openxmlformats.org/drawingml/2006/main" noChangeAspect="1"/>
+            </wp:cNvGraphicFramePr>
+            <a:graphic xmlns:a="http://schemas.openxmlformats.org/drawingml/2006/main">
+              <a:graphicData uri="http://schemas.openxmlformats.org/drawingml/2006/picture">
+                <pic:pic xmlns:pic="http://schemas.openxmlformats.org/drawingml/2006/picture">
+                  <pic:nvPicPr>
+                    <pic:cNvPr id="1" name=""/>
+                    <pic:cNvPicPr/>
+                  </pic:nvPicPr>
+                  <pic:blipFill>
+                    <a:blip r:embed="rId12"/>
+                    <a:stretch>
+                      <a:fillRect/>
+                    </a:stretch>
+                  </pic:blipFill>
+                  <pic:spPr>
+                    <a:xfrm>
+                      <a:off x="0" y="0"/>
+                      <a:ext cx="4771971" cy="2612215"/>
+                    </a:xfrm>
+                    <a:prstGeom prst="rect">
+                      <a:avLst/>
+                    </a:prstGeom>
+                  </pic:spPr>
+                </pic:pic>
+              </a:graphicData>
+            </a:graphic>
+          </wp:inline>
+        </w:drawing>
+      </w:r>
+    </w:p>
+    <w:p>
+      <w:pPr>
+        <w:pStyle w:val="ac"/>
+        <w:jc w:val="center"/>
+        <w:rPr>
+          <w:color w:val="auto"/>
+          <w:sz w:val="22"/>
+          <w:szCs w:val="22"/>
+        </w:rPr>
+      </w:pPr>
+      <w:r>
+        <w:rPr>
+          <w:color w:val="auto"/>
+          <w:sz w:val="22"/>
+          <w:szCs w:val="22"/>
+        </w:rPr>
+        <w:t xml:space="preserve">Рисунок </w:t>
+      </w:r>
+      <w:r>
+        <w:rPr>
+          <w:color w:val="auto"/>
+          <w:sz w:val="22"/>
+          <w:szCs w:val="22"/>
+        </w:rPr>
+        <w:fldChar w:fldCharType="begin"/>
+      </w:r>
+      <w:r>
+        <w:rPr>
+          <w:color w:val="auto"/>
+          <w:sz w:val="22"/>
+          <w:szCs w:val="22"/>
+        </w:rPr>
+        <w:instrText xml:space="preserve"> SEQ Рисунок \* ARABIC </w:instrText>
+      </w:r>
+      <w:r>
+        <w:rPr>
+          <w:color w:val="auto"/>
+          <w:sz w:val="22"/>
+          <w:szCs w:val="22"/>
+        </w:rPr>
+        <w:fldChar w:fldCharType="separate"/>
+      </w:r>
+      <w:r>
+        <w:rPr>
+          <w:noProof/>
+          <w:color w:val="auto"/>
+          <w:sz w:val="22"/>
+          <w:szCs w:val="22"/>
+        </w:rPr>
+        <w:t>4</w:t>
+      </w:r>
+      <w:r>
+        <w:rPr>
+          <w:color w:val="auto"/>
+          <w:sz w:val="22"/>
+          <w:szCs w:val="22"/>
+        </w:rPr>
+        <w:fldChar w:fldCharType="end"/>
+      </w:r>
+      <w:r>
+        <w:rPr>
+          <w:color w:val="auto"/>
+          <w:sz w:val="22"/>
+          <w:szCs w:val="22"/>
+        </w:rPr>
+        <w:t xml:space="preserve"> - Пример сгенерированного PDF-отчёта</w:t>
+      </w:r>
+    </w:p>
+    <w:p>
+      <w:pPr>
+        <w:shd w:val="clear" w:color="auto" w:fill="FFFFFF"/>
+        <w:spacing w:before="240" w:after="240"/>
+        <w:rPr>
+          <w:color w:val="0F1115"/>
+        </w:rPr>
+      </w:pPr>
+      <w:r>
+        <w:rPr>
+          <w:b/>
+          <w:bCs/>
+          <w:color w:val="0F1115"/>
+        </w:rPr>
+        <w:t>Приложение Б. Структура проекта</w:t>
+      </w:r>
+    </w:p>
+    <w:p>
+      <w:pPr>
+        <w:tabs>
+          <w:tab w:val="left" w:pos="916"/>
+          <w:tab w:val="left" w:pos="1832"/>
+          <w:tab w:val="left" w:pos="2748"/>
+          <w:tab w:val="left" w:pos="3664"/>
+          <w:tab w:val="left" w:pos="4580"/>
+          <w:tab w:val="left" w:pos="5496"/>
+          <w:tab w:val="left" w:pos="6412"/>
+          <w:tab w:val="left" w:pos="7328"/>
+          <w:tab w:val="left" w:pos="8244"/>
+          <w:tab w:val="left" w:pos="9160"/>
+          <w:tab w:val="left" w:pos="10076"/>
+          <w:tab w:val="left" w:pos="10992"/>
+          <w:tab w:val="left" w:pos="11908"/>
+          <w:tab w:val="left" w:pos="12824"/>
+          <w:tab w:val="left" w:pos="13740"/>
+          <w:tab w:val="left" w:pos="14656"/>
+        </w:tabs>
+        <w:wordWrap w:val="0"/>
+        <w:spacing w:line="330" w:lineRule="atLeast"/>
+        <w:rPr>
+          <w:color w:val="0F1115"/>
+          <w:sz w:val="22"/>
+          <w:szCs w:val="22"/>
+        </w:rPr>
+      </w:pPr>
+      <w:proofErr w:type="spellStart"/>
+      <w:r>
+        <w:rPr>
+          <w:color w:val="0F1115"/>
+          <w:sz w:val="22"/>
+          <w:szCs w:val="22"/>
+        </w:rPr>
+        <w:t>cv_ai_app</w:t>
+      </w:r>
+      <w:proofErr w:type="spellEnd"/>
+      <w:r>
+        <w:rPr>
+          <w:color w:val="0F1115"/>
+          <w:sz w:val="22"/>
+          <w:szCs w:val="22"/>
+        </w:rPr>
+        <w:t>/</w:t>
+      </w:r>
+    </w:p>
+    <w:p>
+      <w:pPr>
+        <w:tabs>
+          <w:tab w:val="left" w:pos="916"/>
+          <w:tab w:val="left" w:pos="1832"/>
+          <w:tab w:val="left" w:pos="2748"/>
+          <w:tab w:val="left" w:pos="3664"/>
+          <w:tab w:val="left" w:pos="4580"/>
+          <w:tab w:val="left" w:pos="5496"/>
+          <w:tab w:val="left" w:pos="6412"/>
+          <w:tab w:val="left" w:pos="7328"/>
+          <w:tab w:val="left" w:pos="8244"/>
+          <w:tab w:val="left" w:pos="9160"/>
+          <w:tab w:val="left" w:pos="10076"/>
+          <w:tab w:val="left" w:pos="10992"/>
+          <w:tab w:val="left" w:pos="11908"/>
+          <w:tab w:val="left" w:pos="12824"/>
+          <w:tab w:val="left" w:pos="13740"/>
+          <w:tab w:val="left" w:pos="14656"/>
+        </w:tabs>
+        <w:wordWrap w:val="0"/>
+        <w:spacing w:line="330" w:lineRule="atLeast"/>
+        <w:rPr>
+          <w:color w:val="0F1115"/>
+          <w:sz w:val="22"/>
+          <w:szCs w:val="22"/>
+        </w:rPr>
+      </w:pPr>
+      <w:r>
+        <w:rPr>
+          <w:color w:val="0F1115"/>
+          <w:sz w:val="22"/>
+          <w:szCs w:val="22"/>
+        </w:rPr>
+        <w:t>├── app.py                 # Основной файл серверной части</w:t>
+      </w:r>
+    </w:p>
+    <w:p>
+      <w:pPr>
+        <w:tabs>
+          <w:tab w:val="left" w:pos="916"/>
+          <w:tab w:val="left" w:pos="1832"/>
+          <w:tab w:val="left" w:pos="2748"/>
+          <w:tab w:val="left" w:pos="3664"/>
+          <w:tab w:val="left" w:pos="4580"/>
+          <w:tab w:val="left" w:pos="5496"/>
+          <w:tab w:val="left" w:pos="6412"/>
+          <w:tab w:val="left" w:pos="7328"/>
+          <w:tab w:val="left" w:pos="8244"/>
+          <w:tab w:val="left" w:pos="9160"/>
+          <w:tab w:val="left" w:pos="10076"/>
+          <w:tab w:val="left" w:pos="10992"/>
+          <w:tab w:val="left" w:pos="11908"/>
+          <w:tab w:val="left" w:pos="12824"/>
+          <w:tab w:val="left" w:pos="13740"/>
+          <w:tab w:val="left" w:pos="14656"/>
+        </w:tabs>
+        <w:wordWrap w:val="0"/>
+        <w:spacing w:line="330" w:lineRule="atLeast"/>
+        <w:rPr>
+          <w:color w:val="0F1115"/>
+          <w:sz w:val="22"/>
+          <w:szCs w:val="22"/>
+        </w:rPr>
+      </w:pPr>
+      <w:r>
+        <w:rPr>
+          <w:color w:val="0F1115"/>
+          <w:sz w:val="22"/>
+          <w:szCs w:val="22"/>
+        </w:rPr>
+        <w:t>├── requirements.txt       # Список зависимостей</w:t>
+      </w:r>
+    </w:p>
+    <w:p>
+      <w:pPr>
+        <w:tabs>
+          <w:tab w:val="left" w:pos="916"/>
+          <w:tab w:val="left" w:pos="1832"/>
+          <w:tab w:val="left" w:pos="2748"/>
+          <w:tab w:val="left" w:pos="3664"/>
+          <w:tab w:val="left" w:pos="4580"/>
+          <w:tab w:val="left" w:pos="5496"/>
+          <w:tab w:val="left" w:pos="6412"/>
+          <w:tab w:val="left" w:pos="7328"/>
+          <w:tab w:val="left" w:pos="8244"/>
+          <w:tab w:val="left" w:pos="9160"/>
+          <w:tab w:val="left" w:pos="10076"/>
+          <w:tab w:val="left" w:pos="10992"/>
+          <w:tab w:val="left" w:pos="11908"/>
+          <w:tab w:val="left" w:pos="12824"/>
+          <w:tab w:val="left" w:pos="13740"/>
+          <w:tab w:val="left" w:pos="14656"/>
+        </w:tabs>
+        <w:wordWrap w:val="0"/>
+        <w:spacing w:line="330" w:lineRule="atLeast"/>
+        <w:rPr>
+          <w:color w:val="0F1115"/>
+          <w:sz w:val="22"/>
+          <w:szCs w:val="22"/>
+        </w:rPr>
+      </w:pPr>
+      <w:r>
+        <w:rPr>
+          <w:color w:val="0F1115"/>
+          <w:sz w:val="22"/>
+          <w:szCs w:val="22"/>
+        </w:rPr>
+        <w:t xml:space="preserve">├── </w:t>
+      </w:r>
+      <w:proofErr w:type="spellStart"/>
+      <w:r>
+        <w:rPr>
+          <w:color w:val="0F1115"/>
+          <w:sz w:val="22"/>
+          <w:szCs w:val="22"/>
+        </w:rPr>
+        <w:t>templates</w:t>
+      </w:r>
+      <w:proofErr w:type="spellEnd"/>
+      <w:r>
+        <w:rPr>
+          <w:color w:val="0F1115"/>
+          <w:sz w:val="22"/>
+          <w:szCs w:val="22"/>
+        </w:rPr>
+        <w:t>/</w:t>
+      </w:r>
+    </w:p>
+    <w:p>
+      <w:pPr>
+        <w:tabs>
+          <w:tab w:val="left" w:pos="916"/>
+          <w:tab w:val="left" w:pos="1832"/>
+          <w:tab w:val="left" w:pos="2748"/>
+          <w:tab w:val="left" w:pos="3664"/>
+          <w:tab w:val="left" w:pos="4580"/>
+          <w:tab w:val="left" w:pos="5496"/>
+          <w:tab w:val="left" w:pos="6412"/>
+          <w:tab w:val="left" w:pos="7328"/>
+          <w:tab w:val="left" w:pos="8244"/>
+          <w:tab w:val="left" w:pos="9160"/>
+          <w:tab w:val="left" w:pos="10076"/>
+          <w:tab w:val="left" w:pos="10992"/>
+          <w:tab w:val="left" w:pos="11908"/>
+          <w:tab w:val="left" w:pos="12824"/>
+          <w:tab w:val="left" w:pos="13740"/>
+          <w:tab w:val="left" w:pos="14656"/>
+        </w:tabs>
+        <w:wordWrap w:val="0"/>
+        <w:spacing w:line="330" w:lineRule="atLeast"/>
+        <w:rPr>
+          <w:color w:val="0F1115"/>
+          <w:sz w:val="22"/>
+          <w:szCs w:val="22"/>
+        </w:rPr>
+      </w:pPr>
+      <w:r>
+        <w:rPr>
+          <w:color w:val="0F1115"/>
+          <w:sz w:val="22"/>
+          <w:szCs w:val="22"/>
+        </w:rPr>
+        <w:t>│   └── index.html        # HTML-шаблон главной страницы</w:t>
+      </w:r>
+    </w:p>
+    <w:p>
+      <w:pPr>
+        <w:tabs>
+          <w:tab w:val="left" w:pos="916"/>
+          <w:tab w:val="left" w:pos="1832"/>
+          <w:tab w:val="left" w:pos="2748"/>
+          <w:tab w:val="left" w:pos="3664"/>
+          <w:tab w:val="left" w:pos="4580"/>
+          <w:tab w:val="left" w:pos="5496"/>
+          <w:tab w:val="left" w:pos="6412"/>
+          <w:tab w:val="left" w:pos="7328"/>
+          <w:tab w:val="left" w:pos="8244"/>
+          <w:tab w:val="left" w:pos="9160"/>
+          <w:tab w:val="left" w:pos="10076"/>
+          <w:tab w:val="left" w:pos="10992"/>
+          <w:tab w:val="left" w:pos="11908"/>
+          <w:tab w:val="left" w:pos="12824"/>
+          <w:tab w:val="left" w:pos="13740"/>
+          <w:tab w:val="left" w:pos="14656"/>
+        </w:tabs>
+        <w:wordWrap w:val="0"/>
+        <w:spacing w:line="330" w:lineRule="atLeast"/>
+        <w:rPr>
+          <w:color w:val="0F1115"/>
+          <w:sz w:val="22"/>
+          <w:szCs w:val="22"/>
+        </w:rPr>
+      </w:pPr>
+      <w:r>
+        <w:rPr>
+          <w:color w:val="0F1115"/>
+          <w:sz w:val="22"/>
+          <w:szCs w:val="22"/>
+        </w:rPr>
+        <w:t xml:space="preserve">├── </w:t>
+      </w:r>
+      <w:proofErr w:type="spellStart"/>
+      <w:r>
+        <w:rPr>
+          <w:color w:val="0F1115"/>
+          <w:sz w:val="22"/>
+          <w:szCs w:val="22"/>
+        </w:rPr>
+        <w:t>static</w:t>
+      </w:r>
+      <w:proofErr w:type="spellEnd"/>
+      <w:r>
+        <w:rPr>
+          <w:color w:val="0F1115"/>
+          <w:sz w:val="22"/>
+          <w:szCs w:val="22"/>
+        </w:rPr>
+        <w:t>/               # Директория для сохранения результатов</w:t>
+      </w:r>
+    </w:p>
+    <w:p>
+      <w:pPr>
+        <w:tabs>
+          <w:tab w:val="left" w:pos="916"/>
+          <w:tab w:val="left" w:pos="1832"/>
+          <w:tab w:val="left" w:pos="2748"/>
+          <w:tab w:val="left" w:pos="3664"/>
+          <w:tab w:val="left" w:pos="4580"/>
+          <w:tab w:val="left" w:pos="5496"/>
+          <w:tab w:val="left" w:pos="6412"/>
+          <w:tab w:val="left" w:pos="7328"/>
+          <w:tab w:val="left" w:pos="8244"/>
+          <w:tab w:val="left" w:pos="9160"/>
+          <w:tab w:val="left" w:pos="10076"/>
+          <w:tab w:val="left" w:pos="10992"/>
+          <w:tab w:val="left" w:pos="11908"/>
+          <w:tab w:val="left" w:pos="12824"/>
+          <w:tab w:val="left" w:pos="13740"/>
+          <w:tab w:val="left" w:pos="14656"/>
+        </w:tabs>
+        <w:wordWrap w:val="0"/>
+        <w:spacing w:line="330" w:lineRule="atLeast"/>
+        <w:rPr>
+          <w:color w:val="0F1115"/>
+          <w:sz w:val="22"/>
+          <w:szCs w:val="22"/>
+        </w:rPr>
+      </w:pPr>
+      <w:r>
+        <w:rPr>
+          <w:color w:val="0F1115"/>
+          <w:sz w:val="22"/>
+          <w:szCs w:val="22"/>
+        </w:rPr>
+        <w:t xml:space="preserve">├── </w:t>
+      </w:r>
+      <w:proofErr w:type="spellStart"/>
+      <w:r>
+        <w:rPr>
+          <w:color w:val="0F1115"/>
+          <w:sz w:val="22"/>
+          <w:szCs w:val="22"/>
+        </w:rPr>
+        <w:t>history.db</w:t>
+      </w:r>
+      <w:proofErr w:type="spellEnd"/>
+      <w:r>
+        <w:rPr>
+          <w:color w:val="0F1115"/>
+          <w:sz w:val="22"/>
+          <w:szCs w:val="22"/>
+        </w:rPr>
+        <w:t xml:space="preserve">            # База данных </w:t>
+      </w:r>
+      <w:proofErr w:type="spellStart"/>
+      <w:r>
+        <w:rPr>
+          <w:color w:val="0F1115"/>
+          <w:sz w:val="22"/>
+          <w:szCs w:val="22"/>
+        </w:rPr>
+        <w:t>SQLite</w:t>
+      </w:r>
+      <w:proofErr w:type="spellEnd"/>
+      <w:r>
+        <w:rPr>
+          <w:color w:val="0F1115"/>
+          <w:sz w:val="22"/>
+          <w:szCs w:val="22"/>
+        </w:rPr>
+        <w:t xml:space="preserve"> (создаётся автоматически)</w:t>
+      </w:r>
+    </w:p>
+    <w:p>
+      <w:pPr>
+        <w:tabs>
+          <w:tab w:val="left" w:pos="916"/>
+          <w:tab w:val="left" w:pos="1832"/>
+          <w:tab w:val="left" w:pos="2748"/>
+          <w:tab w:val="left" w:pos="3664"/>
+          <w:tab w:val="left" w:pos="4580"/>
+          <w:tab w:val="left" w:pos="5496"/>
+          <w:tab w:val="left" w:pos="6412"/>
+          <w:tab w:val="left" w:pos="7328"/>
+          <w:tab w:val="left" w:pos="8244"/>
+          <w:tab w:val="left" w:pos="9160"/>
+          <w:tab w:val="left" w:pos="10076"/>
+          <w:tab w:val="left" w:pos="10992"/>
+          <w:tab w:val="left" w:pos="11908"/>
+          <w:tab w:val="left" w:pos="12824"/>
+          <w:tab w:val="left" w:pos="13740"/>
+          <w:tab w:val="left" w:pos="14656"/>
+        </w:tabs>
+        <w:wordWrap w:val="0"/>
+        <w:spacing w:line="330" w:lineRule="atLeast"/>
+        <w:rPr>
+          <w:color w:val="0F1115"/>
+          <w:sz w:val="22"/>
+          <w:szCs w:val="22"/>
+        </w:rPr>
+      </w:pPr>
+      <w:r>
+        <w:rPr>
+          <w:color w:val="0F1115"/>
+          <w:sz w:val="22"/>
+          <w:szCs w:val="22"/>
+        </w:rPr>
+        <w:t>└── README.md             # Описание проекта</w:t>
+      </w:r>
+    </w:p>
+    <w:p>
+      <w:pPr>
+        <w:shd w:val="clear" w:color="auto" w:fill="FFFFFF"/>
+        <w:spacing w:before="240" w:after="240"/>
+        <w:rPr>
+          <w:color w:val="0F1115"/>
+        </w:rPr>
+      </w:pPr>
+      <w:r>
+        <w:rPr>
+          <w:b/>
+          <w:bCs/>
+          <w:color w:val="0F1115"/>
+        </w:rPr>
+        <w:t>Приложение В. Основные зависимости проекта</w:t>
+      </w:r>
+    </w:p>
+    <w:p>
+      <w:pPr>
+        <w:numPr>
+          <w:ilvl w:val="0"/>
+          <w:numId w:val="15"/>
+        </w:numPr>
+        <w:shd w:val="clear" w:color="auto" w:fill="FFFFFF"/>
+        <w:spacing w:before="100" w:beforeAutospacing="1"/>
+        <w:rPr>
+          <w:color w:val="0F1115"/>
+        </w:rPr>
+      </w:pPr>
+      <w:proofErr w:type="spellStart"/>
+      <w:r>
+        <w:rPr>
+          <w:color w:val="0F1115"/>
+        </w:rPr>
+        <w:t>Flask</w:t>
+      </w:r>
+      <w:proofErr w:type="spellEnd"/>
+      <w:r>
+        <w:rPr>
+          <w:color w:val="0F1115"/>
+        </w:rPr>
+        <w:t xml:space="preserve"> — </w:t>
+      </w:r>
+      <w:proofErr w:type="spellStart"/>
+      <w:r>
+        <w:rPr>
+          <w:color w:val="0F1115"/>
+        </w:rPr>
+        <w:t>микрофреймворк</w:t>
+      </w:r>
+      <w:proofErr w:type="spellEnd"/>
+      <w:r>
+        <w:rPr>
+          <w:color w:val="0F1115"/>
+        </w:rPr>
+        <w:t xml:space="preserve"> для создания веб-приложений</w:t>
+      </w:r>
+    </w:p>
+    <w:p>
+      <w:pPr>
+        <w:numPr>
+          <w:ilvl w:val="0"/>
+          <w:numId w:val="15"/>
+        </w:numPr>
+        <w:shd w:val="clear" w:color="auto" w:fill="FFFFFF"/>
+        <w:spacing w:before="100" w:beforeAutospacing="1"/>
+        <w:rPr>
+          <w:color w:val="0F1115"/>
+        </w:rPr>
+      </w:pPr>
+      <w:proofErr w:type="spellStart"/>
+      <w:r>
+        <w:rPr>
+          <w:color w:val="0F1115"/>
+        </w:rPr>
+        <w:t>Flask</w:t>
+      </w:r>
+      <w:proofErr w:type="spellEnd"/>
+      <w:r>
+        <w:rPr>
+          <w:color w:val="0F1115"/>
+        </w:rPr>
+        <w:t>-CORS — расширение для поддержки кросс-доменных запросов</w:t>
+      </w:r>
+    </w:p>
+    <w:p>
+      <w:pPr>
+        <w:numPr>
+          <w:ilvl w:val="0"/>
+          <w:numId w:val="15"/>
+        </w:numPr>
+        <w:shd w:val="clear" w:color="auto" w:fill="FFFFFF"/>
+        <w:spacing w:before="100" w:beforeAutospacing="1"/>
+        <w:rPr>
+          <w:color w:val="0F1115"/>
+        </w:rPr>
+      </w:pPr>
+      <w:proofErr w:type="spellStart"/>
+      <w:r>
+        <w:rPr>
+          <w:color w:val="0F1115"/>
+        </w:rPr>
+        <w:t>OpenCV</w:t>
+      </w:r>
+      <w:proofErr w:type="spellEnd"/>
+      <w:r>
+        <w:rPr>
+          <w:color w:val="0F1115"/>
+        </w:rPr>
+        <w:t>-Python — библиотека для обработки изображений</w:t>
+      </w:r>
+    </w:p>
+    <w:p>
+      <w:pPr>
+        <w:numPr>
+          <w:ilvl w:val="0"/>
+          <w:numId w:val="15"/>
+        </w:numPr>
+        <w:shd w:val="clear" w:color="auto" w:fill="FFFFFF"/>
+        <w:spacing w:before="100" w:beforeAutospacing="1"/>
+        <w:rPr>
+          <w:color w:val="0F1115"/>
+        </w:rPr>
+      </w:pPr>
+      <w:proofErr w:type="spellStart"/>
+      <w:r>
+        <w:rPr>
+          <w:color w:val="0F1115"/>
+        </w:rPr>
+        <w:t>Ultralytics</w:t>
+      </w:r>
+      <w:proofErr w:type="spellEnd"/>
+      <w:r>
+        <w:rPr>
+          <w:color w:val="0F1115"/>
+        </w:rPr>
+        <w:t xml:space="preserve"> — библиотека для работы с моделями YOLO</w:t>
+      </w:r>
+    </w:p>
+    <w:p>
+      <w:pPr>
+        <w:numPr>
+          <w:ilvl w:val="0"/>
+          <w:numId w:val="15"/>
+        </w:numPr>
+        <w:shd w:val="clear" w:color="auto" w:fill="FFFFFF"/>
+        <w:spacing w:before="100" w:beforeAutospacing="1"/>
+        <w:rPr>
+          <w:color w:val="0F1115"/>
+        </w:rPr>
+      </w:pPr>
+      <w:proofErr w:type="spellStart"/>
+      <w:r>
+        <w:rPr>
+          <w:color w:val="0F1115"/>
+        </w:rPr>
+        <w:t>ReportLab</w:t>
+      </w:r>
+      <w:proofErr w:type="spellEnd"/>
+      <w:r>
+        <w:rPr>
+          <w:color w:val="0F1115"/>
+        </w:rPr>
+        <w:t xml:space="preserve"> — библиотека для генерации PDF-документов</w:t>
+      </w:r>
+    </w:p>
+    <w:p>
+      <w:pPr>
+        <w:numPr>
+          <w:ilvl w:val="0"/>
+          <w:numId w:val="15"/>
+        </w:numPr>
+        <w:shd w:val="clear" w:color="auto" w:fill="FFFFFF"/>
+        <w:spacing w:before="100" w:beforeAutospacing="1"/>
+        <w:rPr>
+          <w:color w:val="0F1115"/>
+        </w:rPr>
+      </w:pPr>
+      <w:r>
+        <w:rPr>
+          <w:color w:val="0F1115"/>
+        </w:rPr>
+        <w:t>SQLite3 — встраиваемая реляционная база данных</w:t>
+      </w:r>
+    </w:p>
+    <w:p>
+      <w:pPr>
         <w:spacing w:after="160" w:line="259" w:lineRule="auto"/>
-      </w:pPr>
-      <w:r>
-        <w:br w:type="page"/>
-      </w:r>
-    </w:p>
-    <w:p/>
-    <w:p/>
-    <w:p>
-      <w:pPr>
-        <w:spacing w:line="360" w:lineRule="auto"/>
-        <w:jc w:val="both"/>
-        <w:rPr>
-          <w:sz w:val="28"/>
-          <w:szCs w:val="28"/>
-        </w:rPr>
-      </w:pPr>
-      <w:r>
-        <w:rPr>
-          <w:sz w:val="28"/>
-          <w:szCs w:val="28"/>
-        </w:rPr>
-        <w:t>СОДЕРЖАНИЕ</w:t>
-      </w:r>
-    </w:p>
-    <w:p>
-      <w:pPr>
-        <w:spacing w:line="360" w:lineRule="auto"/>
-        <w:jc w:val="both"/>
-        <w:rPr>
-          <w:sz w:val="28"/>
-          <w:szCs w:val="28"/>
-        </w:rPr>
-      </w:pPr>
-      <w:r>
-        <w:rPr>
-          <w:sz w:val="28"/>
-          <w:szCs w:val="28"/>
-        </w:rPr>
-        <w:t>Введение …………...…………...…………...…………...…………...…</w:t>
-      </w:r>
-      <w:r>
-        <w:rPr>
-          <w:sz w:val="28"/>
-          <w:szCs w:val="28"/>
-        </w:rPr>
-        <w:t>……</w:t>
-      </w:r>
-      <w:proofErr w:type="gramStart"/>
-      <w:r>
-        <w:rPr>
-          <w:sz w:val="28"/>
-          <w:szCs w:val="28"/>
-        </w:rPr>
-        <w:t>…….</w:t>
-      </w:r>
-      <w:proofErr w:type="gramEnd"/>
-      <w:r>
-        <w:rPr>
-          <w:sz w:val="28"/>
-          <w:szCs w:val="28"/>
-        </w:rPr>
-        <w:t>……..</w:t>
-      </w:r>
-      <w:r>
-        <w:rPr>
-          <w:sz w:val="28"/>
-          <w:szCs w:val="28"/>
-        </w:rPr>
-        <w:t>2</w:t>
-      </w:r>
-    </w:p>
-    <w:p>
-      <w:pPr>
-        <w:spacing w:line="360" w:lineRule="auto"/>
-        <w:jc w:val="both"/>
-        <w:rPr>
-          <w:sz w:val="28"/>
-          <w:szCs w:val="28"/>
-        </w:rPr>
-      </w:pPr>
-      <w:r>
-        <w:rPr>
-          <w:sz w:val="28"/>
-          <w:szCs w:val="28"/>
-        </w:rPr>
-        <w:t>РАЗДЕЛ 1…………...…………...…………...…………...…………...……...</w:t>
-      </w:r>
-      <w:r>
-        <w:rPr>
-          <w:sz w:val="28"/>
-          <w:szCs w:val="28"/>
-        </w:rPr>
-        <w:t>................</w:t>
-      </w:r>
-      <w:r>
-        <w:rPr>
-          <w:sz w:val="28"/>
-          <w:szCs w:val="28"/>
-        </w:rPr>
-        <w:t>..</w:t>
-      </w:r>
-      <w:r>
-        <w:rPr>
-          <w:sz w:val="28"/>
-          <w:szCs w:val="28"/>
-        </w:rPr>
-        <w:t>.3</w:t>
-      </w:r>
-    </w:p>
-    <w:p>
-      <w:pPr>
-        <w:spacing w:line="360" w:lineRule="auto"/>
-        <w:jc w:val="both"/>
-        <w:rPr>
-          <w:i/>
-          <w:iCs/>
-          <w:color w:val="FF0000"/>
-          <w:sz w:val="28"/>
-          <w:szCs w:val="28"/>
-        </w:rPr>
-      </w:pPr>
-      <w:r>
-        <w:rPr>
-          <w:i/>
-          <w:iCs/>
-          <w:color w:val="FF0000"/>
-          <w:sz w:val="28"/>
-          <w:szCs w:val="28"/>
-        </w:rPr>
-        <w:t>(Определение объекта, предмета и цели исследования; краткая характеристика объекта исследования; предмет исследования)</w:t>
-      </w:r>
-    </w:p>
-    <w:p>
-      <w:pPr>
-        <w:spacing w:line="360" w:lineRule="auto"/>
-        <w:jc w:val="both"/>
-        <w:rPr>
-          <w:sz w:val="28"/>
-          <w:szCs w:val="28"/>
-        </w:rPr>
-      </w:pPr>
-      <w:r>
-        <w:rPr>
-          <w:sz w:val="28"/>
-          <w:szCs w:val="28"/>
-        </w:rPr>
-        <w:t>РАЗДЕЛ 2. …………...…………...…………...…………...…………...…</w:t>
-      </w:r>
-      <w:r>
-        <w:rPr>
-          <w:sz w:val="28"/>
-          <w:szCs w:val="28"/>
-        </w:rPr>
-        <w:t>…………</w:t>
-      </w:r>
-      <w:r>
-        <w:rPr>
-          <w:sz w:val="28"/>
-          <w:szCs w:val="28"/>
-        </w:rPr>
-        <w:t>…</w:t>
-      </w:r>
-      <w:r>
-        <w:rPr>
-          <w:sz w:val="28"/>
-          <w:szCs w:val="28"/>
-        </w:rPr>
-        <w:t>.</w:t>
-      </w:r>
-      <w:r>
-        <w:rPr>
-          <w:sz w:val="28"/>
-          <w:szCs w:val="28"/>
-        </w:rPr>
-        <w:t>..</w:t>
-      </w:r>
-      <w:r>
-        <w:rPr>
-          <w:sz w:val="28"/>
-          <w:szCs w:val="28"/>
-        </w:rPr>
-        <w:t>8</w:t>
-      </w:r>
-    </w:p>
-    <w:p>
-      <w:pPr>
-        <w:spacing w:line="360" w:lineRule="auto"/>
-        <w:jc w:val="both"/>
-        <w:rPr>
-          <w:i/>
-          <w:iCs/>
-          <w:color w:val="FF0000"/>
-          <w:sz w:val="28"/>
-          <w:szCs w:val="28"/>
-        </w:rPr>
-      </w:pPr>
-      <w:r>
-        <w:rPr>
-          <w:i/>
-          <w:iCs/>
-          <w:color w:val="FF0000"/>
-          <w:sz w:val="28"/>
-          <w:szCs w:val="28"/>
-        </w:rPr>
-        <w:t xml:space="preserve">(Постановка задач практической разработки; конкретное содержание работы, выполняемых во время практики; описание мероприятий разработанные студентом по улучшению производственной деятельности, повышению уровня </w:t>
-      </w:r>
-      <w:proofErr w:type="gramStart"/>
-      <w:r>
-        <w:rPr>
-          <w:i/>
-          <w:iCs/>
-          <w:color w:val="FF0000"/>
-          <w:sz w:val="28"/>
-          <w:szCs w:val="28"/>
-        </w:rPr>
-        <w:t>информатизации….</w:t>
-      </w:r>
-      <w:proofErr w:type="gramEnd"/>
-      <w:r>
-        <w:rPr>
-          <w:i/>
-          <w:iCs/>
-          <w:color w:val="FF0000"/>
-          <w:sz w:val="28"/>
-          <w:szCs w:val="28"/>
-        </w:rPr>
-        <w:t>)</w:t>
-      </w:r>
-    </w:p>
-    <w:p>
-      <w:pPr>
-        <w:spacing w:line="360" w:lineRule="auto"/>
-        <w:jc w:val="both"/>
-        <w:rPr>
-          <w:sz w:val="28"/>
-          <w:szCs w:val="28"/>
-        </w:rPr>
-      </w:pPr>
-      <w:r>
-        <w:rPr>
-          <w:sz w:val="28"/>
-          <w:szCs w:val="28"/>
-        </w:rPr>
-        <w:t>РАЗДЕЛ 3. …………...…………...…………...…………...…………...…</w:t>
-      </w:r>
-      <w:r>
-        <w:rPr>
-          <w:sz w:val="28"/>
-          <w:szCs w:val="28"/>
-        </w:rPr>
-        <w:t>…………</w:t>
-      </w:r>
-      <w:r>
-        <w:rPr>
-          <w:sz w:val="28"/>
-          <w:szCs w:val="28"/>
-        </w:rPr>
-        <w:t>......</w:t>
-      </w:r>
-      <w:r>
-        <w:rPr>
-          <w:sz w:val="28"/>
-          <w:szCs w:val="28"/>
-        </w:rPr>
-        <w:t>13</w:t>
-      </w:r>
-    </w:p>
-    <w:p>
-      <w:pPr>
-        <w:spacing w:line="360" w:lineRule="auto"/>
-        <w:jc w:val="both"/>
-        <w:rPr>
-          <w:i/>
-          <w:iCs/>
-          <w:color w:val="FF0000"/>
-          <w:sz w:val="28"/>
-          <w:szCs w:val="28"/>
-        </w:rPr>
-      </w:pPr>
-      <w:r>
-        <w:rPr>
-          <w:i/>
-          <w:iCs/>
-          <w:color w:val="FF0000"/>
-          <w:sz w:val="28"/>
-          <w:szCs w:val="28"/>
-        </w:rPr>
-        <w:t>(Описание результатов практической деятельности, поставленные задачи, содержание и результаты научно-исследовательской работы студента согласно индивидуальному заданию)</w:t>
-      </w:r>
-    </w:p>
-    <w:p>
-      <w:pPr>
-        <w:tabs>
-          <w:tab w:val="center" w:pos="5782"/>
-          <w:tab w:val="right" w:pos="10375"/>
-        </w:tabs>
-        <w:spacing w:line="360" w:lineRule="auto"/>
-        <w:jc w:val="both"/>
-        <w:rPr>
-          <w:sz w:val="28"/>
-          <w:szCs w:val="28"/>
-        </w:rPr>
-      </w:pPr>
-      <w:r>
-        <w:rPr>
-          <w:sz w:val="28"/>
-          <w:szCs w:val="28"/>
-        </w:rPr>
-        <w:t>Заключение …………...…………...…………...…………...…………</w:t>
-      </w:r>
-      <w:r>
-        <w:rPr>
-          <w:sz w:val="28"/>
-          <w:szCs w:val="28"/>
-        </w:rPr>
-        <w:t>………</w:t>
-      </w:r>
-      <w:proofErr w:type="gramStart"/>
-      <w:r>
-        <w:rPr>
-          <w:sz w:val="28"/>
-          <w:szCs w:val="28"/>
-        </w:rPr>
-        <w:t>……</w:t>
-      </w:r>
-      <w:r>
-        <w:rPr>
-          <w:sz w:val="28"/>
-          <w:szCs w:val="28"/>
-        </w:rPr>
-        <w:t>.</w:t>
-      </w:r>
-      <w:proofErr w:type="gramEnd"/>
-      <w:r>
-        <w:rPr>
-          <w:sz w:val="28"/>
-          <w:szCs w:val="28"/>
-        </w:rPr>
-        <w:t>.…..</w:t>
-      </w:r>
-      <w:r>
-        <w:rPr>
-          <w:sz w:val="28"/>
-          <w:szCs w:val="28"/>
-        </w:rPr>
-        <w:t>18</w:t>
-      </w:r>
-    </w:p>
-    <w:p>
-      <w:pPr>
-        <w:spacing w:line="360" w:lineRule="auto"/>
-        <w:jc w:val="both"/>
-        <w:rPr>
-          <w:i/>
-          <w:iCs/>
-          <w:color w:val="FF0000"/>
-          <w:sz w:val="28"/>
-          <w:szCs w:val="28"/>
-        </w:rPr>
-      </w:pPr>
-      <w:r>
-        <w:rPr>
-          <w:i/>
-          <w:iCs/>
-          <w:color w:val="FF0000"/>
-          <w:sz w:val="28"/>
-          <w:szCs w:val="28"/>
-        </w:rPr>
-        <w:t>(Отчет в сжатой форме, основные выводы, конкретные предложения)</w:t>
-      </w:r>
-    </w:p>
-    <w:p>
-      <w:pPr>
-        <w:tabs>
-          <w:tab w:val="center" w:pos="5782"/>
-          <w:tab w:val="right" w:pos="10375"/>
-        </w:tabs>
-        <w:spacing w:line="360" w:lineRule="auto"/>
-        <w:jc w:val="both"/>
-        <w:rPr>
-          <w:sz w:val="28"/>
-          <w:szCs w:val="28"/>
-        </w:rPr>
-      </w:pPr>
-      <w:r>
-        <w:rPr>
-          <w:sz w:val="28"/>
-          <w:szCs w:val="28"/>
-        </w:rPr>
-        <w:t>Список использованных источников…………...</w:t>
-      </w:r>
-      <w:proofErr w:type="gramStart"/>
-      <w:r>
-        <w:rPr>
-          <w:sz w:val="28"/>
-          <w:szCs w:val="28"/>
-        </w:rPr>
-        <w:t>…….</w:t>
-      </w:r>
-      <w:proofErr w:type="gramEnd"/>
-      <w:r>
-        <w:rPr>
-          <w:sz w:val="28"/>
-          <w:szCs w:val="28"/>
-        </w:rPr>
-        <w:t>.……...…………...</w:t>
-      </w:r>
-      <w:r>
-        <w:rPr>
-          <w:sz w:val="28"/>
-          <w:szCs w:val="28"/>
-        </w:rPr>
-        <w:t>...................</w:t>
-      </w:r>
-      <w:r>
-        <w:rPr>
-          <w:sz w:val="28"/>
-          <w:szCs w:val="28"/>
-        </w:rPr>
-        <w:t>.</w:t>
-      </w:r>
-      <w:r>
-        <w:rPr>
-          <w:sz w:val="28"/>
-          <w:szCs w:val="28"/>
-        </w:rPr>
-        <w:t>19</w:t>
-      </w:r>
-    </w:p>
-    <w:p>
-      <w:pPr>
-        <w:spacing w:line="360" w:lineRule="auto"/>
-        <w:jc w:val="both"/>
-        <w:rPr>
-          <w:i/>
-          <w:iCs/>
-          <w:color w:val="FF0000"/>
-          <w:sz w:val="28"/>
-          <w:szCs w:val="28"/>
-        </w:rPr>
-      </w:pPr>
-      <w:r>
-        <w:rPr>
-          <w:i/>
-          <w:iCs/>
-          <w:color w:val="FF0000"/>
-          <w:sz w:val="28"/>
-          <w:szCs w:val="28"/>
-        </w:rPr>
-        <w:t xml:space="preserve">(не менее 10 источников, ссылки на Википедию и др. интернет-энциклопедии, ссылки на </w:t>
-      </w:r>
-      <w:proofErr w:type="spellStart"/>
-      <w:r>
-        <w:rPr>
-          <w:i/>
-          <w:iCs/>
-          <w:color w:val="FF0000"/>
-          <w:sz w:val="28"/>
-          <w:szCs w:val="28"/>
-        </w:rPr>
-        <w:t>habr</w:t>
-      </w:r>
-      <w:proofErr w:type="spellEnd"/>
-      <w:r>
-        <w:rPr>
-          <w:i/>
-          <w:iCs/>
-          <w:color w:val="FF0000"/>
-          <w:sz w:val="28"/>
-          <w:szCs w:val="28"/>
-        </w:rPr>
-        <w:t xml:space="preserve"> и т.д. использовать Нельзя)</w:t>
-      </w:r>
-    </w:p>
-    <w:p>
-      <w:pPr>
-        <w:tabs>
-          <w:tab w:val="center" w:pos="5782"/>
-          <w:tab w:val="right" w:pos="10375"/>
-        </w:tabs>
-        <w:spacing w:line="360" w:lineRule="auto"/>
-        <w:jc w:val="both"/>
-        <w:rPr>
-          <w:sz w:val="28"/>
-          <w:szCs w:val="28"/>
-        </w:rPr>
-      </w:pPr>
-      <w:r>
-        <w:rPr>
-          <w:sz w:val="28"/>
-          <w:szCs w:val="28"/>
-        </w:rPr>
-        <w:t>Приложения……………………</w:t>
-      </w:r>
-      <w:proofErr w:type="gramStart"/>
-      <w:r>
-        <w:rPr>
-          <w:sz w:val="28"/>
-          <w:szCs w:val="28"/>
-        </w:rPr>
-        <w:t>…….</w:t>
-      </w:r>
-      <w:proofErr w:type="gramEnd"/>
-      <w:r>
-        <w:rPr>
-          <w:sz w:val="28"/>
-          <w:szCs w:val="28"/>
-        </w:rPr>
-        <w:t>…………...……..……...………</w:t>
-      </w:r>
-      <w:r>
-        <w:rPr>
-          <w:sz w:val="28"/>
-          <w:szCs w:val="28"/>
-        </w:rPr>
-        <w:t>…………..</w:t>
-      </w:r>
-      <w:r>
-        <w:rPr>
-          <w:sz w:val="28"/>
-          <w:szCs w:val="28"/>
-        </w:rPr>
-        <w:t>….....</w:t>
-      </w:r>
-      <w:r>
-        <w:rPr>
-          <w:sz w:val="28"/>
-          <w:szCs w:val="28"/>
-        </w:rPr>
-        <w:t>20</w:t>
-      </w:r>
-    </w:p>
-    <w:p/>
+        <w:rPr>
+          <w:lang w:val="en-US"/>
+        </w:rPr>
+      </w:pPr>
+    </w:p>
     <w:sectPr>
       <w:pgSz w:w="11906" w:h="16838"/>
       <w:pgMar w:top="1134" w:right="850" w:bottom="1134" w:left="1701" w:header="708" w:footer="708" w:gutter="0"/>
@@ -2511,6 +5968,1916 @@
         </w:tabs>
         <w:ind w:left="0" w:firstLine="0"/>
       </w:pPr>
+    </w:lvl>
+  </w:abstractNum>
+  <w:abstractNum w:abstractNumId="1" w15:restartNumberingAfterBreak="0">
+    <w:nsid w:val="07A5658A"/>
+    <w:multiLevelType w:val="multilevel"/>
+    <w:tmpl w:val="4A82E0F0"/>
+    <w:lvl w:ilvl="0">
+      <w:start w:val="1"/>
+      <w:numFmt w:val="decimal"/>
+      <w:lvlText w:val="%1."/>
+      <w:lvlJc w:val="left"/>
+      <w:pPr>
+        <w:tabs>
+          <w:tab w:val="num" w:pos="720"/>
+        </w:tabs>
+        <w:ind w:left="720" w:hanging="360"/>
+      </w:pPr>
+    </w:lvl>
+    <w:lvl w:ilvl="1" w:tentative="1">
+      <w:start w:val="1"/>
+      <w:numFmt w:val="decimal"/>
+      <w:lvlText w:val="%2."/>
+      <w:lvlJc w:val="left"/>
+      <w:pPr>
+        <w:tabs>
+          <w:tab w:val="num" w:pos="1440"/>
+        </w:tabs>
+        <w:ind w:left="1440" w:hanging="360"/>
+      </w:pPr>
+    </w:lvl>
+    <w:lvl w:ilvl="2" w:tentative="1">
+      <w:start w:val="1"/>
+      <w:numFmt w:val="decimal"/>
+      <w:lvlText w:val="%3."/>
+      <w:lvlJc w:val="left"/>
+      <w:pPr>
+        <w:tabs>
+          <w:tab w:val="num" w:pos="2160"/>
+        </w:tabs>
+        <w:ind w:left="2160" w:hanging="360"/>
+      </w:pPr>
+    </w:lvl>
+    <w:lvl w:ilvl="3" w:tentative="1">
+      <w:start w:val="1"/>
+      <w:numFmt w:val="decimal"/>
+      <w:lvlText w:val="%4."/>
+      <w:lvlJc w:val="left"/>
+      <w:pPr>
+        <w:tabs>
+          <w:tab w:val="num" w:pos="2880"/>
+        </w:tabs>
+        <w:ind w:left="2880" w:hanging="360"/>
+      </w:pPr>
+    </w:lvl>
+    <w:lvl w:ilvl="4" w:tentative="1">
+      <w:start w:val="1"/>
+      <w:numFmt w:val="decimal"/>
+      <w:lvlText w:val="%5."/>
+      <w:lvlJc w:val="left"/>
+      <w:pPr>
+        <w:tabs>
+          <w:tab w:val="num" w:pos="3600"/>
+        </w:tabs>
+        <w:ind w:left="3600" w:hanging="360"/>
+      </w:pPr>
+    </w:lvl>
+    <w:lvl w:ilvl="5" w:tentative="1">
+      <w:start w:val="1"/>
+      <w:numFmt w:val="decimal"/>
+      <w:lvlText w:val="%6."/>
+      <w:lvlJc w:val="left"/>
+      <w:pPr>
+        <w:tabs>
+          <w:tab w:val="num" w:pos="4320"/>
+        </w:tabs>
+        <w:ind w:left="4320" w:hanging="360"/>
+      </w:pPr>
+    </w:lvl>
+    <w:lvl w:ilvl="6" w:tentative="1">
+      <w:start w:val="1"/>
+      <w:numFmt w:val="decimal"/>
+      <w:lvlText w:val="%7."/>
+      <w:lvlJc w:val="left"/>
+      <w:pPr>
+        <w:tabs>
+          <w:tab w:val="num" w:pos="5040"/>
+        </w:tabs>
+        <w:ind w:left="5040" w:hanging="360"/>
+      </w:pPr>
+    </w:lvl>
+    <w:lvl w:ilvl="7" w:tentative="1">
+      <w:start w:val="1"/>
+      <w:numFmt w:val="decimal"/>
+      <w:lvlText w:val="%8."/>
+      <w:lvlJc w:val="left"/>
+      <w:pPr>
+        <w:tabs>
+          <w:tab w:val="num" w:pos="5760"/>
+        </w:tabs>
+        <w:ind w:left="5760" w:hanging="360"/>
+      </w:pPr>
+    </w:lvl>
+    <w:lvl w:ilvl="8" w:tentative="1">
+      <w:start w:val="1"/>
+      <w:numFmt w:val="decimal"/>
+      <w:lvlText w:val="%9."/>
+      <w:lvlJc w:val="left"/>
+      <w:pPr>
+        <w:tabs>
+          <w:tab w:val="num" w:pos="6480"/>
+        </w:tabs>
+        <w:ind w:left="6480" w:hanging="360"/>
+      </w:pPr>
+    </w:lvl>
+  </w:abstractNum>
+  <w:abstractNum w:abstractNumId="2" w15:restartNumberingAfterBreak="0">
+    <w:nsid w:val="1885612D"/>
+    <w:multiLevelType w:val="multilevel"/>
+    <w:tmpl w:val="A64E7F34"/>
+    <w:lvl w:ilvl="0">
+      <w:start w:val="1"/>
+      <w:numFmt w:val="decimal"/>
+      <w:lvlText w:val="%1."/>
+      <w:lvlJc w:val="left"/>
+      <w:pPr>
+        <w:tabs>
+          <w:tab w:val="num" w:pos="360"/>
+        </w:tabs>
+        <w:ind w:left="360" w:hanging="360"/>
+      </w:pPr>
+    </w:lvl>
+    <w:lvl w:ilvl="1" w:tentative="1">
+      <w:start w:val="1"/>
+      <w:numFmt w:val="decimal"/>
+      <w:lvlText w:val="%2."/>
+      <w:lvlJc w:val="left"/>
+      <w:pPr>
+        <w:tabs>
+          <w:tab w:val="num" w:pos="1080"/>
+        </w:tabs>
+        <w:ind w:left="1080" w:hanging="360"/>
+      </w:pPr>
+    </w:lvl>
+    <w:lvl w:ilvl="2" w:tentative="1">
+      <w:start w:val="1"/>
+      <w:numFmt w:val="decimal"/>
+      <w:lvlText w:val="%3."/>
+      <w:lvlJc w:val="left"/>
+      <w:pPr>
+        <w:tabs>
+          <w:tab w:val="num" w:pos="1800"/>
+        </w:tabs>
+        <w:ind w:left="1800" w:hanging="360"/>
+      </w:pPr>
+    </w:lvl>
+    <w:lvl w:ilvl="3" w:tentative="1">
+      <w:start w:val="1"/>
+      <w:numFmt w:val="decimal"/>
+      <w:lvlText w:val="%4."/>
+      <w:lvlJc w:val="left"/>
+      <w:pPr>
+        <w:tabs>
+          <w:tab w:val="num" w:pos="2520"/>
+        </w:tabs>
+        <w:ind w:left="2520" w:hanging="360"/>
+      </w:pPr>
+    </w:lvl>
+    <w:lvl w:ilvl="4" w:tentative="1">
+      <w:start w:val="1"/>
+      <w:numFmt w:val="decimal"/>
+      <w:lvlText w:val="%5."/>
+      <w:lvlJc w:val="left"/>
+      <w:pPr>
+        <w:tabs>
+          <w:tab w:val="num" w:pos="3240"/>
+        </w:tabs>
+        <w:ind w:left="3240" w:hanging="360"/>
+      </w:pPr>
+    </w:lvl>
+    <w:lvl w:ilvl="5" w:tentative="1">
+      <w:start w:val="1"/>
+      <w:numFmt w:val="decimal"/>
+      <w:lvlText w:val="%6."/>
+      <w:lvlJc w:val="left"/>
+      <w:pPr>
+        <w:tabs>
+          <w:tab w:val="num" w:pos="3960"/>
+        </w:tabs>
+        <w:ind w:left="3960" w:hanging="360"/>
+      </w:pPr>
+    </w:lvl>
+    <w:lvl w:ilvl="6" w:tentative="1">
+      <w:start w:val="1"/>
+      <w:numFmt w:val="decimal"/>
+      <w:lvlText w:val="%7."/>
+      <w:lvlJc w:val="left"/>
+      <w:pPr>
+        <w:tabs>
+          <w:tab w:val="num" w:pos="4680"/>
+        </w:tabs>
+        <w:ind w:left="4680" w:hanging="360"/>
+      </w:pPr>
+    </w:lvl>
+    <w:lvl w:ilvl="7" w:tentative="1">
+      <w:start w:val="1"/>
+      <w:numFmt w:val="decimal"/>
+      <w:lvlText w:val="%8."/>
+      <w:lvlJc w:val="left"/>
+      <w:pPr>
+        <w:tabs>
+          <w:tab w:val="num" w:pos="5400"/>
+        </w:tabs>
+        <w:ind w:left="5400" w:hanging="360"/>
+      </w:pPr>
+    </w:lvl>
+    <w:lvl w:ilvl="8" w:tentative="1">
+      <w:start w:val="1"/>
+      <w:numFmt w:val="decimal"/>
+      <w:lvlText w:val="%9."/>
+      <w:lvlJc w:val="left"/>
+      <w:pPr>
+        <w:tabs>
+          <w:tab w:val="num" w:pos="6120"/>
+        </w:tabs>
+        <w:ind w:left="6120" w:hanging="360"/>
+      </w:pPr>
+    </w:lvl>
+  </w:abstractNum>
+  <w:abstractNum w:abstractNumId="3" w15:restartNumberingAfterBreak="0">
+    <w:nsid w:val="24160978"/>
+    <w:multiLevelType w:val="multilevel"/>
+    <w:tmpl w:val="F75C3306"/>
+    <w:lvl w:ilvl="0">
+      <w:start w:val="1"/>
+      <w:numFmt w:val="decimal"/>
+      <w:lvlText w:val="%1."/>
+      <w:lvlJc w:val="left"/>
+      <w:pPr>
+        <w:tabs>
+          <w:tab w:val="num" w:pos="360"/>
+        </w:tabs>
+        <w:ind w:left="360" w:hanging="360"/>
+      </w:pPr>
+    </w:lvl>
+    <w:lvl w:ilvl="1">
+      <w:start w:val="1"/>
+      <w:numFmt w:val="bullet"/>
+      <w:lvlText w:val="o"/>
+      <w:lvlJc w:val="left"/>
+      <w:pPr>
+        <w:tabs>
+          <w:tab w:val="num" w:pos="1080"/>
+        </w:tabs>
+        <w:ind w:left="1080" w:hanging="360"/>
+      </w:pPr>
+      <w:rPr>
+        <w:rFonts w:ascii="Courier New" w:hAnsi="Courier New" w:hint="default"/>
+        <w:sz w:val="20"/>
+      </w:rPr>
+    </w:lvl>
+    <w:lvl w:ilvl="2" w:tentative="1">
+      <w:start w:val="1"/>
+      <w:numFmt w:val="decimal"/>
+      <w:lvlText w:val="%3."/>
+      <w:lvlJc w:val="left"/>
+      <w:pPr>
+        <w:tabs>
+          <w:tab w:val="num" w:pos="1800"/>
+        </w:tabs>
+        <w:ind w:left="1800" w:hanging="360"/>
+      </w:pPr>
+    </w:lvl>
+    <w:lvl w:ilvl="3" w:tentative="1">
+      <w:start w:val="1"/>
+      <w:numFmt w:val="decimal"/>
+      <w:lvlText w:val="%4."/>
+      <w:lvlJc w:val="left"/>
+      <w:pPr>
+        <w:tabs>
+          <w:tab w:val="num" w:pos="2520"/>
+        </w:tabs>
+        <w:ind w:left="2520" w:hanging="360"/>
+      </w:pPr>
+    </w:lvl>
+    <w:lvl w:ilvl="4" w:tentative="1">
+      <w:start w:val="1"/>
+      <w:numFmt w:val="decimal"/>
+      <w:lvlText w:val="%5."/>
+      <w:lvlJc w:val="left"/>
+      <w:pPr>
+        <w:tabs>
+          <w:tab w:val="num" w:pos="3240"/>
+        </w:tabs>
+        <w:ind w:left="3240" w:hanging="360"/>
+      </w:pPr>
+    </w:lvl>
+    <w:lvl w:ilvl="5" w:tentative="1">
+      <w:start w:val="1"/>
+      <w:numFmt w:val="decimal"/>
+      <w:lvlText w:val="%6."/>
+      <w:lvlJc w:val="left"/>
+      <w:pPr>
+        <w:tabs>
+          <w:tab w:val="num" w:pos="3960"/>
+        </w:tabs>
+        <w:ind w:left="3960" w:hanging="360"/>
+      </w:pPr>
+    </w:lvl>
+    <w:lvl w:ilvl="6" w:tentative="1">
+      <w:start w:val="1"/>
+      <w:numFmt w:val="decimal"/>
+      <w:lvlText w:val="%7."/>
+      <w:lvlJc w:val="left"/>
+      <w:pPr>
+        <w:tabs>
+          <w:tab w:val="num" w:pos="4680"/>
+        </w:tabs>
+        <w:ind w:left="4680" w:hanging="360"/>
+      </w:pPr>
+    </w:lvl>
+    <w:lvl w:ilvl="7" w:tentative="1">
+      <w:start w:val="1"/>
+      <w:numFmt w:val="decimal"/>
+      <w:lvlText w:val="%8."/>
+      <w:lvlJc w:val="left"/>
+      <w:pPr>
+        <w:tabs>
+          <w:tab w:val="num" w:pos="5400"/>
+        </w:tabs>
+        <w:ind w:left="5400" w:hanging="360"/>
+      </w:pPr>
+    </w:lvl>
+    <w:lvl w:ilvl="8" w:tentative="1">
+      <w:start w:val="1"/>
+      <w:numFmt w:val="decimal"/>
+      <w:lvlText w:val="%9."/>
+      <w:lvlJc w:val="left"/>
+      <w:pPr>
+        <w:tabs>
+          <w:tab w:val="num" w:pos="6120"/>
+        </w:tabs>
+        <w:ind w:left="6120" w:hanging="360"/>
+      </w:pPr>
+    </w:lvl>
+  </w:abstractNum>
+  <w:abstractNum w:abstractNumId="4" w15:restartNumberingAfterBreak="0">
+    <w:nsid w:val="25060859"/>
+    <w:multiLevelType w:val="multilevel"/>
+    <w:tmpl w:val="CF78B1EA"/>
+    <w:lvl w:ilvl="0">
+      <w:start w:val="1"/>
+      <w:numFmt w:val="bullet"/>
+      <w:lvlText w:val=""/>
+      <w:lvlJc w:val="left"/>
+      <w:pPr>
+        <w:tabs>
+          <w:tab w:val="num" w:pos="360"/>
+        </w:tabs>
+        <w:ind w:left="360" w:hanging="360"/>
+      </w:pPr>
+      <w:rPr>
+        <w:rFonts w:ascii="Symbol" w:hAnsi="Symbol" w:hint="default"/>
+        <w:sz w:val="20"/>
+      </w:rPr>
+    </w:lvl>
+    <w:lvl w:ilvl="1" w:tentative="1">
+      <w:start w:val="1"/>
+      <w:numFmt w:val="bullet"/>
+      <w:lvlText w:val="o"/>
+      <w:lvlJc w:val="left"/>
+      <w:pPr>
+        <w:tabs>
+          <w:tab w:val="num" w:pos="1080"/>
+        </w:tabs>
+        <w:ind w:left="1080" w:hanging="360"/>
+      </w:pPr>
+      <w:rPr>
+        <w:rFonts w:ascii="Courier New" w:hAnsi="Courier New" w:hint="default"/>
+        <w:sz w:val="20"/>
+      </w:rPr>
+    </w:lvl>
+    <w:lvl w:ilvl="2" w:tentative="1">
+      <w:start w:val="1"/>
+      <w:numFmt w:val="bullet"/>
+      <w:lvlText w:val=""/>
+      <w:lvlJc w:val="left"/>
+      <w:pPr>
+        <w:tabs>
+          <w:tab w:val="num" w:pos="1800"/>
+        </w:tabs>
+        <w:ind w:left="1800" w:hanging="360"/>
+      </w:pPr>
+      <w:rPr>
+        <w:rFonts w:ascii="Wingdings" w:hAnsi="Wingdings" w:hint="default"/>
+        <w:sz w:val="20"/>
+      </w:rPr>
+    </w:lvl>
+    <w:lvl w:ilvl="3" w:tentative="1">
+      <w:start w:val="1"/>
+      <w:numFmt w:val="bullet"/>
+      <w:lvlText w:val=""/>
+      <w:lvlJc w:val="left"/>
+      <w:pPr>
+        <w:tabs>
+          <w:tab w:val="num" w:pos="2520"/>
+        </w:tabs>
+        <w:ind w:left="2520" w:hanging="360"/>
+      </w:pPr>
+      <w:rPr>
+        <w:rFonts w:ascii="Wingdings" w:hAnsi="Wingdings" w:hint="default"/>
+        <w:sz w:val="20"/>
+      </w:rPr>
+    </w:lvl>
+    <w:lvl w:ilvl="4" w:tentative="1">
+      <w:start w:val="1"/>
+      <w:numFmt w:val="bullet"/>
+      <w:lvlText w:val=""/>
+      <w:lvlJc w:val="left"/>
+      <w:pPr>
+        <w:tabs>
+          <w:tab w:val="num" w:pos="3240"/>
+        </w:tabs>
+        <w:ind w:left="3240" w:hanging="360"/>
+      </w:pPr>
+      <w:rPr>
+        <w:rFonts w:ascii="Wingdings" w:hAnsi="Wingdings" w:hint="default"/>
+        <w:sz w:val="20"/>
+      </w:rPr>
+    </w:lvl>
+    <w:lvl w:ilvl="5" w:tentative="1">
+      <w:start w:val="1"/>
+      <w:numFmt w:val="bullet"/>
+      <w:lvlText w:val=""/>
+      <w:lvlJc w:val="left"/>
+      <w:pPr>
+        <w:tabs>
+          <w:tab w:val="num" w:pos="3960"/>
+        </w:tabs>
+        <w:ind w:left="3960" w:hanging="360"/>
+      </w:pPr>
+      <w:rPr>
+        <w:rFonts w:ascii="Wingdings" w:hAnsi="Wingdings" w:hint="default"/>
+        <w:sz w:val="20"/>
+      </w:rPr>
+    </w:lvl>
+    <w:lvl w:ilvl="6" w:tentative="1">
+      <w:start w:val="1"/>
+      <w:numFmt w:val="bullet"/>
+      <w:lvlText w:val=""/>
+      <w:lvlJc w:val="left"/>
+      <w:pPr>
+        <w:tabs>
+          <w:tab w:val="num" w:pos="4680"/>
+        </w:tabs>
+        <w:ind w:left="4680" w:hanging="360"/>
+      </w:pPr>
+      <w:rPr>
+        <w:rFonts w:ascii="Wingdings" w:hAnsi="Wingdings" w:hint="default"/>
+        <w:sz w:val="20"/>
+      </w:rPr>
+    </w:lvl>
+    <w:lvl w:ilvl="7" w:tentative="1">
+      <w:start w:val="1"/>
+      <w:numFmt w:val="bullet"/>
+      <w:lvlText w:val=""/>
+      <w:lvlJc w:val="left"/>
+      <w:pPr>
+        <w:tabs>
+          <w:tab w:val="num" w:pos="5400"/>
+        </w:tabs>
+        <w:ind w:left="5400" w:hanging="360"/>
+      </w:pPr>
+      <w:rPr>
+        <w:rFonts w:ascii="Wingdings" w:hAnsi="Wingdings" w:hint="default"/>
+        <w:sz w:val="20"/>
+      </w:rPr>
+    </w:lvl>
+    <w:lvl w:ilvl="8" w:tentative="1">
+      <w:start w:val="1"/>
+      <w:numFmt w:val="bullet"/>
+      <w:lvlText w:val=""/>
+      <w:lvlJc w:val="left"/>
+      <w:pPr>
+        <w:tabs>
+          <w:tab w:val="num" w:pos="6120"/>
+        </w:tabs>
+        <w:ind w:left="6120" w:hanging="360"/>
+      </w:pPr>
+      <w:rPr>
+        <w:rFonts w:ascii="Wingdings" w:hAnsi="Wingdings" w:hint="default"/>
+        <w:sz w:val="20"/>
+      </w:rPr>
+    </w:lvl>
+  </w:abstractNum>
+  <w:abstractNum w:abstractNumId="5" w15:restartNumberingAfterBreak="0">
+    <w:nsid w:val="267A6299"/>
+    <w:multiLevelType w:val="multilevel"/>
+    <w:tmpl w:val="92FC4682"/>
+    <w:lvl w:ilvl="0">
+      <w:start w:val="1"/>
+      <w:numFmt w:val="bullet"/>
+      <w:lvlText w:val=""/>
+      <w:lvlJc w:val="left"/>
+      <w:pPr>
+        <w:tabs>
+          <w:tab w:val="num" w:pos="360"/>
+        </w:tabs>
+        <w:ind w:left="360" w:hanging="360"/>
+      </w:pPr>
+      <w:rPr>
+        <w:rFonts w:ascii="Symbol" w:hAnsi="Symbol" w:hint="default"/>
+        <w:sz w:val="20"/>
+      </w:rPr>
+    </w:lvl>
+    <w:lvl w:ilvl="1" w:tentative="1">
+      <w:start w:val="1"/>
+      <w:numFmt w:val="bullet"/>
+      <w:lvlText w:val="o"/>
+      <w:lvlJc w:val="left"/>
+      <w:pPr>
+        <w:tabs>
+          <w:tab w:val="num" w:pos="1080"/>
+        </w:tabs>
+        <w:ind w:left="1080" w:hanging="360"/>
+      </w:pPr>
+      <w:rPr>
+        <w:rFonts w:ascii="Courier New" w:hAnsi="Courier New" w:hint="default"/>
+        <w:sz w:val="20"/>
+      </w:rPr>
+    </w:lvl>
+    <w:lvl w:ilvl="2" w:tentative="1">
+      <w:start w:val="1"/>
+      <w:numFmt w:val="bullet"/>
+      <w:lvlText w:val=""/>
+      <w:lvlJc w:val="left"/>
+      <w:pPr>
+        <w:tabs>
+          <w:tab w:val="num" w:pos="1800"/>
+        </w:tabs>
+        <w:ind w:left="1800" w:hanging="360"/>
+      </w:pPr>
+      <w:rPr>
+        <w:rFonts w:ascii="Wingdings" w:hAnsi="Wingdings" w:hint="default"/>
+        <w:sz w:val="20"/>
+      </w:rPr>
+    </w:lvl>
+    <w:lvl w:ilvl="3" w:tentative="1">
+      <w:start w:val="1"/>
+      <w:numFmt w:val="bullet"/>
+      <w:lvlText w:val=""/>
+      <w:lvlJc w:val="left"/>
+      <w:pPr>
+        <w:tabs>
+          <w:tab w:val="num" w:pos="2520"/>
+        </w:tabs>
+        <w:ind w:left="2520" w:hanging="360"/>
+      </w:pPr>
+      <w:rPr>
+        <w:rFonts w:ascii="Wingdings" w:hAnsi="Wingdings" w:hint="default"/>
+        <w:sz w:val="20"/>
+      </w:rPr>
+    </w:lvl>
+    <w:lvl w:ilvl="4" w:tentative="1">
+      <w:start w:val="1"/>
+      <w:numFmt w:val="bullet"/>
+      <w:lvlText w:val=""/>
+      <w:lvlJc w:val="left"/>
+      <w:pPr>
+        <w:tabs>
+          <w:tab w:val="num" w:pos="3240"/>
+        </w:tabs>
+        <w:ind w:left="3240" w:hanging="360"/>
+      </w:pPr>
+      <w:rPr>
+        <w:rFonts w:ascii="Wingdings" w:hAnsi="Wingdings" w:hint="default"/>
+        <w:sz w:val="20"/>
+      </w:rPr>
+    </w:lvl>
+    <w:lvl w:ilvl="5" w:tentative="1">
+      <w:start w:val="1"/>
+      <w:numFmt w:val="bullet"/>
+      <w:lvlText w:val=""/>
+      <w:lvlJc w:val="left"/>
+      <w:pPr>
+        <w:tabs>
+          <w:tab w:val="num" w:pos="3960"/>
+        </w:tabs>
+        <w:ind w:left="3960" w:hanging="360"/>
+      </w:pPr>
+      <w:rPr>
+        <w:rFonts w:ascii="Wingdings" w:hAnsi="Wingdings" w:hint="default"/>
+        <w:sz w:val="20"/>
+      </w:rPr>
+    </w:lvl>
+    <w:lvl w:ilvl="6" w:tentative="1">
+      <w:start w:val="1"/>
+      <w:numFmt w:val="bullet"/>
+      <w:lvlText w:val=""/>
+      <w:lvlJc w:val="left"/>
+      <w:pPr>
+        <w:tabs>
+          <w:tab w:val="num" w:pos="4680"/>
+        </w:tabs>
+        <w:ind w:left="4680" w:hanging="360"/>
+      </w:pPr>
+      <w:rPr>
+        <w:rFonts w:ascii="Wingdings" w:hAnsi="Wingdings" w:hint="default"/>
+        <w:sz w:val="20"/>
+      </w:rPr>
+    </w:lvl>
+    <w:lvl w:ilvl="7" w:tentative="1">
+      <w:start w:val="1"/>
+      <w:numFmt w:val="bullet"/>
+      <w:lvlText w:val=""/>
+      <w:lvlJc w:val="left"/>
+      <w:pPr>
+        <w:tabs>
+          <w:tab w:val="num" w:pos="5400"/>
+        </w:tabs>
+        <w:ind w:left="5400" w:hanging="360"/>
+      </w:pPr>
+      <w:rPr>
+        <w:rFonts w:ascii="Wingdings" w:hAnsi="Wingdings" w:hint="default"/>
+        <w:sz w:val="20"/>
+      </w:rPr>
+    </w:lvl>
+    <w:lvl w:ilvl="8" w:tentative="1">
+      <w:start w:val="1"/>
+      <w:numFmt w:val="bullet"/>
+      <w:lvlText w:val=""/>
+      <w:lvlJc w:val="left"/>
+      <w:pPr>
+        <w:tabs>
+          <w:tab w:val="num" w:pos="6120"/>
+        </w:tabs>
+        <w:ind w:left="6120" w:hanging="360"/>
+      </w:pPr>
+      <w:rPr>
+        <w:rFonts w:ascii="Wingdings" w:hAnsi="Wingdings" w:hint="default"/>
+        <w:sz w:val="20"/>
+      </w:rPr>
+    </w:lvl>
+  </w:abstractNum>
+  <w:abstractNum w:abstractNumId="6" w15:restartNumberingAfterBreak="0">
+    <w:nsid w:val="3E6B40E4"/>
+    <w:multiLevelType w:val="multilevel"/>
+    <w:tmpl w:val="7ECA8844"/>
+    <w:lvl w:ilvl="0">
+      <w:start w:val="1"/>
+      <w:numFmt w:val="bullet"/>
+      <w:lvlText w:val=""/>
+      <w:lvlJc w:val="left"/>
+      <w:pPr>
+        <w:tabs>
+          <w:tab w:val="num" w:pos="720"/>
+        </w:tabs>
+        <w:ind w:left="720" w:hanging="360"/>
+      </w:pPr>
+      <w:rPr>
+        <w:rFonts w:ascii="Symbol" w:hAnsi="Symbol" w:hint="default"/>
+        <w:sz w:val="20"/>
+      </w:rPr>
+    </w:lvl>
+    <w:lvl w:ilvl="1" w:tentative="1">
+      <w:start w:val="1"/>
+      <w:numFmt w:val="bullet"/>
+      <w:lvlText w:val="o"/>
+      <w:lvlJc w:val="left"/>
+      <w:pPr>
+        <w:tabs>
+          <w:tab w:val="num" w:pos="1440"/>
+        </w:tabs>
+        <w:ind w:left="1440" w:hanging="360"/>
+      </w:pPr>
+      <w:rPr>
+        <w:rFonts w:ascii="Courier New" w:hAnsi="Courier New" w:hint="default"/>
+        <w:sz w:val="20"/>
+      </w:rPr>
+    </w:lvl>
+    <w:lvl w:ilvl="2" w:tentative="1">
+      <w:start w:val="1"/>
+      <w:numFmt w:val="bullet"/>
+      <w:lvlText w:val=""/>
+      <w:lvlJc w:val="left"/>
+      <w:pPr>
+        <w:tabs>
+          <w:tab w:val="num" w:pos="2160"/>
+        </w:tabs>
+        <w:ind w:left="2160" w:hanging="360"/>
+      </w:pPr>
+      <w:rPr>
+        <w:rFonts w:ascii="Wingdings" w:hAnsi="Wingdings" w:hint="default"/>
+        <w:sz w:val="20"/>
+      </w:rPr>
+    </w:lvl>
+    <w:lvl w:ilvl="3" w:tentative="1">
+      <w:start w:val="1"/>
+      <w:numFmt w:val="bullet"/>
+      <w:lvlText w:val=""/>
+      <w:lvlJc w:val="left"/>
+      <w:pPr>
+        <w:tabs>
+          <w:tab w:val="num" w:pos="2880"/>
+        </w:tabs>
+        <w:ind w:left="2880" w:hanging="360"/>
+      </w:pPr>
+      <w:rPr>
+        <w:rFonts w:ascii="Wingdings" w:hAnsi="Wingdings" w:hint="default"/>
+        <w:sz w:val="20"/>
+      </w:rPr>
+    </w:lvl>
+    <w:lvl w:ilvl="4" w:tentative="1">
+      <w:start w:val="1"/>
+      <w:numFmt w:val="bullet"/>
+      <w:lvlText w:val=""/>
+      <w:lvlJc w:val="left"/>
+      <w:pPr>
+        <w:tabs>
+          <w:tab w:val="num" w:pos="3600"/>
+        </w:tabs>
+        <w:ind w:left="3600" w:hanging="360"/>
+      </w:pPr>
+      <w:rPr>
+        <w:rFonts w:ascii="Wingdings" w:hAnsi="Wingdings" w:hint="default"/>
+        <w:sz w:val="20"/>
+      </w:rPr>
+    </w:lvl>
+    <w:lvl w:ilvl="5" w:tentative="1">
+      <w:start w:val="1"/>
+      <w:numFmt w:val="bullet"/>
+      <w:lvlText w:val=""/>
+      <w:lvlJc w:val="left"/>
+      <w:pPr>
+        <w:tabs>
+          <w:tab w:val="num" w:pos="4320"/>
+        </w:tabs>
+        <w:ind w:left="4320" w:hanging="360"/>
+      </w:pPr>
+      <w:rPr>
+        <w:rFonts w:ascii="Wingdings" w:hAnsi="Wingdings" w:hint="default"/>
+        <w:sz w:val="20"/>
+      </w:rPr>
+    </w:lvl>
+    <w:lvl w:ilvl="6" w:tentative="1">
+      <w:start w:val="1"/>
+      <w:numFmt w:val="bullet"/>
+      <w:lvlText w:val=""/>
+      <w:lvlJc w:val="left"/>
+      <w:pPr>
+        <w:tabs>
+          <w:tab w:val="num" w:pos="5040"/>
+        </w:tabs>
+        <w:ind w:left="5040" w:hanging="360"/>
+      </w:pPr>
+      <w:rPr>
+        <w:rFonts w:ascii="Wingdings" w:hAnsi="Wingdings" w:hint="default"/>
+        <w:sz w:val="20"/>
+      </w:rPr>
+    </w:lvl>
+    <w:lvl w:ilvl="7" w:tentative="1">
+      <w:start w:val="1"/>
+      <w:numFmt w:val="bullet"/>
+      <w:lvlText w:val=""/>
+      <w:lvlJc w:val="left"/>
+      <w:pPr>
+        <w:tabs>
+          <w:tab w:val="num" w:pos="5760"/>
+        </w:tabs>
+        <w:ind w:left="5760" w:hanging="360"/>
+      </w:pPr>
+      <w:rPr>
+        <w:rFonts w:ascii="Wingdings" w:hAnsi="Wingdings" w:hint="default"/>
+        <w:sz w:val="20"/>
+      </w:rPr>
+    </w:lvl>
+    <w:lvl w:ilvl="8" w:tentative="1">
+      <w:start w:val="1"/>
+      <w:numFmt w:val="bullet"/>
+      <w:lvlText w:val=""/>
+      <w:lvlJc w:val="left"/>
+      <w:pPr>
+        <w:tabs>
+          <w:tab w:val="num" w:pos="6480"/>
+        </w:tabs>
+        <w:ind w:left="6480" w:hanging="360"/>
+      </w:pPr>
+      <w:rPr>
+        <w:rFonts w:ascii="Wingdings" w:hAnsi="Wingdings" w:hint="default"/>
+        <w:sz w:val="20"/>
+      </w:rPr>
+    </w:lvl>
+  </w:abstractNum>
+  <w:abstractNum w:abstractNumId="7" w15:restartNumberingAfterBreak="0">
+    <w:nsid w:val="48373BFD"/>
+    <w:multiLevelType w:val="multilevel"/>
+    <w:tmpl w:val="1BD4037E"/>
+    <w:lvl w:ilvl="0">
+      <w:start w:val="1"/>
+      <w:numFmt w:val="bullet"/>
+      <w:lvlText w:val=""/>
+      <w:lvlJc w:val="left"/>
+      <w:pPr>
+        <w:tabs>
+          <w:tab w:val="num" w:pos="720"/>
+        </w:tabs>
+        <w:ind w:left="720" w:hanging="360"/>
+      </w:pPr>
+      <w:rPr>
+        <w:rFonts w:ascii="Symbol" w:hAnsi="Symbol" w:hint="default"/>
+        <w:sz w:val="20"/>
+      </w:rPr>
+    </w:lvl>
+    <w:lvl w:ilvl="1" w:tentative="1">
+      <w:start w:val="1"/>
+      <w:numFmt w:val="bullet"/>
+      <w:lvlText w:val="o"/>
+      <w:lvlJc w:val="left"/>
+      <w:pPr>
+        <w:tabs>
+          <w:tab w:val="num" w:pos="1440"/>
+        </w:tabs>
+        <w:ind w:left="1440" w:hanging="360"/>
+      </w:pPr>
+      <w:rPr>
+        <w:rFonts w:ascii="Courier New" w:hAnsi="Courier New" w:hint="default"/>
+        <w:sz w:val="20"/>
+      </w:rPr>
+    </w:lvl>
+    <w:lvl w:ilvl="2" w:tentative="1">
+      <w:start w:val="1"/>
+      <w:numFmt w:val="bullet"/>
+      <w:lvlText w:val=""/>
+      <w:lvlJc w:val="left"/>
+      <w:pPr>
+        <w:tabs>
+          <w:tab w:val="num" w:pos="2160"/>
+        </w:tabs>
+        <w:ind w:left="2160" w:hanging="360"/>
+      </w:pPr>
+      <w:rPr>
+        <w:rFonts w:ascii="Wingdings" w:hAnsi="Wingdings" w:hint="default"/>
+        <w:sz w:val="20"/>
+      </w:rPr>
+    </w:lvl>
+    <w:lvl w:ilvl="3" w:tentative="1">
+      <w:start w:val="1"/>
+      <w:numFmt w:val="bullet"/>
+      <w:lvlText w:val=""/>
+      <w:lvlJc w:val="left"/>
+      <w:pPr>
+        <w:tabs>
+          <w:tab w:val="num" w:pos="2880"/>
+        </w:tabs>
+        <w:ind w:left="2880" w:hanging="360"/>
+      </w:pPr>
+      <w:rPr>
+        <w:rFonts w:ascii="Wingdings" w:hAnsi="Wingdings" w:hint="default"/>
+        <w:sz w:val="20"/>
+      </w:rPr>
+    </w:lvl>
+    <w:lvl w:ilvl="4" w:tentative="1">
+      <w:start w:val="1"/>
+      <w:numFmt w:val="bullet"/>
+      <w:lvlText w:val=""/>
+      <w:lvlJc w:val="left"/>
+      <w:pPr>
+        <w:tabs>
+          <w:tab w:val="num" w:pos="3600"/>
+        </w:tabs>
+        <w:ind w:left="3600" w:hanging="360"/>
+      </w:pPr>
+      <w:rPr>
+        <w:rFonts w:ascii="Wingdings" w:hAnsi="Wingdings" w:hint="default"/>
+        <w:sz w:val="20"/>
+      </w:rPr>
+    </w:lvl>
+    <w:lvl w:ilvl="5" w:tentative="1">
+      <w:start w:val="1"/>
+      <w:numFmt w:val="bullet"/>
+      <w:lvlText w:val=""/>
+      <w:lvlJc w:val="left"/>
+      <w:pPr>
+        <w:tabs>
+          <w:tab w:val="num" w:pos="4320"/>
+        </w:tabs>
+        <w:ind w:left="4320" w:hanging="360"/>
+      </w:pPr>
+      <w:rPr>
+        <w:rFonts w:ascii="Wingdings" w:hAnsi="Wingdings" w:hint="default"/>
+        <w:sz w:val="20"/>
+      </w:rPr>
+    </w:lvl>
+    <w:lvl w:ilvl="6" w:tentative="1">
+      <w:start w:val="1"/>
+      <w:numFmt w:val="bullet"/>
+      <w:lvlText w:val=""/>
+      <w:lvlJc w:val="left"/>
+      <w:pPr>
+        <w:tabs>
+          <w:tab w:val="num" w:pos="5040"/>
+        </w:tabs>
+        <w:ind w:left="5040" w:hanging="360"/>
+      </w:pPr>
+      <w:rPr>
+        <w:rFonts w:ascii="Wingdings" w:hAnsi="Wingdings" w:hint="default"/>
+        <w:sz w:val="20"/>
+      </w:rPr>
+    </w:lvl>
+    <w:lvl w:ilvl="7" w:tentative="1">
+      <w:start w:val="1"/>
+      <w:numFmt w:val="bullet"/>
+      <w:lvlText w:val=""/>
+      <w:lvlJc w:val="left"/>
+      <w:pPr>
+        <w:tabs>
+          <w:tab w:val="num" w:pos="5760"/>
+        </w:tabs>
+        <w:ind w:left="5760" w:hanging="360"/>
+      </w:pPr>
+      <w:rPr>
+        <w:rFonts w:ascii="Wingdings" w:hAnsi="Wingdings" w:hint="default"/>
+        <w:sz w:val="20"/>
+      </w:rPr>
+    </w:lvl>
+    <w:lvl w:ilvl="8" w:tentative="1">
+      <w:start w:val="1"/>
+      <w:numFmt w:val="bullet"/>
+      <w:lvlText w:val=""/>
+      <w:lvlJc w:val="left"/>
+      <w:pPr>
+        <w:tabs>
+          <w:tab w:val="num" w:pos="6480"/>
+        </w:tabs>
+        <w:ind w:left="6480" w:hanging="360"/>
+      </w:pPr>
+      <w:rPr>
+        <w:rFonts w:ascii="Wingdings" w:hAnsi="Wingdings" w:hint="default"/>
+        <w:sz w:val="20"/>
+      </w:rPr>
+    </w:lvl>
+  </w:abstractNum>
+  <w:abstractNum w:abstractNumId="8" w15:restartNumberingAfterBreak="0">
+    <w:nsid w:val="517C4FAC"/>
+    <w:multiLevelType w:val="multilevel"/>
+    <w:tmpl w:val="7AA6B09E"/>
+    <w:lvl w:ilvl="0">
+      <w:start w:val="1"/>
+      <w:numFmt w:val="bullet"/>
+      <w:lvlText w:val=""/>
+      <w:lvlJc w:val="left"/>
+      <w:pPr>
+        <w:tabs>
+          <w:tab w:val="num" w:pos="720"/>
+        </w:tabs>
+        <w:ind w:left="720" w:hanging="360"/>
+      </w:pPr>
+      <w:rPr>
+        <w:rFonts w:ascii="Symbol" w:hAnsi="Symbol" w:hint="default"/>
+        <w:sz w:val="20"/>
+      </w:rPr>
+    </w:lvl>
+    <w:lvl w:ilvl="1" w:tentative="1">
+      <w:start w:val="1"/>
+      <w:numFmt w:val="bullet"/>
+      <w:lvlText w:val="o"/>
+      <w:lvlJc w:val="left"/>
+      <w:pPr>
+        <w:tabs>
+          <w:tab w:val="num" w:pos="1440"/>
+        </w:tabs>
+        <w:ind w:left="1440" w:hanging="360"/>
+      </w:pPr>
+      <w:rPr>
+        <w:rFonts w:ascii="Courier New" w:hAnsi="Courier New" w:hint="default"/>
+        <w:sz w:val="20"/>
+      </w:rPr>
+    </w:lvl>
+    <w:lvl w:ilvl="2" w:tentative="1">
+      <w:start w:val="1"/>
+      <w:numFmt w:val="bullet"/>
+      <w:lvlText w:val=""/>
+      <w:lvlJc w:val="left"/>
+      <w:pPr>
+        <w:tabs>
+          <w:tab w:val="num" w:pos="2160"/>
+        </w:tabs>
+        <w:ind w:left="2160" w:hanging="360"/>
+      </w:pPr>
+      <w:rPr>
+        <w:rFonts w:ascii="Wingdings" w:hAnsi="Wingdings" w:hint="default"/>
+        <w:sz w:val="20"/>
+      </w:rPr>
+    </w:lvl>
+    <w:lvl w:ilvl="3" w:tentative="1">
+      <w:start w:val="1"/>
+      <w:numFmt w:val="bullet"/>
+      <w:lvlText w:val=""/>
+      <w:lvlJc w:val="left"/>
+      <w:pPr>
+        <w:tabs>
+          <w:tab w:val="num" w:pos="2880"/>
+        </w:tabs>
+        <w:ind w:left="2880" w:hanging="360"/>
+      </w:pPr>
+      <w:rPr>
+        <w:rFonts w:ascii="Wingdings" w:hAnsi="Wingdings" w:hint="default"/>
+        <w:sz w:val="20"/>
+      </w:rPr>
+    </w:lvl>
+    <w:lvl w:ilvl="4" w:tentative="1">
+      <w:start w:val="1"/>
+      <w:numFmt w:val="bullet"/>
+      <w:lvlText w:val=""/>
+      <w:lvlJc w:val="left"/>
+      <w:pPr>
+        <w:tabs>
+          <w:tab w:val="num" w:pos="3600"/>
+        </w:tabs>
+        <w:ind w:left="3600" w:hanging="360"/>
+      </w:pPr>
+      <w:rPr>
+        <w:rFonts w:ascii="Wingdings" w:hAnsi="Wingdings" w:hint="default"/>
+        <w:sz w:val="20"/>
+      </w:rPr>
+    </w:lvl>
+    <w:lvl w:ilvl="5" w:tentative="1">
+      <w:start w:val="1"/>
+      <w:numFmt w:val="bullet"/>
+      <w:lvlText w:val=""/>
+      <w:lvlJc w:val="left"/>
+      <w:pPr>
+        <w:tabs>
+          <w:tab w:val="num" w:pos="4320"/>
+        </w:tabs>
+        <w:ind w:left="4320" w:hanging="360"/>
+      </w:pPr>
+      <w:rPr>
+        <w:rFonts w:ascii="Wingdings" w:hAnsi="Wingdings" w:hint="default"/>
+        <w:sz w:val="20"/>
+      </w:rPr>
+    </w:lvl>
+    <w:lvl w:ilvl="6" w:tentative="1">
+      <w:start w:val="1"/>
+      <w:numFmt w:val="bullet"/>
+      <w:lvlText w:val=""/>
+      <w:lvlJc w:val="left"/>
+      <w:pPr>
+        <w:tabs>
+          <w:tab w:val="num" w:pos="5040"/>
+        </w:tabs>
+        <w:ind w:left="5040" w:hanging="360"/>
+      </w:pPr>
+      <w:rPr>
+        <w:rFonts w:ascii="Wingdings" w:hAnsi="Wingdings" w:hint="default"/>
+        <w:sz w:val="20"/>
+      </w:rPr>
+    </w:lvl>
+    <w:lvl w:ilvl="7" w:tentative="1">
+      <w:start w:val="1"/>
+      <w:numFmt w:val="bullet"/>
+      <w:lvlText w:val=""/>
+      <w:lvlJc w:val="left"/>
+      <w:pPr>
+        <w:tabs>
+          <w:tab w:val="num" w:pos="5760"/>
+        </w:tabs>
+        <w:ind w:left="5760" w:hanging="360"/>
+      </w:pPr>
+      <w:rPr>
+        <w:rFonts w:ascii="Wingdings" w:hAnsi="Wingdings" w:hint="default"/>
+        <w:sz w:val="20"/>
+      </w:rPr>
+    </w:lvl>
+    <w:lvl w:ilvl="8" w:tentative="1">
+      <w:start w:val="1"/>
+      <w:numFmt w:val="bullet"/>
+      <w:lvlText w:val=""/>
+      <w:lvlJc w:val="left"/>
+      <w:pPr>
+        <w:tabs>
+          <w:tab w:val="num" w:pos="6480"/>
+        </w:tabs>
+        <w:ind w:left="6480" w:hanging="360"/>
+      </w:pPr>
+      <w:rPr>
+        <w:rFonts w:ascii="Wingdings" w:hAnsi="Wingdings" w:hint="default"/>
+        <w:sz w:val="20"/>
+      </w:rPr>
+    </w:lvl>
+  </w:abstractNum>
+  <w:abstractNum w:abstractNumId="9" w15:restartNumberingAfterBreak="0">
+    <w:nsid w:val="5532386F"/>
+    <w:multiLevelType w:val="multilevel"/>
+    <w:tmpl w:val="62EA3344"/>
+    <w:lvl w:ilvl="0">
+      <w:start w:val="1"/>
+      <w:numFmt w:val="decimal"/>
+      <w:lvlText w:val="%1."/>
+      <w:lvlJc w:val="left"/>
+      <w:pPr>
+        <w:tabs>
+          <w:tab w:val="num" w:pos="360"/>
+        </w:tabs>
+        <w:ind w:left="360" w:hanging="360"/>
+      </w:pPr>
+    </w:lvl>
+    <w:lvl w:ilvl="1" w:tentative="1">
+      <w:start w:val="1"/>
+      <w:numFmt w:val="decimal"/>
+      <w:lvlText w:val="%2."/>
+      <w:lvlJc w:val="left"/>
+      <w:pPr>
+        <w:tabs>
+          <w:tab w:val="num" w:pos="1080"/>
+        </w:tabs>
+        <w:ind w:left="1080" w:hanging="360"/>
+      </w:pPr>
+    </w:lvl>
+    <w:lvl w:ilvl="2" w:tentative="1">
+      <w:start w:val="1"/>
+      <w:numFmt w:val="decimal"/>
+      <w:lvlText w:val="%3."/>
+      <w:lvlJc w:val="left"/>
+      <w:pPr>
+        <w:tabs>
+          <w:tab w:val="num" w:pos="1800"/>
+        </w:tabs>
+        <w:ind w:left="1800" w:hanging="360"/>
+      </w:pPr>
+    </w:lvl>
+    <w:lvl w:ilvl="3" w:tentative="1">
+      <w:start w:val="1"/>
+      <w:numFmt w:val="decimal"/>
+      <w:lvlText w:val="%4."/>
+      <w:lvlJc w:val="left"/>
+      <w:pPr>
+        <w:tabs>
+          <w:tab w:val="num" w:pos="2520"/>
+        </w:tabs>
+        <w:ind w:left="2520" w:hanging="360"/>
+      </w:pPr>
+    </w:lvl>
+    <w:lvl w:ilvl="4" w:tentative="1">
+      <w:start w:val="1"/>
+      <w:numFmt w:val="decimal"/>
+      <w:lvlText w:val="%5."/>
+      <w:lvlJc w:val="left"/>
+      <w:pPr>
+        <w:tabs>
+          <w:tab w:val="num" w:pos="3240"/>
+        </w:tabs>
+        <w:ind w:left="3240" w:hanging="360"/>
+      </w:pPr>
+    </w:lvl>
+    <w:lvl w:ilvl="5" w:tentative="1">
+      <w:start w:val="1"/>
+      <w:numFmt w:val="decimal"/>
+      <w:lvlText w:val="%6."/>
+      <w:lvlJc w:val="left"/>
+      <w:pPr>
+        <w:tabs>
+          <w:tab w:val="num" w:pos="3960"/>
+        </w:tabs>
+        <w:ind w:left="3960" w:hanging="360"/>
+      </w:pPr>
+    </w:lvl>
+    <w:lvl w:ilvl="6" w:tentative="1">
+      <w:start w:val="1"/>
+      <w:numFmt w:val="decimal"/>
+      <w:lvlText w:val="%7."/>
+      <w:lvlJc w:val="left"/>
+      <w:pPr>
+        <w:tabs>
+          <w:tab w:val="num" w:pos="4680"/>
+        </w:tabs>
+        <w:ind w:left="4680" w:hanging="360"/>
+      </w:pPr>
+    </w:lvl>
+    <w:lvl w:ilvl="7" w:tentative="1">
+      <w:start w:val="1"/>
+      <w:numFmt w:val="decimal"/>
+      <w:lvlText w:val="%8."/>
+      <w:lvlJc w:val="left"/>
+      <w:pPr>
+        <w:tabs>
+          <w:tab w:val="num" w:pos="5400"/>
+        </w:tabs>
+        <w:ind w:left="5400" w:hanging="360"/>
+      </w:pPr>
+    </w:lvl>
+    <w:lvl w:ilvl="8" w:tentative="1">
+      <w:start w:val="1"/>
+      <w:numFmt w:val="decimal"/>
+      <w:lvlText w:val="%9."/>
+      <w:lvlJc w:val="left"/>
+      <w:pPr>
+        <w:tabs>
+          <w:tab w:val="num" w:pos="6120"/>
+        </w:tabs>
+        <w:ind w:left="6120" w:hanging="360"/>
+      </w:pPr>
+    </w:lvl>
+  </w:abstractNum>
+  <w:abstractNum w:abstractNumId="10" w15:restartNumberingAfterBreak="0">
+    <w:nsid w:val="5D8C0B86"/>
+    <w:multiLevelType w:val="multilevel"/>
+    <w:tmpl w:val="7E669DB6"/>
+    <w:lvl w:ilvl="0">
+      <w:start w:val="1"/>
+      <w:numFmt w:val="bullet"/>
+      <w:lvlText w:val=""/>
+      <w:lvlJc w:val="left"/>
+      <w:pPr>
+        <w:tabs>
+          <w:tab w:val="num" w:pos="720"/>
+        </w:tabs>
+        <w:ind w:left="720" w:hanging="360"/>
+      </w:pPr>
+      <w:rPr>
+        <w:rFonts w:ascii="Symbol" w:hAnsi="Symbol" w:hint="default"/>
+        <w:sz w:val="20"/>
+      </w:rPr>
+    </w:lvl>
+    <w:lvl w:ilvl="1" w:tentative="1">
+      <w:start w:val="1"/>
+      <w:numFmt w:val="bullet"/>
+      <w:lvlText w:val="o"/>
+      <w:lvlJc w:val="left"/>
+      <w:pPr>
+        <w:tabs>
+          <w:tab w:val="num" w:pos="1440"/>
+        </w:tabs>
+        <w:ind w:left="1440" w:hanging="360"/>
+      </w:pPr>
+      <w:rPr>
+        <w:rFonts w:ascii="Courier New" w:hAnsi="Courier New" w:hint="default"/>
+        <w:sz w:val="20"/>
+      </w:rPr>
+    </w:lvl>
+    <w:lvl w:ilvl="2" w:tentative="1">
+      <w:start w:val="1"/>
+      <w:numFmt w:val="bullet"/>
+      <w:lvlText w:val=""/>
+      <w:lvlJc w:val="left"/>
+      <w:pPr>
+        <w:tabs>
+          <w:tab w:val="num" w:pos="2160"/>
+        </w:tabs>
+        <w:ind w:left="2160" w:hanging="360"/>
+      </w:pPr>
+      <w:rPr>
+        <w:rFonts w:ascii="Wingdings" w:hAnsi="Wingdings" w:hint="default"/>
+        <w:sz w:val="20"/>
+      </w:rPr>
+    </w:lvl>
+    <w:lvl w:ilvl="3" w:tentative="1">
+      <w:start w:val="1"/>
+      <w:numFmt w:val="bullet"/>
+      <w:lvlText w:val=""/>
+      <w:lvlJc w:val="left"/>
+      <w:pPr>
+        <w:tabs>
+          <w:tab w:val="num" w:pos="2880"/>
+        </w:tabs>
+        <w:ind w:left="2880" w:hanging="360"/>
+      </w:pPr>
+      <w:rPr>
+        <w:rFonts w:ascii="Wingdings" w:hAnsi="Wingdings" w:hint="default"/>
+        <w:sz w:val="20"/>
+      </w:rPr>
+    </w:lvl>
+    <w:lvl w:ilvl="4" w:tentative="1">
+      <w:start w:val="1"/>
+      <w:numFmt w:val="bullet"/>
+      <w:lvlText w:val=""/>
+      <w:lvlJc w:val="left"/>
+      <w:pPr>
+        <w:tabs>
+          <w:tab w:val="num" w:pos="3600"/>
+        </w:tabs>
+        <w:ind w:left="3600" w:hanging="360"/>
+      </w:pPr>
+      <w:rPr>
+        <w:rFonts w:ascii="Wingdings" w:hAnsi="Wingdings" w:hint="default"/>
+        <w:sz w:val="20"/>
+      </w:rPr>
+    </w:lvl>
+    <w:lvl w:ilvl="5" w:tentative="1">
+      <w:start w:val="1"/>
+      <w:numFmt w:val="bullet"/>
+      <w:lvlText w:val=""/>
+      <w:lvlJc w:val="left"/>
+      <w:pPr>
+        <w:tabs>
+          <w:tab w:val="num" w:pos="4320"/>
+        </w:tabs>
+        <w:ind w:left="4320" w:hanging="360"/>
+      </w:pPr>
+      <w:rPr>
+        <w:rFonts w:ascii="Wingdings" w:hAnsi="Wingdings" w:hint="default"/>
+        <w:sz w:val="20"/>
+      </w:rPr>
+    </w:lvl>
+    <w:lvl w:ilvl="6" w:tentative="1">
+      <w:start w:val="1"/>
+      <w:numFmt w:val="bullet"/>
+      <w:lvlText w:val=""/>
+      <w:lvlJc w:val="left"/>
+      <w:pPr>
+        <w:tabs>
+          <w:tab w:val="num" w:pos="5040"/>
+        </w:tabs>
+        <w:ind w:left="5040" w:hanging="360"/>
+      </w:pPr>
+      <w:rPr>
+        <w:rFonts w:ascii="Wingdings" w:hAnsi="Wingdings" w:hint="default"/>
+        <w:sz w:val="20"/>
+      </w:rPr>
+    </w:lvl>
+    <w:lvl w:ilvl="7" w:tentative="1">
+      <w:start w:val="1"/>
+      <w:numFmt w:val="bullet"/>
+      <w:lvlText w:val=""/>
+      <w:lvlJc w:val="left"/>
+      <w:pPr>
+        <w:tabs>
+          <w:tab w:val="num" w:pos="5760"/>
+        </w:tabs>
+        <w:ind w:left="5760" w:hanging="360"/>
+      </w:pPr>
+      <w:rPr>
+        <w:rFonts w:ascii="Wingdings" w:hAnsi="Wingdings" w:hint="default"/>
+        <w:sz w:val="20"/>
+      </w:rPr>
+    </w:lvl>
+    <w:lvl w:ilvl="8" w:tentative="1">
+      <w:start w:val="1"/>
+      <w:numFmt w:val="bullet"/>
+      <w:lvlText w:val=""/>
+      <w:lvlJc w:val="left"/>
+      <w:pPr>
+        <w:tabs>
+          <w:tab w:val="num" w:pos="6480"/>
+        </w:tabs>
+        <w:ind w:left="6480" w:hanging="360"/>
+      </w:pPr>
+      <w:rPr>
+        <w:rFonts w:ascii="Wingdings" w:hAnsi="Wingdings" w:hint="default"/>
+        <w:sz w:val="20"/>
+      </w:rPr>
+    </w:lvl>
+  </w:abstractNum>
+  <w:abstractNum w:abstractNumId="11" w15:restartNumberingAfterBreak="0">
+    <w:nsid w:val="61AC4296"/>
+    <w:multiLevelType w:val="multilevel"/>
+    <w:tmpl w:val="72BCFDE6"/>
+    <w:lvl w:ilvl="0">
+      <w:start w:val="1"/>
+      <w:numFmt w:val="decimal"/>
+      <w:lvlText w:val="%1."/>
+      <w:lvlJc w:val="left"/>
+      <w:pPr>
+        <w:tabs>
+          <w:tab w:val="num" w:pos="360"/>
+        </w:tabs>
+        <w:ind w:left="360" w:hanging="360"/>
+      </w:pPr>
+    </w:lvl>
+    <w:lvl w:ilvl="1" w:tentative="1">
+      <w:start w:val="1"/>
+      <w:numFmt w:val="decimal"/>
+      <w:lvlText w:val="%2."/>
+      <w:lvlJc w:val="left"/>
+      <w:pPr>
+        <w:tabs>
+          <w:tab w:val="num" w:pos="1080"/>
+        </w:tabs>
+        <w:ind w:left="1080" w:hanging="360"/>
+      </w:pPr>
+    </w:lvl>
+    <w:lvl w:ilvl="2" w:tentative="1">
+      <w:start w:val="1"/>
+      <w:numFmt w:val="decimal"/>
+      <w:lvlText w:val="%3."/>
+      <w:lvlJc w:val="left"/>
+      <w:pPr>
+        <w:tabs>
+          <w:tab w:val="num" w:pos="1800"/>
+        </w:tabs>
+        <w:ind w:left="1800" w:hanging="360"/>
+      </w:pPr>
+    </w:lvl>
+    <w:lvl w:ilvl="3" w:tentative="1">
+      <w:start w:val="1"/>
+      <w:numFmt w:val="decimal"/>
+      <w:lvlText w:val="%4."/>
+      <w:lvlJc w:val="left"/>
+      <w:pPr>
+        <w:tabs>
+          <w:tab w:val="num" w:pos="2520"/>
+        </w:tabs>
+        <w:ind w:left="2520" w:hanging="360"/>
+      </w:pPr>
+    </w:lvl>
+    <w:lvl w:ilvl="4" w:tentative="1">
+      <w:start w:val="1"/>
+      <w:numFmt w:val="decimal"/>
+      <w:lvlText w:val="%5."/>
+      <w:lvlJc w:val="left"/>
+      <w:pPr>
+        <w:tabs>
+          <w:tab w:val="num" w:pos="3240"/>
+        </w:tabs>
+        <w:ind w:left="3240" w:hanging="360"/>
+      </w:pPr>
+    </w:lvl>
+    <w:lvl w:ilvl="5" w:tentative="1">
+      <w:start w:val="1"/>
+      <w:numFmt w:val="decimal"/>
+      <w:lvlText w:val="%6."/>
+      <w:lvlJc w:val="left"/>
+      <w:pPr>
+        <w:tabs>
+          <w:tab w:val="num" w:pos="3960"/>
+        </w:tabs>
+        <w:ind w:left="3960" w:hanging="360"/>
+      </w:pPr>
+    </w:lvl>
+    <w:lvl w:ilvl="6" w:tentative="1">
+      <w:start w:val="1"/>
+      <w:numFmt w:val="decimal"/>
+      <w:lvlText w:val="%7."/>
+      <w:lvlJc w:val="left"/>
+      <w:pPr>
+        <w:tabs>
+          <w:tab w:val="num" w:pos="4680"/>
+        </w:tabs>
+        <w:ind w:left="4680" w:hanging="360"/>
+      </w:pPr>
+    </w:lvl>
+    <w:lvl w:ilvl="7" w:tentative="1">
+      <w:start w:val="1"/>
+      <w:numFmt w:val="decimal"/>
+      <w:lvlText w:val="%8."/>
+      <w:lvlJc w:val="left"/>
+      <w:pPr>
+        <w:tabs>
+          <w:tab w:val="num" w:pos="5400"/>
+        </w:tabs>
+        <w:ind w:left="5400" w:hanging="360"/>
+      </w:pPr>
+    </w:lvl>
+    <w:lvl w:ilvl="8" w:tentative="1">
+      <w:start w:val="1"/>
+      <w:numFmt w:val="decimal"/>
+      <w:lvlText w:val="%9."/>
+      <w:lvlJc w:val="left"/>
+      <w:pPr>
+        <w:tabs>
+          <w:tab w:val="num" w:pos="6120"/>
+        </w:tabs>
+        <w:ind w:left="6120" w:hanging="360"/>
+      </w:pPr>
+    </w:lvl>
+  </w:abstractNum>
+  <w:abstractNum w:abstractNumId="12" w15:restartNumberingAfterBreak="0">
+    <w:nsid w:val="6EF91F35"/>
+    <w:multiLevelType w:val="multilevel"/>
+    <w:tmpl w:val="D6680AE4"/>
+    <w:lvl w:ilvl="0">
+      <w:start w:val="1"/>
+      <w:numFmt w:val="bullet"/>
+      <w:lvlText w:val=""/>
+      <w:lvlJc w:val="left"/>
+      <w:pPr>
+        <w:tabs>
+          <w:tab w:val="num" w:pos="360"/>
+        </w:tabs>
+        <w:ind w:left="360" w:hanging="360"/>
+      </w:pPr>
+      <w:rPr>
+        <w:rFonts w:ascii="Symbol" w:hAnsi="Symbol" w:hint="default"/>
+        <w:sz w:val="20"/>
+      </w:rPr>
+    </w:lvl>
+    <w:lvl w:ilvl="1" w:tentative="1">
+      <w:start w:val="1"/>
+      <w:numFmt w:val="bullet"/>
+      <w:lvlText w:val="o"/>
+      <w:lvlJc w:val="left"/>
+      <w:pPr>
+        <w:tabs>
+          <w:tab w:val="num" w:pos="1080"/>
+        </w:tabs>
+        <w:ind w:left="1080" w:hanging="360"/>
+      </w:pPr>
+      <w:rPr>
+        <w:rFonts w:ascii="Courier New" w:hAnsi="Courier New" w:hint="default"/>
+        <w:sz w:val="20"/>
+      </w:rPr>
+    </w:lvl>
+    <w:lvl w:ilvl="2" w:tentative="1">
+      <w:start w:val="1"/>
+      <w:numFmt w:val="bullet"/>
+      <w:lvlText w:val=""/>
+      <w:lvlJc w:val="left"/>
+      <w:pPr>
+        <w:tabs>
+          <w:tab w:val="num" w:pos="1800"/>
+        </w:tabs>
+        <w:ind w:left="1800" w:hanging="360"/>
+      </w:pPr>
+      <w:rPr>
+        <w:rFonts w:ascii="Wingdings" w:hAnsi="Wingdings" w:hint="default"/>
+        <w:sz w:val="20"/>
+      </w:rPr>
+    </w:lvl>
+    <w:lvl w:ilvl="3" w:tentative="1">
+      <w:start w:val="1"/>
+      <w:numFmt w:val="bullet"/>
+      <w:lvlText w:val=""/>
+      <w:lvlJc w:val="left"/>
+      <w:pPr>
+        <w:tabs>
+          <w:tab w:val="num" w:pos="2520"/>
+        </w:tabs>
+        <w:ind w:left="2520" w:hanging="360"/>
+      </w:pPr>
+      <w:rPr>
+        <w:rFonts w:ascii="Wingdings" w:hAnsi="Wingdings" w:hint="default"/>
+        <w:sz w:val="20"/>
+      </w:rPr>
+    </w:lvl>
+    <w:lvl w:ilvl="4" w:tentative="1">
+      <w:start w:val="1"/>
+      <w:numFmt w:val="bullet"/>
+      <w:lvlText w:val=""/>
+      <w:lvlJc w:val="left"/>
+      <w:pPr>
+        <w:tabs>
+          <w:tab w:val="num" w:pos="3240"/>
+        </w:tabs>
+        <w:ind w:left="3240" w:hanging="360"/>
+      </w:pPr>
+      <w:rPr>
+        <w:rFonts w:ascii="Wingdings" w:hAnsi="Wingdings" w:hint="default"/>
+        <w:sz w:val="20"/>
+      </w:rPr>
+    </w:lvl>
+    <w:lvl w:ilvl="5" w:tentative="1">
+      <w:start w:val="1"/>
+      <w:numFmt w:val="bullet"/>
+      <w:lvlText w:val=""/>
+      <w:lvlJc w:val="left"/>
+      <w:pPr>
+        <w:tabs>
+          <w:tab w:val="num" w:pos="3960"/>
+        </w:tabs>
+        <w:ind w:left="3960" w:hanging="360"/>
+      </w:pPr>
+      <w:rPr>
+        <w:rFonts w:ascii="Wingdings" w:hAnsi="Wingdings" w:hint="default"/>
+        <w:sz w:val="20"/>
+      </w:rPr>
+    </w:lvl>
+    <w:lvl w:ilvl="6" w:tentative="1">
+      <w:start w:val="1"/>
+      <w:numFmt w:val="bullet"/>
+      <w:lvlText w:val=""/>
+      <w:lvlJc w:val="left"/>
+      <w:pPr>
+        <w:tabs>
+          <w:tab w:val="num" w:pos="4680"/>
+        </w:tabs>
+        <w:ind w:left="4680" w:hanging="360"/>
+      </w:pPr>
+      <w:rPr>
+        <w:rFonts w:ascii="Wingdings" w:hAnsi="Wingdings" w:hint="default"/>
+        <w:sz w:val="20"/>
+      </w:rPr>
+    </w:lvl>
+    <w:lvl w:ilvl="7" w:tentative="1">
+      <w:start w:val="1"/>
+      <w:numFmt w:val="bullet"/>
+      <w:lvlText w:val=""/>
+      <w:lvlJc w:val="left"/>
+      <w:pPr>
+        <w:tabs>
+          <w:tab w:val="num" w:pos="5400"/>
+        </w:tabs>
+        <w:ind w:left="5400" w:hanging="360"/>
+      </w:pPr>
+      <w:rPr>
+        <w:rFonts w:ascii="Wingdings" w:hAnsi="Wingdings" w:hint="default"/>
+        <w:sz w:val="20"/>
+      </w:rPr>
+    </w:lvl>
+    <w:lvl w:ilvl="8" w:tentative="1">
+      <w:start w:val="1"/>
+      <w:numFmt w:val="bullet"/>
+      <w:lvlText w:val=""/>
+      <w:lvlJc w:val="left"/>
+      <w:pPr>
+        <w:tabs>
+          <w:tab w:val="num" w:pos="6120"/>
+        </w:tabs>
+        <w:ind w:left="6120" w:hanging="360"/>
+      </w:pPr>
+      <w:rPr>
+        <w:rFonts w:ascii="Wingdings" w:hAnsi="Wingdings" w:hint="default"/>
+        <w:sz w:val="20"/>
+      </w:rPr>
+    </w:lvl>
+  </w:abstractNum>
+  <w:abstractNum w:abstractNumId="13" w15:restartNumberingAfterBreak="0">
+    <w:nsid w:val="7CA5065B"/>
+    <w:multiLevelType w:val="multilevel"/>
+    <w:tmpl w:val="DD50ED96"/>
+    <w:lvl w:ilvl="0">
+      <w:start w:val="1"/>
+      <w:numFmt w:val="bullet"/>
+      <w:lvlText w:val=""/>
+      <w:lvlJc w:val="left"/>
+      <w:pPr>
+        <w:tabs>
+          <w:tab w:val="num" w:pos="360"/>
+        </w:tabs>
+        <w:ind w:left="360" w:hanging="360"/>
+      </w:pPr>
+      <w:rPr>
+        <w:rFonts w:ascii="Symbol" w:hAnsi="Symbol" w:hint="default"/>
+        <w:sz w:val="20"/>
+      </w:rPr>
+    </w:lvl>
+    <w:lvl w:ilvl="1" w:tentative="1">
+      <w:start w:val="1"/>
+      <w:numFmt w:val="bullet"/>
+      <w:lvlText w:val="o"/>
+      <w:lvlJc w:val="left"/>
+      <w:pPr>
+        <w:tabs>
+          <w:tab w:val="num" w:pos="1080"/>
+        </w:tabs>
+        <w:ind w:left="1080" w:hanging="360"/>
+      </w:pPr>
+      <w:rPr>
+        <w:rFonts w:ascii="Courier New" w:hAnsi="Courier New" w:hint="default"/>
+        <w:sz w:val="20"/>
+      </w:rPr>
+    </w:lvl>
+    <w:lvl w:ilvl="2" w:tentative="1">
+      <w:start w:val="1"/>
+      <w:numFmt w:val="bullet"/>
+      <w:lvlText w:val=""/>
+      <w:lvlJc w:val="left"/>
+      <w:pPr>
+        <w:tabs>
+          <w:tab w:val="num" w:pos="1800"/>
+        </w:tabs>
+        <w:ind w:left="1800" w:hanging="360"/>
+      </w:pPr>
+      <w:rPr>
+        <w:rFonts w:ascii="Wingdings" w:hAnsi="Wingdings" w:hint="default"/>
+        <w:sz w:val="20"/>
+      </w:rPr>
+    </w:lvl>
+    <w:lvl w:ilvl="3" w:tentative="1">
+      <w:start w:val="1"/>
+      <w:numFmt w:val="bullet"/>
+      <w:lvlText w:val=""/>
+      <w:lvlJc w:val="left"/>
+      <w:pPr>
+        <w:tabs>
+          <w:tab w:val="num" w:pos="2520"/>
+        </w:tabs>
+        <w:ind w:left="2520" w:hanging="360"/>
+      </w:pPr>
+      <w:rPr>
+        <w:rFonts w:ascii="Wingdings" w:hAnsi="Wingdings" w:hint="default"/>
+        <w:sz w:val="20"/>
+      </w:rPr>
+    </w:lvl>
+    <w:lvl w:ilvl="4" w:tentative="1">
+      <w:start w:val="1"/>
+      <w:numFmt w:val="bullet"/>
+      <w:lvlText w:val=""/>
+      <w:lvlJc w:val="left"/>
+      <w:pPr>
+        <w:tabs>
+          <w:tab w:val="num" w:pos="3240"/>
+        </w:tabs>
+        <w:ind w:left="3240" w:hanging="360"/>
+      </w:pPr>
+      <w:rPr>
+        <w:rFonts w:ascii="Wingdings" w:hAnsi="Wingdings" w:hint="default"/>
+        <w:sz w:val="20"/>
+      </w:rPr>
+    </w:lvl>
+    <w:lvl w:ilvl="5" w:tentative="1">
+      <w:start w:val="1"/>
+      <w:numFmt w:val="bullet"/>
+      <w:lvlText w:val=""/>
+      <w:lvlJc w:val="left"/>
+      <w:pPr>
+        <w:tabs>
+          <w:tab w:val="num" w:pos="3960"/>
+        </w:tabs>
+        <w:ind w:left="3960" w:hanging="360"/>
+      </w:pPr>
+      <w:rPr>
+        <w:rFonts w:ascii="Wingdings" w:hAnsi="Wingdings" w:hint="default"/>
+        <w:sz w:val="20"/>
+      </w:rPr>
+    </w:lvl>
+    <w:lvl w:ilvl="6" w:tentative="1">
+      <w:start w:val="1"/>
+      <w:numFmt w:val="bullet"/>
+      <w:lvlText w:val=""/>
+      <w:lvlJc w:val="left"/>
+      <w:pPr>
+        <w:tabs>
+          <w:tab w:val="num" w:pos="4680"/>
+        </w:tabs>
+        <w:ind w:left="4680" w:hanging="360"/>
+      </w:pPr>
+      <w:rPr>
+        <w:rFonts w:ascii="Wingdings" w:hAnsi="Wingdings" w:hint="default"/>
+        <w:sz w:val="20"/>
+      </w:rPr>
+    </w:lvl>
+    <w:lvl w:ilvl="7" w:tentative="1">
+      <w:start w:val="1"/>
+      <w:numFmt w:val="bullet"/>
+      <w:lvlText w:val=""/>
+      <w:lvlJc w:val="left"/>
+      <w:pPr>
+        <w:tabs>
+          <w:tab w:val="num" w:pos="5400"/>
+        </w:tabs>
+        <w:ind w:left="5400" w:hanging="360"/>
+      </w:pPr>
+      <w:rPr>
+        <w:rFonts w:ascii="Wingdings" w:hAnsi="Wingdings" w:hint="default"/>
+        <w:sz w:val="20"/>
+      </w:rPr>
+    </w:lvl>
+    <w:lvl w:ilvl="8" w:tentative="1">
+      <w:start w:val="1"/>
+      <w:numFmt w:val="bullet"/>
+      <w:lvlText w:val=""/>
+      <w:lvlJc w:val="left"/>
+      <w:pPr>
+        <w:tabs>
+          <w:tab w:val="num" w:pos="6120"/>
+        </w:tabs>
+        <w:ind w:left="6120" w:hanging="360"/>
+      </w:pPr>
+      <w:rPr>
+        <w:rFonts w:ascii="Wingdings" w:hAnsi="Wingdings" w:hint="default"/>
+        <w:sz w:val="20"/>
+      </w:rPr>
+    </w:lvl>
+  </w:abstractNum>
+  <w:abstractNum w:abstractNumId="14" w15:restartNumberingAfterBreak="0">
+    <w:nsid w:val="7D59064D"/>
+    <w:multiLevelType w:val="multilevel"/>
+    <w:tmpl w:val="B754A642"/>
+    <w:lvl w:ilvl="0">
+      <w:start w:val="1"/>
+      <w:numFmt w:val="bullet"/>
+      <w:lvlText w:val=""/>
+      <w:lvlJc w:val="left"/>
+      <w:pPr>
+        <w:tabs>
+          <w:tab w:val="num" w:pos="360"/>
+        </w:tabs>
+        <w:ind w:left="360" w:hanging="360"/>
+      </w:pPr>
+      <w:rPr>
+        <w:rFonts w:ascii="Symbol" w:hAnsi="Symbol" w:hint="default"/>
+        <w:sz w:val="20"/>
+      </w:rPr>
+    </w:lvl>
+    <w:lvl w:ilvl="1" w:tentative="1">
+      <w:start w:val="1"/>
+      <w:numFmt w:val="bullet"/>
+      <w:lvlText w:val="o"/>
+      <w:lvlJc w:val="left"/>
+      <w:pPr>
+        <w:tabs>
+          <w:tab w:val="num" w:pos="1080"/>
+        </w:tabs>
+        <w:ind w:left="1080" w:hanging="360"/>
+      </w:pPr>
+      <w:rPr>
+        <w:rFonts w:ascii="Courier New" w:hAnsi="Courier New" w:hint="default"/>
+        <w:sz w:val="20"/>
+      </w:rPr>
+    </w:lvl>
+    <w:lvl w:ilvl="2" w:tentative="1">
+      <w:start w:val="1"/>
+      <w:numFmt w:val="bullet"/>
+      <w:lvlText w:val=""/>
+      <w:lvlJc w:val="left"/>
+      <w:pPr>
+        <w:tabs>
+          <w:tab w:val="num" w:pos="1800"/>
+        </w:tabs>
+        <w:ind w:left="1800" w:hanging="360"/>
+      </w:pPr>
+      <w:rPr>
+        <w:rFonts w:ascii="Wingdings" w:hAnsi="Wingdings" w:hint="default"/>
+        <w:sz w:val="20"/>
+      </w:rPr>
+    </w:lvl>
+    <w:lvl w:ilvl="3" w:tentative="1">
+      <w:start w:val="1"/>
+      <w:numFmt w:val="bullet"/>
+      <w:lvlText w:val=""/>
+      <w:lvlJc w:val="left"/>
+      <w:pPr>
+        <w:tabs>
+          <w:tab w:val="num" w:pos="2520"/>
+        </w:tabs>
+        <w:ind w:left="2520" w:hanging="360"/>
+      </w:pPr>
+      <w:rPr>
+        <w:rFonts w:ascii="Wingdings" w:hAnsi="Wingdings" w:hint="default"/>
+        <w:sz w:val="20"/>
+      </w:rPr>
+    </w:lvl>
+    <w:lvl w:ilvl="4" w:tentative="1">
+      <w:start w:val="1"/>
+      <w:numFmt w:val="bullet"/>
+      <w:lvlText w:val=""/>
+      <w:lvlJc w:val="left"/>
+      <w:pPr>
+        <w:tabs>
+          <w:tab w:val="num" w:pos="3240"/>
+        </w:tabs>
+        <w:ind w:left="3240" w:hanging="360"/>
+      </w:pPr>
+      <w:rPr>
+        <w:rFonts w:ascii="Wingdings" w:hAnsi="Wingdings" w:hint="default"/>
+        <w:sz w:val="20"/>
+      </w:rPr>
+    </w:lvl>
+    <w:lvl w:ilvl="5" w:tentative="1">
+      <w:start w:val="1"/>
+      <w:numFmt w:val="bullet"/>
+      <w:lvlText w:val=""/>
+      <w:lvlJc w:val="left"/>
+      <w:pPr>
+        <w:tabs>
+          <w:tab w:val="num" w:pos="3960"/>
+        </w:tabs>
+        <w:ind w:left="3960" w:hanging="360"/>
+      </w:pPr>
+      <w:rPr>
+        <w:rFonts w:ascii="Wingdings" w:hAnsi="Wingdings" w:hint="default"/>
+        <w:sz w:val="20"/>
+      </w:rPr>
+    </w:lvl>
+    <w:lvl w:ilvl="6" w:tentative="1">
+      <w:start w:val="1"/>
+      <w:numFmt w:val="bullet"/>
+      <w:lvlText w:val=""/>
+      <w:lvlJc w:val="left"/>
+      <w:pPr>
+        <w:tabs>
+          <w:tab w:val="num" w:pos="4680"/>
+        </w:tabs>
+        <w:ind w:left="4680" w:hanging="360"/>
+      </w:pPr>
+      <w:rPr>
+        <w:rFonts w:ascii="Wingdings" w:hAnsi="Wingdings" w:hint="default"/>
+        <w:sz w:val="20"/>
+      </w:rPr>
+    </w:lvl>
+    <w:lvl w:ilvl="7" w:tentative="1">
+      <w:start w:val="1"/>
+      <w:numFmt w:val="bullet"/>
+      <w:lvlText w:val=""/>
+      <w:lvlJc w:val="left"/>
+      <w:pPr>
+        <w:tabs>
+          <w:tab w:val="num" w:pos="5400"/>
+        </w:tabs>
+        <w:ind w:left="5400" w:hanging="360"/>
+      </w:pPr>
+      <w:rPr>
+        <w:rFonts w:ascii="Wingdings" w:hAnsi="Wingdings" w:hint="default"/>
+        <w:sz w:val="20"/>
+      </w:rPr>
+    </w:lvl>
+    <w:lvl w:ilvl="8" w:tentative="1">
+      <w:start w:val="1"/>
+      <w:numFmt w:val="bullet"/>
+      <w:lvlText w:val=""/>
+      <w:lvlJc w:val="left"/>
+      <w:pPr>
+        <w:tabs>
+          <w:tab w:val="num" w:pos="6120"/>
+        </w:tabs>
+        <w:ind w:left="6120" w:hanging="360"/>
+      </w:pPr>
+      <w:rPr>
+        <w:rFonts w:ascii="Wingdings" w:hAnsi="Wingdings" w:hint="default"/>
+        <w:sz w:val="20"/>
+      </w:rPr>
     </w:lvl>
   </w:abstractNum>
   <w:num w:numId="1">
@@ -2542,6 +7909,48 @@
     <w:lvlOverride w:ilvl="8">
       <w:startOverride w:val="1"/>
     </w:lvlOverride>
+  </w:num>
+  <w:num w:numId="2">
+    <w:abstractNumId w:val="2"/>
+  </w:num>
+  <w:num w:numId="3">
+    <w:abstractNumId w:val="12"/>
+  </w:num>
+  <w:num w:numId="4">
+    <w:abstractNumId w:val="4"/>
+  </w:num>
+  <w:num w:numId="5">
+    <w:abstractNumId w:val="13"/>
+  </w:num>
+  <w:num w:numId="6">
+    <w:abstractNumId w:val="5"/>
+  </w:num>
+  <w:num w:numId="7">
+    <w:abstractNumId w:val="3"/>
+  </w:num>
+  <w:num w:numId="8">
+    <w:abstractNumId w:val="14"/>
+  </w:num>
+  <w:num w:numId="9">
+    <w:abstractNumId w:val="10"/>
+  </w:num>
+  <w:num w:numId="10">
+    <w:abstractNumId w:val="11"/>
+  </w:num>
+  <w:num w:numId="11">
+    <w:abstractNumId w:val="6"/>
+  </w:num>
+  <w:num w:numId="12">
+    <w:abstractNumId w:val="1"/>
+  </w:num>
+  <w:num w:numId="13">
+    <w:abstractNumId w:val="9"/>
+  </w:num>
+  <w:num w:numId="14">
+    <w:abstractNumId w:val="8"/>
+  </w:num>
+  <w:num w:numId="15">
+    <w:abstractNumId w:val="7"/>
   </w:num>
 </w:numbering>
 </file>
@@ -3000,6 +8409,27 @@
       <w:szCs w:val="26"/>
     </w:rPr>
   </w:style>
+  <w:style w:type="paragraph" w:styleId="3">
+    <w:name w:val="heading 3"/>
+    <w:basedOn w:val="a"/>
+    <w:next w:val="a"/>
+    <w:link w:val="30"/>
+    <w:uiPriority w:val="9"/>
+    <w:semiHidden/>
+    <w:unhideWhenUsed/>
+    <w:qFormat/>
+    <w:rsid w:val="000C482F"/>
+    <w:pPr>
+      <w:keepNext/>
+      <w:keepLines/>
+      <w:spacing w:before="40"/>
+      <w:outlineLvl w:val="2"/>
+    </w:pPr>
+    <w:rPr>
+      <w:rFonts w:asciiTheme="majorHAnsi" w:eastAsiaTheme="majorEastAsia" w:hAnsiTheme="majorHAnsi" w:cstheme="majorBidi"/>
+      <w:color w:val="1F3763" w:themeColor="accent1" w:themeShade="7F"/>
+    </w:rPr>
+  </w:style>
   <w:style w:type="character" w:default="1" w:styleId="a0">
     <w:name w:val="Default Paragraph Font"/>
     <w:uiPriority w:val="1"/>
@@ -3174,6 +8604,161 @@
       <w:spacing w:val="15"/>
       <w:lang w:eastAsia="ru-RU"/>
     </w:rPr>
+  </w:style>
+  <w:style w:type="character" w:styleId="a9">
+    <w:name w:val="Strong"/>
+    <w:basedOn w:val="a0"/>
+    <w:uiPriority w:val="22"/>
+    <w:qFormat/>
+    <w:rsid w:val="000C482F"/>
+    <w:rPr>
+      <w:b/>
+      <w:bCs/>
+    </w:rPr>
+  </w:style>
+  <w:style w:type="paragraph" w:customStyle="1" w:styleId="ds-markdown-paragraph">
+    <w:name w:val="ds-markdown-paragraph"/>
+    <w:basedOn w:val="a"/>
+    <w:rsid w:val="000C482F"/>
+    <w:pPr>
+      <w:spacing w:before="100" w:beforeAutospacing="1" w:after="100" w:afterAutospacing="1"/>
+    </w:pPr>
+  </w:style>
+  <w:style w:type="character" w:customStyle="1" w:styleId="30">
+    <w:name w:val="Заголовок 3 Знак"/>
+    <w:basedOn w:val="a0"/>
+    <w:link w:val="3"/>
+    <w:uiPriority w:val="9"/>
+    <w:semiHidden/>
+    <w:rsid w:val="000C482F"/>
+    <w:rPr>
+      <w:rFonts w:asciiTheme="majorHAnsi" w:eastAsiaTheme="majorEastAsia" w:hAnsiTheme="majorHAnsi" w:cstheme="majorBidi"/>
+      <w:color w:val="1F3763" w:themeColor="accent1" w:themeShade="7F"/>
+      <w:sz w:val="24"/>
+      <w:szCs w:val="24"/>
+      <w:lang w:eastAsia="ru-RU"/>
+    </w:rPr>
+  </w:style>
+  <w:style w:type="character" w:styleId="HTML">
+    <w:name w:val="HTML Code"/>
+    <w:basedOn w:val="a0"/>
+    <w:uiPriority w:val="99"/>
+    <w:semiHidden/>
+    <w:unhideWhenUsed/>
+    <w:rsid w:val="000C482F"/>
+    <w:rPr>
+      <w:rFonts w:ascii="Courier New" w:eastAsia="Times New Roman" w:hAnsi="Courier New" w:cs="Courier New"/>
+      <w:sz w:val="20"/>
+      <w:szCs w:val="20"/>
+    </w:rPr>
+  </w:style>
+  <w:style w:type="character" w:styleId="aa">
+    <w:name w:val="Emphasis"/>
+    <w:basedOn w:val="a0"/>
+    <w:uiPriority w:val="20"/>
+    <w:qFormat/>
+    <w:rsid w:val="000C482F"/>
+    <w:rPr>
+      <w:i/>
+      <w:iCs/>
+    </w:rPr>
+  </w:style>
+  <w:style w:type="character" w:styleId="ab">
+    <w:name w:val="Unresolved Mention"/>
+    <w:basedOn w:val="a0"/>
+    <w:uiPriority w:val="99"/>
+    <w:semiHidden/>
+    <w:unhideWhenUsed/>
+    <w:rsid w:val="00D20175"/>
+    <w:rPr>
+      <w:color w:val="605E5C"/>
+      <w:shd w:val="clear" w:color="auto" w:fill="E1DFDD"/>
+    </w:rPr>
+  </w:style>
+  <w:style w:type="character" w:customStyle="1" w:styleId="d813de27">
+    <w:name w:val="d813de27"/>
+    <w:basedOn w:val="a0"/>
+    <w:rsid w:val="00A9737A"/>
+  </w:style>
+  <w:style w:type="paragraph" w:styleId="HTML0">
+    <w:name w:val="HTML Preformatted"/>
+    <w:basedOn w:val="a"/>
+    <w:link w:val="HTML1"/>
+    <w:uiPriority w:val="99"/>
+    <w:semiHidden/>
+    <w:unhideWhenUsed/>
+    <w:rsid w:val="00A9737A"/>
+    <w:pPr>
+      <w:tabs>
+        <w:tab w:val="left" w:pos="916"/>
+        <w:tab w:val="left" w:pos="1832"/>
+        <w:tab w:val="left" w:pos="2748"/>
+        <w:tab w:val="left" w:pos="3664"/>
+        <w:tab w:val="left" w:pos="4580"/>
+        <w:tab w:val="left" w:pos="5496"/>
+        <w:tab w:val="left" w:pos="6412"/>
+        <w:tab w:val="left" w:pos="7328"/>
+        <w:tab w:val="left" w:pos="8244"/>
+        <w:tab w:val="left" w:pos="9160"/>
+        <w:tab w:val="left" w:pos="10076"/>
+        <w:tab w:val="left" w:pos="10992"/>
+        <w:tab w:val="left" w:pos="11908"/>
+        <w:tab w:val="left" w:pos="12824"/>
+        <w:tab w:val="left" w:pos="13740"/>
+        <w:tab w:val="left" w:pos="14656"/>
+      </w:tabs>
+    </w:pPr>
+    <w:rPr>
+      <w:rFonts w:ascii="Courier New" w:hAnsi="Courier New" w:cs="Courier New"/>
+      <w:sz w:val="20"/>
+      <w:szCs w:val="20"/>
+    </w:rPr>
+  </w:style>
+  <w:style w:type="character" w:customStyle="1" w:styleId="HTML1">
+    <w:name w:val="Стандартный HTML Знак"/>
+    <w:basedOn w:val="a0"/>
+    <w:link w:val="HTML0"/>
+    <w:uiPriority w:val="99"/>
+    <w:semiHidden/>
+    <w:rsid w:val="00A9737A"/>
+    <w:rPr>
+      <w:rFonts w:ascii="Courier New" w:eastAsia="Times New Roman" w:hAnsi="Courier New" w:cs="Courier New"/>
+      <w:sz w:val="20"/>
+      <w:szCs w:val="20"/>
+      <w:lang w:eastAsia="ru-RU"/>
+    </w:rPr>
+  </w:style>
+  <w:style w:type="paragraph" w:styleId="ac">
+    <w:name w:val="caption"/>
+    <w:basedOn w:val="a"/>
+    <w:next w:val="a"/>
+    <w:uiPriority w:val="35"/>
+    <w:unhideWhenUsed/>
+    <w:qFormat/>
+    <w:rsid w:val="00A9737A"/>
+    <w:pPr>
+      <w:spacing w:after="200"/>
+    </w:pPr>
+    <w:rPr>
+      <w:i/>
+      <w:iCs/>
+      <w:color w:val="44546A" w:themeColor="text2"/>
+      <w:sz w:val="18"/>
+      <w:szCs w:val="18"/>
+    </w:rPr>
+  </w:style>
+  <w:style w:type="paragraph" w:styleId="31">
+    <w:name w:val="toc 3"/>
+    <w:basedOn w:val="a"/>
+    <w:next w:val="a"/>
+    <w:autoRedefine/>
+    <w:uiPriority w:val="39"/>
+    <w:unhideWhenUsed/>
+    <w:rsid w:val="006F71F3"/>
+    <w:pPr>
+      <w:spacing w:after="100"/>
+      <w:ind w:left="480"/>
+    </w:pPr>
   </w:style>
 </w:styles>
 </file>

--- a/Отчет по практике Леонов М.М. УБВТ2403.docx
+++ b/Отчет по практике Леонов М.М. УБВТ2403.docx
@@ -457,6 +457,12 @@
     </w:p>
     <w:sdt>
       <w:sdtPr>
+        <w:rPr>
+          <w:rFonts w:ascii="Times New Roman" w:eastAsia="Times New Roman" w:hAnsi="Times New Roman" w:cs="Times New Roman"/>
+          <w:color w:val="auto"/>
+          <w:sz w:val="24"/>
+          <w:szCs w:val="24"/>
+        </w:rPr>
         <w:id w:val="-9611431"/>
         <w:docPartObj>
           <w:docPartGallery w:val="Table of Contents"/>
@@ -465,12 +471,8 @@
       </w:sdtPr>
       <w:sdtEndPr>
         <w:rPr>
-          <w:rFonts w:ascii="Times New Roman" w:eastAsia="Times New Roman" w:hAnsi="Times New Roman" w:cs="Times New Roman"/>
           <w:b/>
           <w:bCs/>
-          <w:color w:val="auto"/>
-          <w:sz w:val="24"/>
-          <w:szCs w:val="24"/>
         </w:rPr>
       </w:sdtEndPr>
       <w:sdtContent>
@@ -1958,61 +1960,47 @@
           <w:rFonts w:ascii="Times New Roman" w:hAnsi="Times New Roman" w:cs="Times New Roman"/>
           <w:color w:val="auto"/>
         </w:rPr>
-        <w:t>К</w:t>
-      </w:r>
-      <w:r>
+        <w:t>Краткая характеристика объекта исследования</w:t>
+      </w:r>
+      <w:bookmarkEnd w:id="3"/>
+    </w:p>
+    <w:p>
+      <w:r>
+        <w:rPr>
+          <w:shd w:val="clear" w:color="auto" w:fill="FFFFFF"/>
+        </w:rPr>
+        <w:t xml:space="preserve">Компьютерное зрение является одной из наиболее динамично развивающихся областей искусственного интеллекта. Оно охватывает широкий спектр задач: от распознавания образов и классификации изображений до детекции объектов и семантической сегментации. В основе современных систем компьютерного зрения лежат </w:t>
+      </w:r>
+      <w:proofErr w:type="spellStart"/>
+      <w:r>
+        <w:rPr>
+          <w:shd w:val="clear" w:color="auto" w:fill="FFFFFF"/>
+        </w:rPr>
+        <w:t>сверточные</w:t>
+      </w:r>
+      <w:proofErr w:type="spellEnd"/>
+      <w:r>
+        <w:rPr>
+          <w:shd w:val="clear" w:color="auto" w:fill="FFFFFF"/>
+        </w:rPr>
+        <w:t xml:space="preserve"> нейронные сети (CNN), которые позволяют автоматически извлекать иерархические признаки из исходных данных, обеспечивая высокую точность распознавания. В последние годы особое распространение получили архитектуры, обеспечивающие детекцию объектов в реальном времени, что открывает возможности для их применения в системах видеонаблюдения, беспилотном транспорте, робототехнике и других прикладных областях</w:t>
+      </w:r>
+    </w:p>
+    <w:p>
+      <w:pPr>
+        <w:pStyle w:val="2"/>
         <w:rPr>
           <w:rFonts w:ascii="Times New Roman" w:hAnsi="Times New Roman" w:cs="Times New Roman"/>
           <w:color w:val="auto"/>
         </w:rPr>
-        <w:t>раткая характеристика объекта исследования</w:t>
-      </w:r>
-      <w:bookmarkEnd w:id="3"/>
-    </w:p>
-    <w:p>
-      <w:r>
-        <w:rPr>
-          <w:shd w:val="clear" w:color="auto" w:fill="FFFFFF"/>
-        </w:rPr>
-        <w:t xml:space="preserve">Компьютерное зрение является одной из наиболее динамично развивающихся областей искусственного интеллекта. Оно охватывает широкий спектр задач: от распознавания образов и классификации изображений до детекции объектов и семантической сегментации. В основе современных систем компьютерного зрения лежат </w:t>
-      </w:r>
-      <w:proofErr w:type="spellStart"/>
-      <w:r>
-        <w:rPr>
-          <w:shd w:val="clear" w:color="auto" w:fill="FFFFFF"/>
-        </w:rPr>
-        <w:t>сверточные</w:t>
-      </w:r>
-      <w:proofErr w:type="spellEnd"/>
-      <w:r>
-        <w:rPr>
-          <w:shd w:val="clear" w:color="auto" w:fill="FFFFFF"/>
-        </w:rPr>
-        <w:t xml:space="preserve"> нейронные сети (CNN), которые позволяют автоматически извлекать иерархические признаки из исходных данных, обеспечивая высокую точность распознавания. В последние годы особое распространение получили архитектуры, обеспечивающие детекцию объектов в реальном времени, что открывает возможности для их применения в системах видеонаблюдения, беспилотном транспорте, робототехнике и других прикладных областях</w:t>
-      </w:r>
-    </w:p>
-    <w:p>
-      <w:pPr>
-        <w:pStyle w:val="2"/>
+      </w:pPr>
+      <w:bookmarkStart w:id="4" w:name="_Toc234189281"/>
+      <w:r>
         <w:rPr>
           <w:rFonts w:ascii="Times New Roman" w:hAnsi="Times New Roman" w:cs="Times New Roman"/>
           <w:color w:val="auto"/>
         </w:rPr>
-      </w:pPr>
-      <w:bookmarkStart w:id="4" w:name="_Toc234189281"/>
-      <w:r>
-        <w:rPr>
-          <w:rFonts w:ascii="Times New Roman" w:hAnsi="Times New Roman" w:cs="Times New Roman"/>
-          <w:color w:val="auto"/>
-        </w:rPr>
-        <w:t>П</w:t>
-      </w:r>
-      <w:r>
-        <w:rPr>
-          <w:rFonts w:ascii="Times New Roman" w:hAnsi="Times New Roman" w:cs="Times New Roman"/>
-          <w:color w:val="auto"/>
-        </w:rPr>
-        <w:t>редмет исследования</w:t>
+        <w:t>Предмет исследования</w:t>
       </w:r>
       <w:bookmarkEnd w:id="4"/>
     </w:p>
@@ -2387,14 +2375,7 @@
           <w:rFonts w:ascii="Times New Roman" w:hAnsi="Times New Roman" w:cs="Times New Roman"/>
           <w:color w:val="auto"/>
         </w:rPr>
-        <w:t>О</w:t>
-      </w:r>
-      <w:r>
-        <w:rPr>
-          <w:rFonts w:ascii="Times New Roman" w:hAnsi="Times New Roman" w:cs="Times New Roman"/>
-          <w:color w:val="auto"/>
-        </w:rPr>
-        <w:t xml:space="preserve">писание мероприятий разработанные </w:t>
+        <w:t xml:space="preserve">Описание мероприятий разработанные </w:t>
       </w:r>
       <w:r>
         <w:rPr>
@@ -3698,40 +3679,19 @@
       <w:r>
         <w:t>Функция генерации отчётов позволяет получать структурированную информацию о результатах обработки в формате PDF.</w:t>
       </w:r>
+      <w:bookmarkStart w:id="15" w:name="_Toc234189292"/>
     </w:p>
     <w:p>
       <w:pPr>
         <w:pStyle w:val="ds-markdown-paragraph"/>
         <w:shd w:val="clear" w:color="auto" w:fill="FFFFFF"/>
-        <w:spacing w:before="240" w:beforeAutospacing="0" w:after="240" w:afterAutospacing="0"/>
-      </w:pPr>
-      <w:r>
-        <w:rPr>
-          <w:rStyle w:val="aa"/>
-        </w:rPr>
-        <w:t>[Здесь должны быть размещены скриншоты работы приложения: загрузка изображения, разметка полигона, результат обработки с выделенными рамками, пример сгенерированного отчёта.]</w:t>
-      </w:r>
-    </w:p>
-    <w:p>
-      <w:pPr>
-        <w:pStyle w:val="3"/>
-        <w:shd w:val="clear" w:color="auto" w:fill="FFFFFF"/>
-        <w:spacing w:before="480" w:after="240" w:line="450" w:lineRule="atLeast"/>
-        <w:rPr>
-          <w:rFonts w:ascii="Times New Roman" w:hAnsi="Times New Roman" w:cs="Times New Roman"/>
-          <w:color w:val="auto"/>
+        <w:spacing w:after="0" w:afterAutospacing="0"/>
+      </w:pPr>
+      <w:r>
+        <w:rPr>
           <w:sz w:val="30"/>
           <w:szCs w:val="30"/>
         </w:rPr>
-      </w:pPr>
-      <w:bookmarkStart w:id="15" w:name="_Toc234189292"/>
-      <w:r>
-        <w:rPr>
-          <w:rFonts w:ascii="Times New Roman" w:hAnsi="Times New Roman" w:cs="Times New Roman"/>
-          <w:color w:val="auto"/>
-          <w:sz w:val="30"/>
-          <w:szCs w:val="30"/>
-        </w:rPr>
         <w:t>3.6. Исходный код</w:t>
       </w:r>
       <w:bookmarkEnd w:id="15"/>
@@ -3756,25 +3716,11 @@
       <w:r>
         <w:rPr>
           <w:rStyle w:val="aa"/>
-        </w:rPr>
-        <w:t xml:space="preserve">[вставить ссылку на </w:t>
-      </w:r>
-      <w:proofErr w:type="spellStart"/>
-      <w:r>
-        <w:rPr>
-          <w:rStyle w:val="aa"/>
-        </w:rPr>
-        <w:t>GitHub</w:t>
-      </w:r>
-      <w:proofErr w:type="spellEnd"/>
-      <w:r>
-        <w:rPr>
-          <w:rStyle w:val="aa"/>
-        </w:rPr>
-        <w:t>]</w:t>
-      </w:r>
-      <w:r>
-        <w:t>.</w:t>
+          <w:i w:val="0"/>
+          <w:iCs w:val="0"/>
+          <w:u w:val="single"/>
+        </w:rPr>
+        <w:t>https://github.com/LeonovM1/cv_ai_app</w:t>
       </w:r>
     </w:p>
     <w:p/>
@@ -4792,6 +4738,7 @@
       </w:pPr>
       <w:r>
         <w:rPr>
+          <w:noProof/>
           <w:color w:val="0F1115"/>
         </w:rPr>
         <w:drawing>
@@ -4907,6 +4854,7 @@
       </w:pPr>
       <w:r>
         <w:rPr>
+          <w:noProof/>
           <w:color w:val="0F1115"/>
         </w:rPr>
         <w:lastRenderedPageBreak/>
@@ -5024,6 +4972,7 @@
       </w:pPr>
       <w:r>
         <w:rPr>
+          <w:noProof/>
           <w:color w:val="0F1115"/>
         </w:rPr>
         <w:drawing>
@@ -5140,6 +5089,7 @@
       </w:pPr>
       <w:r>
         <w:rPr>
+          <w:noProof/>
           <w:color w:val="0F1115"/>
         </w:rPr>
         <w:lastRenderedPageBreak/>
